--- a/docs/LogiCoffee - MANUAL DE USUARIO.docx
+++ b/docs/LogiCoffee - MANUAL DE USUARIO.docx
@@ -2,46 +2,152 @@
 <file path=word/document.xml><?xml version="1.0" encoding="utf-8"?>
 <w:document xmlns:o="urn:schemas-microsoft-com:office:office" xmlns:r="http://schemas.openxmlformats.org/officeDocument/2006/relationships" xmlns:v="urn:schemas-microsoft-com:vml" xmlns:w="http://schemas.openxmlformats.org/wordprocessingml/2006/main" xmlns:w10="urn:schemas-microsoft-com:office:word" xmlns:wp="http://schemas.openxmlformats.org/drawingml/2006/wordprocessingDrawing" xmlns:pic="http://schemas.openxmlformats.org/drawingml/2006/picture" xmlns:wps="http://schemas.microsoft.com/office/word/2010/wordprocessingShape" xmlns:wpg="http://schemas.microsoft.com/office/word/2010/wordprocessingGroup" xmlns:mc="http://schemas.openxmlformats.org/markup-compatibility/2006" xmlns:wp14="http://schemas.microsoft.com/office/word/2010/wordprocessingDrawing" xmlns:w14="http://schemas.microsoft.com/office/word/2010/wordml" xmlns:w15="http://schemas.microsoft.com/office/word/2012/wordml" mc:Ignorable="w14 wp14 w15">
   <w:body>
-    <w:p>
-      <w:pPr>
-        <w:pStyle w:val="BodyText"/>
-        <w:bidi w:val="0"/>
-        <w:ind w:hanging="0" w:left="0" w:right="0"/>
-        <w:jc w:val="center"/>
-        <w:rPr/>
-      </w:pPr>
-      <w:r>
-        <w:rPr>
-          <w:b/>
-        </w:rPr>
-        <w:t>LOGICOFFEE</w:t>
-      </w:r>
-      <w:r>
-        <w:rPr/>
-        <w:br/>
-        <w:t>Sistema de gestión comercial y logística para la comercialización de café tostado</w:t>
-      </w:r>
-    </w:p>
-    <w:p>
-      <w:pPr>
-        <w:pStyle w:val="BodyText"/>
-        <w:bidi w:val="0"/>
-        <w:ind w:hanging="0" w:left="0" w:right="0"/>
-        <w:jc w:val="center"/>
-        <w:rPr/>
-      </w:pPr>
-      <w:r>
-        <w:rPr>
-          <w:b/>
-        </w:rPr>
-        <w:t>MANUAL DE USUARIO</w:t>
-      </w:r>
-      <w:r>
-        <w:rPr/>
-        <w:br/>
-        <w:t>Versión 1.0</w:t>
-      </w:r>
-    </w:p>
+    <w:tbl>
+      <w:tblPr>
+        <w:tblW w:w="9638" w:type="dxa"/>
+        <w:jc w:val="left"/>
+        <w:tblInd w:w="390" w:type="dxa"/>
+        <w:tblLayout w:type="fixed"/>
+        <w:tblCellMar>
+          <w:top w:w="390" w:type="dxa"/>
+          <w:left w:w="390" w:type="dxa"/>
+          <w:bottom w:w="390" w:type="dxa"/>
+          <w:right w:w="390" w:type="dxa"/>
+        </w:tblCellMar>
+      </w:tblPr>
+      <w:tblGrid>
+        <w:gridCol w:w="9638"/>
+      </w:tblGrid>
+      <w:tr>
+        <w:trPr/>
+        <w:tc>
+          <w:tcPr>
+            <w:tcW w:w="9638" w:type="dxa"/>
+            <w:tcBorders>
+              <w:top w:val="single" w:sz="2" w:space="0" w:color="2C5530"/>
+              <w:left w:val="single" w:sz="2" w:space="0" w:color="2C5530"/>
+              <w:bottom w:val="single" w:sz="2" w:space="0" w:color="2C5530"/>
+              <w:right w:val="single" w:sz="2" w:space="0" w:color="2C5530"/>
+            </w:tcBorders>
+            <w:shd w:fill="2C5530" w:val="clear"/>
+            <w:vAlign w:val="center"/>
+          </w:tcPr>
+          <w:p>
+            <w:pPr>
+              <w:pStyle w:val="TableContents"/>
+              <w:bidi w:val="0"/>
+              <w:ind w:hanging="0" w:left="0" w:right="0"/>
+              <w:jc w:val="center"/>
+              <w:rPr>
+                <w:b/>
+                <w:color w:val="FFFFFF"/>
+                <w:sz w:val="72"/>
+              </w:rPr>
+            </w:pPr>
+            <w:r>
+              <w:rPr>
+                <w:b/>
+                <w:color w:val="FFFFFF"/>
+                <w:sz w:val="72"/>
+              </w:rPr>
+              <w:t>LogiCoffee</w:t>
+            </w:r>
+          </w:p>
+          <w:p>
+            <w:pPr>
+              <w:pStyle w:val="TableContents"/>
+              <w:bidi w:val="0"/>
+              <w:ind w:hanging="0" w:left="0" w:right="0"/>
+              <w:jc w:val="center"/>
+              <w:rPr>
+                <w:color w:val="CFE3B8"/>
+                <w:sz w:val="28"/>
+              </w:rPr>
+            </w:pPr>
+            <w:r>
+              <w:rPr>
+                <w:color w:val="CFE3B8"/>
+                <w:sz w:val="28"/>
+              </w:rPr>
+              <w:t>Sistema de gestión comercial y logística</w:t>
+            </w:r>
+          </w:p>
+          <w:p>
+            <w:pPr>
+              <w:pStyle w:val="TableContents"/>
+              <w:bidi w:val="0"/>
+              <w:ind w:hanging="0" w:left="0" w:right="0"/>
+              <w:jc w:val="center"/>
+              <w:rPr>
+                <w:color w:val="CFE3B8"/>
+                <w:sz w:val="28"/>
+              </w:rPr>
+            </w:pPr>
+            <w:r>
+              <w:rPr>
+                <w:color w:val="CFE3B8"/>
+                <w:sz w:val="28"/>
+              </w:rPr>
+              <w:t>para la comercialización de café tostado</w:t>
+            </w:r>
+          </w:p>
+          <w:p>
+            <w:pPr>
+              <w:pStyle w:val="TableContents"/>
+              <w:bidi w:val="0"/>
+              <w:ind w:hanging="0" w:left="0" w:right="0"/>
+              <w:jc w:val="center"/>
+              <w:rPr/>
+            </w:pPr>
+            <w:r>
+              <w:rPr/>
+              <w:t> </w:t>
+            </w:r>
+          </w:p>
+          <w:p>
+            <w:pPr>
+              <w:pStyle w:val="TableContents"/>
+              <w:bidi w:val="0"/>
+              <w:ind w:hanging="0" w:left="0" w:right="0"/>
+              <w:jc w:val="center"/>
+              <w:rPr>
+                <w:b/>
+                <w:color w:val="FFFFFF"/>
+                <w:sz w:val="48"/>
+              </w:rPr>
+            </w:pPr>
+            <w:r>
+              <w:rPr>
+                <w:b/>
+                <w:color w:val="FFFFFF"/>
+                <w:sz w:val="48"/>
+              </w:rPr>
+              <w:t>MANUAL DE USUARIO</w:t>
+            </w:r>
+          </w:p>
+          <w:p>
+            <w:pPr>
+              <w:pStyle w:val="TableContents"/>
+              <w:bidi w:val="0"/>
+              <w:spacing w:before="0" w:after="283"/>
+              <w:ind w:hanging="0" w:left="0" w:right="0"/>
+              <w:jc w:val="center"/>
+              <w:rPr>
+                <w:color w:val="E9C46A"/>
+                <w:sz w:val="28"/>
+              </w:rPr>
+            </w:pPr>
+            <w:r>
+              <w:rPr>
+                <w:color w:val="E9C46A"/>
+                <w:sz w:val="28"/>
+              </w:rPr>
+              <w:t>Versión 1.0</w:t>
+            </w:r>
+          </w:p>
+        </w:tc>
+      </w:tr>
+    </w:tbl>
     <w:tbl>
       <w:tblPr>
         <w:tblW w:w="9638" w:type="dxa"/>
@@ -77,6 +183,7 @@
               <w:suppressLineNumbers/>
               <w:shd w:fill="2C5530" w:val="clear"/>
               <w:bidi w:val="0"/>
+              <w:spacing w:before="0" w:after="283"/>
               <w:jc w:val="left"/>
               <w:rPr/>
             </w:pPr>
@@ -98,6 +205,7 @@
               <w:suppressLineNumbers/>
               <w:shd w:fill="2C5530" w:val="clear"/>
               <w:bidi w:val="0"/>
+              <w:spacing w:before="0" w:after="283"/>
               <w:jc w:val="left"/>
               <w:rPr/>
             </w:pPr>
@@ -119,6 +227,7 @@
               <w:suppressLineNumbers/>
               <w:shd w:fill="2C5530" w:val="clear"/>
               <w:bidi w:val="0"/>
+              <w:spacing w:before="0" w:after="283"/>
               <w:jc w:val="left"/>
               <w:rPr/>
             </w:pPr>
@@ -140,6 +249,7 @@
               <w:suppressLineNumbers/>
               <w:shd w:fill="2C5530" w:val="clear"/>
               <w:bidi w:val="0"/>
+              <w:spacing w:before="0" w:after="283"/>
               <w:jc w:val="left"/>
               <w:rPr/>
             </w:pPr>
@@ -161,6 +271,7 @@
               <w:suppressLineNumbers/>
               <w:shd w:fill="2C5530" w:val="clear"/>
               <w:bidi w:val="0"/>
+              <w:spacing w:before="0" w:after="283"/>
               <w:jc w:val="left"/>
               <w:rPr/>
             </w:pPr>
@@ -182,6 +293,7 @@
               <w:suppressLineNumbers/>
               <w:shd w:fill="2C5530" w:val="clear"/>
               <w:bidi w:val="0"/>
+              <w:spacing w:before="0" w:after="283"/>
               <w:jc w:val="left"/>
               <w:rPr/>
             </w:pPr>
@@ -203,9 +315,8 @@
           <w:p>
             <w:pPr>
               <w:pStyle w:val="TableContents"/>
-              <w:widowControl w:val="false"/>
-              <w:suppressLineNumbers/>
-              <w:bidi w:val="0"/>
+              <w:bidi w:val="0"/>
+              <w:spacing w:before="0" w:after="283"/>
               <w:jc w:val="left"/>
               <w:rPr/>
             </w:pPr>
@@ -224,9 +335,8 @@
           <w:p>
             <w:pPr>
               <w:pStyle w:val="TableContents"/>
-              <w:widowControl w:val="false"/>
-              <w:suppressLineNumbers/>
-              <w:bidi w:val="0"/>
+              <w:bidi w:val="0"/>
+              <w:spacing w:before="0" w:after="283"/>
               <w:jc w:val="left"/>
               <w:rPr/>
             </w:pPr>
@@ -245,9 +355,8 @@
           <w:p>
             <w:pPr>
               <w:pStyle w:val="TableContents"/>
-              <w:widowControl w:val="false"/>
-              <w:suppressLineNumbers/>
-              <w:bidi w:val="0"/>
+              <w:bidi w:val="0"/>
+              <w:spacing w:before="0" w:after="283"/>
               <w:jc w:val="left"/>
               <w:rPr/>
             </w:pPr>
@@ -266,9 +375,8 @@
           <w:p>
             <w:pPr>
               <w:pStyle w:val="TableContents"/>
-              <w:widowControl w:val="false"/>
-              <w:suppressLineNumbers/>
-              <w:bidi w:val="0"/>
+              <w:bidi w:val="0"/>
+              <w:spacing w:before="0" w:after="283"/>
               <w:jc w:val="left"/>
               <w:rPr/>
             </w:pPr>
@@ -287,9 +395,8 @@
           <w:p>
             <w:pPr>
               <w:pStyle w:val="TableContents"/>
-              <w:widowControl w:val="false"/>
-              <w:suppressLineNumbers/>
-              <w:bidi w:val="0"/>
+              <w:bidi w:val="0"/>
+              <w:spacing w:before="0" w:after="283"/>
               <w:jc w:val="left"/>
               <w:rPr/>
             </w:pPr>
@@ -308,15 +415,79 @@
           <w:p>
             <w:pPr>
               <w:pStyle w:val="TableContents"/>
-              <w:widowControl w:val="false"/>
-              <w:suppressLineNumbers/>
-              <w:bidi w:val="0"/>
+              <w:bidi w:val="0"/>
+              <w:spacing w:before="0" w:after="283"/>
               <w:jc w:val="left"/>
               <w:rPr/>
             </w:pPr>
             <w:r>
               <w:rPr/>
               <w:t>[Fecha]</w:t>
+            </w:r>
+          </w:p>
+        </w:tc>
+      </w:tr>
+    </w:tbl>
+    <w:tbl>
+      <w:tblPr>
+        <w:tblW w:w="9638" w:type="dxa"/>
+        <w:jc w:val="left"/>
+        <w:tblInd w:w="120" w:type="dxa"/>
+        <w:tblLayout w:type="fixed"/>
+        <w:tblCellMar>
+          <w:top w:w="120" w:type="dxa"/>
+          <w:left w:w="120" w:type="dxa"/>
+          <w:bottom w:w="120" w:type="dxa"/>
+          <w:right w:w="120" w:type="dxa"/>
+        </w:tblCellMar>
+      </w:tblPr>
+      <w:tblGrid>
+        <w:gridCol w:w="9638"/>
+      </w:tblGrid>
+      <w:tr>
+        <w:trPr/>
+        <w:tc>
+          <w:tcPr>
+            <w:tcW w:w="9638" w:type="dxa"/>
+            <w:tcBorders>
+              <w:top w:val="single" w:sz="2" w:space="0" w:color="D9A441"/>
+              <w:left w:val="single" w:sz="30" w:space="0" w:color="D9A441"/>
+              <w:bottom w:val="single" w:sz="2" w:space="0" w:color="D9A441"/>
+              <w:right w:val="single" w:sz="2" w:space="0" w:color="D9A441"/>
+            </w:tcBorders>
+            <w:shd w:fill="F4F8EE" w:val="clear"/>
+            <w:vAlign w:val="center"/>
+          </w:tcPr>
+          <w:p>
+            <w:pPr>
+              <w:pStyle w:val="TableContents"/>
+              <w:bidi w:val="0"/>
+              <w:spacing w:before="0" w:after="283"/>
+              <w:ind w:hanging="0" w:left="0" w:right="0"/>
+              <w:jc w:val="left"/>
+              <w:rPr>
+                <w:rFonts w:ascii="Times New Roman;serif" w:hAnsi="Times New Roman;serif"/>
+                <w:sz w:val="20"/>
+              </w:rPr>
+            </w:pPr>
+            <w:r>
+              <w:rPr>
+                <w:sz w:val="20"/>
+              </w:rPr>
+              <w:t xml:space="preserve">Todas las imágenes de este manual son </w:t>
+            </w:r>
+            <w:r>
+              <w:rPr>
+                <w:b/>
+                <w:sz w:val="20"/>
+              </w:rPr>
+              <w:t>capturas reales del sistema en funcionamiento</w:t>
+            </w:r>
+            <w:r>
+              <w:rPr>
+                <w:sz w:val="20"/>
+              </w:rPr>
+              <w:t>, tomadas con las cuentas de demostración descritas en el punto 1.5.</w:t>
             </w:r>
           </w:p>
         </w:tc>
@@ -378,6 +549,234 @@
       <w:r>
         <w:rPr/>
         <w:t>. No hay un menú común: al iniciar sesión, el sistema identifica el rol de la cuenta y muestra solo las secciones que le corresponden, llevando al usuario directamente a la pantalla con la que trabaja.</w:t>
+      </w:r>
+    </w:p>
+    <w:p>
+      <w:pPr>
+        <w:pStyle w:val="BodyText"/>
+        <w:bidi w:val="0"/>
+        <w:jc w:val="left"/>
+        <w:rPr/>
+      </w:pPr>
+      <w:r>
+        <w:rPr/>
+        <w:t>Las tres capturas siguientes muestran la misma barra superior con tres cuentas distintas. El Cliente dispone de 4 secciones; Dirección General, de 7 y sin carrito, porque solo consulta; el Administrador, de las 13 del sistema.</w:t>
+      </w:r>
+    </w:p>
+    <w:p>
+      <w:pPr>
+        <w:pStyle w:val="BodyTextcapt"/>
+        <w:bidi w:val="0"/>
+        <w:rPr/>
+      </w:pPr>
+      <w:r>
+        <w:rPr/>
+        <w:drawing>
+          <wp:inline distT="0" distB="0" distL="0" distR="0">
+            <wp:extent cx="5905500" cy="276225"/>
+            <wp:effectExtent l="0" t="0" r="0" b="0"/>
+            <wp:docPr id="1" name="Image1"/>
+            <wp:cNvGraphicFramePr>
+              <a:graphicFrameLocks xmlns:a="http://schemas.openxmlformats.org/drawingml/2006/main" noChangeAspect="1"/>
+            </wp:cNvGraphicFramePr>
+            <a:graphic xmlns:a="http://schemas.openxmlformats.org/drawingml/2006/main">
+              <a:graphicData uri="http://schemas.openxmlformats.org/drawingml/2006/picture">
+                <pic:pic xmlns:pic="http://schemas.openxmlformats.org/drawingml/2006/picture">
+                  <pic:nvPicPr>
+                    <pic:cNvPr id="1" name="Image1"/>
+                    <pic:cNvPicPr>
+                      <a:picLocks noChangeAspect="1" noChangeArrowheads="1"/>
+                    </pic:cNvPicPr>
+                  </pic:nvPicPr>
+                  <pic:blipFill>
+                    <a:blip r:embed="rId2"/>
+                    <a:stretch>
+                      <a:fillRect/>
+                    </a:stretch>
+                  </pic:blipFill>
+                  <pic:spPr bwMode="auto">
+                    <a:xfrm>
+                      <a:off x="0" y="0"/>
+                      <a:ext cx="5905500" cy="276225"/>
+                    </a:xfrm>
+                    <a:prstGeom prst="rect">
+                      <a:avLst/>
+                    </a:prstGeom>
+                    <a:noFill/>
+                  </pic:spPr>
+                </pic:pic>
+              </a:graphicData>
+            </a:graphic>
+          </wp:inline>
+        </w:drawing>
+      </w:r>
+    </w:p>
+    <w:p>
+      <w:pPr>
+        <w:pStyle w:val="BodyTextpie"/>
+        <w:bidi w:val="0"/>
+        <w:ind w:hanging="0" w:left="0" w:right="0"/>
+        <w:rPr/>
+      </w:pPr>
+      <w:r>
+        <w:rPr/>
+        <w:t xml:space="preserve">Ilustración 1. Barra superior con la cuenta </w:t>
+      </w:r>
+      <w:r>
+        <w:rPr>
+          <w:rFonts w:ascii="Courier New;monospace" w:hAnsi="Courier New;monospace"/>
+          <w:color w:val="2C5530"/>
+          <w:sz w:val="19"/>
+        </w:rPr>
+        <w:t>cliente</w:t>
+      </w:r>
+      <w:r>
+        <w:rPr/>
+        <w:t xml:space="preserve"> (rol Cliente): 4 secciones.</w:t>
+      </w:r>
+    </w:p>
+    <w:p>
+      <w:pPr>
+        <w:pStyle w:val="BodyTextcapt"/>
+        <w:bidi w:val="0"/>
+        <w:rPr/>
+      </w:pPr>
+      <w:r>
+        <w:rPr/>
+        <w:drawing>
+          <wp:inline distT="0" distB="0" distL="0" distR="0">
+            <wp:extent cx="5905500" cy="533400"/>
+            <wp:effectExtent l="0" t="0" r="0" b="0"/>
+            <wp:docPr id="2" name="Image2"/>
+            <wp:cNvGraphicFramePr>
+              <a:graphicFrameLocks xmlns:a="http://schemas.openxmlformats.org/drawingml/2006/main" noChangeAspect="1"/>
+            </wp:cNvGraphicFramePr>
+            <a:graphic xmlns:a="http://schemas.openxmlformats.org/drawingml/2006/main">
+              <a:graphicData uri="http://schemas.openxmlformats.org/drawingml/2006/picture">
+                <pic:pic xmlns:pic="http://schemas.openxmlformats.org/drawingml/2006/picture">
+                  <pic:nvPicPr>
+                    <pic:cNvPr id="2" name="Image2"/>
+                    <pic:cNvPicPr>
+                      <a:picLocks noChangeAspect="1" noChangeArrowheads="1"/>
+                    </pic:cNvPicPr>
+                  </pic:nvPicPr>
+                  <pic:blipFill>
+                    <a:blip r:embed="rId3"/>
+                    <a:stretch>
+                      <a:fillRect/>
+                    </a:stretch>
+                  </pic:blipFill>
+                  <pic:spPr bwMode="auto">
+                    <a:xfrm>
+                      <a:off x="0" y="0"/>
+                      <a:ext cx="5905500" cy="533400"/>
+                    </a:xfrm>
+                    <a:prstGeom prst="rect">
+                      <a:avLst/>
+                    </a:prstGeom>
+                    <a:noFill/>
+                  </pic:spPr>
+                </pic:pic>
+              </a:graphicData>
+            </a:graphic>
+          </wp:inline>
+        </w:drawing>
+      </w:r>
+    </w:p>
+    <w:p>
+      <w:pPr>
+        <w:pStyle w:val="BodyTextpie"/>
+        <w:bidi w:val="0"/>
+        <w:ind w:hanging="0" w:left="0" w:right="0"/>
+        <w:rPr/>
+      </w:pPr>
+      <w:r>
+        <w:rPr/>
+        <w:t xml:space="preserve">Ilustración 2. Barra superior con la cuenta </w:t>
+      </w:r>
+      <w:r>
+        <w:rPr>
+          <w:rFonts w:ascii="Courier New;monospace" w:hAnsi="Courier New;monospace"/>
+          <w:color w:val="2C5530"/>
+          <w:sz w:val="19"/>
+        </w:rPr>
+        <w:t>admin</w:t>
+      </w:r>
+      <w:r>
+        <w:rPr/>
+        <w:t xml:space="preserve"> (rol Administrador): 13 secciones.</w:t>
+      </w:r>
+    </w:p>
+    <w:p>
+      <w:pPr>
+        <w:pStyle w:val="BodyTextcapt"/>
+        <w:bidi w:val="0"/>
+        <w:rPr/>
+      </w:pPr>
+      <w:r>
+        <w:rPr/>
+        <w:drawing>
+          <wp:inline distT="0" distB="0" distL="0" distR="0">
+            <wp:extent cx="5905500" cy="295275"/>
+            <wp:effectExtent l="0" t="0" r="0" b="0"/>
+            <wp:docPr id="3" name="Image3"/>
+            <wp:cNvGraphicFramePr>
+              <a:graphicFrameLocks xmlns:a="http://schemas.openxmlformats.org/drawingml/2006/main" noChangeAspect="1"/>
+            </wp:cNvGraphicFramePr>
+            <a:graphic xmlns:a="http://schemas.openxmlformats.org/drawingml/2006/main">
+              <a:graphicData uri="http://schemas.openxmlformats.org/drawingml/2006/picture">
+                <pic:pic xmlns:pic="http://schemas.openxmlformats.org/drawingml/2006/picture">
+                  <pic:nvPicPr>
+                    <pic:cNvPr id="3" name="Image3"/>
+                    <pic:cNvPicPr>
+                      <a:picLocks noChangeAspect="1" noChangeArrowheads="1"/>
+                    </pic:cNvPicPr>
+                  </pic:nvPicPr>
+                  <pic:blipFill>
+                    <a:blip r:embed="rId4"/>
+                    <a:stretch>
+                      <a:fillRect/>
+                    </a:stretch>
+                  </pic:blipFill>
+                  <pic:spPr bwMode="auto">
+                    <a:xfrm>
+                      <a:off x="0" y="0"/>
+                      <a:ext cx="5905500" cy="295275"/>
+                    </a:xfrm>
+                    <a:prstGeom prst="rect">
+                      <a:avLst/>
+                    </a:prstGeom>
+                    <a:noFill/>
+                  </pic:spPr>
+                </pic:pic>
+              </a:graphicData>
+            </a:graphic>
+          </wp:inline>
+        </w:drawing>
+      </w:r>
+    </w:p>
+    <w:p>
+      <w:pPr>
+        <w:pStyle w:val="BodyTextpie"/>
+        <w:bidi w:val="0"/>
+        <w:ind w:hanging="0" w:left="0" w:right="0"/>
+        <w:rPr/>
+      </w:pPr>
+      <w:r>
+        <w:rPr/>
+        <w:t xml:space="preserve">Ilustración 3. Barra superior con la cuenta </w:t>
+      </w:r>
+      <w:r>
+        <w:rPr>
+          <w:rFonts w:ascii="Courier New;monospace" w:hAnsi="Courier New;monospace"/>
+          <w:color w:val="2C5530"/>
+          <w:sz w:val="19"/>
+        </w:rPr>
+        <w:t>gerencia</w:t>
+      </w:r>
+      <w:r>
+        <w:rPr/>
+        <w:t xml:space="preserve"> (rol Dirección General): 7 secciones, sin carrito.</w:t>
       </w:r>
     </w:p>
     <w:tbl>
@@ -410,6 +809,7 @@
             <w:pPr>
               <w:pStyle w:val="TableHeading"/>
               <w:bidi w:val="0"/>
+              <w:spacing w:before="0" w:after="283"/>
               <w:ind w:hanging="0" w:left="0" w:right="0"/>
               <w:jc w:val="left"/>
               <w:rPr/>
@@ -430,6 +830,7 @@
             <w:pPr>
               <w:pStyle w:val="TableHeading"/>
               <w:bidi w:val="0"/>
+              <w:spacing w:before="0" w:after="283"/>
               <w:ind w:hanging="0" w:left="0" w:right="0"/>
               <w:jc w:val="left"/>
               <w:rPr/>
@@ -452,6 +853,7 @@
               <w:suppressLineNumbers/>
               <w:shd w:fill="2C5530" w:val="clear"/>
               <w:bidi w:val="0"/>
+              <w:spacing w:before="0" w:after="283"/>
               <w:jc w:val="left"/>
               <w:rPr/>
             </w:pPr>
@@ -473,9 +875,8 @@
           <w:p>
             <w:pPr>
               <w:pStyle w:val="TableContents"/>
-              <w:widowControl w:val="false"/>
-              <w:suppressLineNumbers/>
-              <w:bidi w:val="0"/>
+              <w:bidi w:val="0"/>
+              <w:spacing w:before="0" w:after="283"/>
               <w:jc w:val="left"/>
               <w:rPr/>
             </w:pPr>
@@ -494,9 +895,8 @@
           <w:p>
             <w:pPr>
               <w:pStyle w:val="TableContents"/>
-              <w:widowControl w:val="false"/>
-              <w:suppressLineNumbers/>
-              <w:bidi w:val="0"/>
+              <w:bidi w:val="0"/>
+              <w:spacing w:before="0" w:after="283"/>
               <w:jc w:val="left"/>
               <w:rPr/>
             </w:pPr>
@@ -515,9 +915,8 @@
           <w:p>
             <w:pPr>
               <w:pStyle w:val="TableContents"/>
-              <w:widowControl w:val="false"/>
-              <w:suppressLineNumbers/>
-              <w:bidi w:val="0"/>
+              <w:bidi w:val="0"/>
+              <w:spacing w:before="0" w:after="283"/>
               <w:jc w:val="left"/>
               <w:rPr/>
             </w:pPr>
@@ -539,9 +938,8 @@
           <w:p>
             <w:pPr>
               <w:pStyle w:val="TableContents"/>
-              <w:widowControl w:val="false"/>
-              <w:suppressLineNumbers/>
-              <w:bidi w:val="0"/>
+              <w:bidi w:val="0"/>
+              <w:spacing w:before="0" w:after="283"/>
               <w:jc w:val="left"/>
               <w:rPr/>
             </w:pPr>
@@ -560,9 +958,8 @@
           <w:p>
             <w:pPr>
               <w:pStyle w:val="TableContents"/>
-              <w:widowControl w:val="false"/>
-              <w:suppressLineNumbers/>
-              <w:bidi w:val="0"/>
+              <w:bidi w:val="0"/>
+              <w:spacing w:before="0" w:after="283"/>
               <w:jc w:val="left"/>
               <w:rPr/>
             </w:pPr>
@@ -581,9 +978,8 @@
           <w:p>
             <w:pPr>
               <w:pStyle w:val="TableContents"/>
-              <w:widowControl w:val="false"/>
-              <w:suppressLineNumbers/>
-              <w:bidi w:val="0"/>
+              <w:bidi w:val="0"/>
+              <w:spacing w:before="0" w:after="283"/>
               <w:jc w:val="left"/>
               <w:rPr/>
             </w:pPr>
@@ -605,9 +1001,8 @@
           <w:p>
             <w:pPr>
               <w:pStyle w:val="TableContents"/>
-              <w:widowControl w:val="false"/>
-              <w:suppressLineNumbers/>
-              <w:bidi w:val="0"/>
+              <w:bidi w:val="0"/>
+              <w:spacing w:before="0" w:after="283"/>
               <w:jc w:val="left"/>
               <w:rPr/>
             </w:pPr>
@@ -626,9 +1021,8 @@
           <w:p>
             <w:pPr>
               <w:pStyle w:val="TableContents"/>
-              <w:widowControl w:val="false"/>
-              <w:suppressLineNumbers/>
-              <w:bidi w:val="0"/>
+              <w:bidi w:val="0"/>
+              <w:spacing w:before="0" w:after="283"/>
               <w:jc w:val="left"/>
               <w:rPr/>
             </w:pPr>
@@ -647,9 +1041,8 @@
           <w:p>
             <w:pPr>
               <w:pStyle w:val="TableContents"/>
-              <w:widowControl w:val="false"/>
-              <w:suppressLineNumbers/>
-              <w:bidi w:val="0"/>
+              <w:bidi w:val="0"/>
+              <w:spacing w:before="0" w:after="283"/>
               <w:jc w:val="left"/>
               <w:rPr/>
             </w:pPr>
@@ -671,9 +1064,8 @@
           <w:p>
             <w:pPr>
               <w:pStyle w:val="TableContents"/>
-              <w:widowControl w:val="false"/>
-              <w:suppressLineNumbers/>
-              <w:bidi w:val="0"/>
+              <w:bidi w:val="0"/>
+              <w:spacing w:before="0" w:after="283"/>
               <w:jc w:val="left"/>
               <w:rPr/>
             </w:pPr>
@@ -692,9 +1084,8 @@
           <w:p>
             <w:pPr>
               <w:pStyle w:val="TableContents"/>
-              <w:widowControl w:val="false"/>
-              <w:suppressLineNumbers/>
-              <w:bidi w:val="0"/>
+              <w:bidi w:val="0"/>
+              <w:spacing w:before="0" w:after="283"/>
               <w:jc w:val="left"/>
               <w:rPr/>
             </w:pPr>
@@ -713,9 +1104,8 @@
           <w:p>
             <w:pPr>
               <w:pStyle w:val="TableContents"/>
-              <w:widowControl w:val="false"/>
-              <w:suppressLineNumbers/>
-              <w:bidi w:val="0"/>
+              <w:bidi w:val="0"/>
+              <w:spacing w:before="0" w:after="283"/>
               <w:jc w:val="left"/>
               <w:rPr/>
             </w:pPr>
@@ -737,9 +1127,8 @@
           <w:p>
             <w:pPr>
               <w:pStyle w:val="TableContents"/>
-              <w:widowControl w:val="false"/>
-              <w:suppressLineNumbers/>
-              <w:bidi w:val="0"/>
+              <w:bidi w:val="0"/>
+              <w:spacing w:before="0" w:after="283"/>
               <w:jc w:val="left"/>
               <w:rPr/>
             </w:pPr>
@@ -758,9 +1147,8 @@
           <w:p>
             <w:pPr>
               <w:pStyle w:val="TableContents"/>
-              <w:widowControl w:val="false"/>
-              <w:suppressLineNumbers/>
-              <w:bidi w:val="0"/>
+              <w:bidi w:val="0"/>
+              <w:spacing w:before="0" w:after="283"/>
               <w:jc w:val="left"/>
               <w:rPr/>
             </w:pPr>
@@ -779,9 +1167,8 @@
           <w:p>
             <w:pPr>
               <w:pStyle w:val="TableContents"/>
-              <w:widowControl w:val="false"/>
-              <w:suppressLineNumbers/>
-              <w:bidi w:val="0"/>
+              <w:bidi w:val="0"/>
+              <w:spacing w:before="0" w:after="283"/>
               <w:jc w:val="left"/>
               <w:rPr/>
             </w:pPr>
@@ -803,9 +1190,8 @@
           <w:p>
             <w:pPr>
               <w:pStyle w:val="TableContents"/>
-              <w:widowControl w:val="false"/>
-              <w:suppressLineNumbers/>
-              <w:bidi w:val="0"/>
+              <w:bidi w:val="0"/>
+              <w:spacing w:before="0" w:after="283"/>
               <w:jc w:val="left"/>
               <w:rPr/>
             </w:pPr>
@@ -824,9 +1210,8 @@
           <w:p>
             <w:pPr>
               <w:pStyle w:val="TableContents"/>
-              <w:widowControl w:val="false"/>
-              <w:suppressLineNumbers/>
-              <w:bidi w:val="0"/>
+              <w:bidi w:val="0"/>
+              <w:spacing w:before="0" w:after="283"/>
               <w:jc w:val="left"/>
               <w:rPr/>
             </w:pPr>
@@ -845,9 +1230,8 @@
           <w:p>
             <w:pPr>
               <w:pStyle w:val="TableContents"/>
-              <w:widowControl w:val="false"/>
-              <w:suppressLineNumbers/>
-              <w:bidi w:val="0"/>
+              <w:bidi w:val="0"/>
+              <w:spacing w:before="0" w:after="283"/>
               <w:jc w:val="left"/>
               <w:rPr/>
             </w:pPr>
@@ -869,9 +1253,8 @@
           <w:p>
             <w:pPr>
               <w:pStyle w:val="TableContents"/>
-              <w:widowControl w:val="false"/>
-              <w:suppressLineNumbers/>
-              <w:bidi w:val="0"/>
+              <w:bidi w:val="0"/>
+              <w:spacing w:before="0" w:after="283"/>
               <w:jc w:val="left"/>
               <w:rPr/>
             </w:pPr>
@@ -890,9 +1273,8 @@
           <w:p>
             <w:pPr>
               <w:pStyle w:val="TableContents"/>
-              <w:widowControl w:val="false"/>
-              <w:suppressLineNumbers/>
-              <w:bidi w:val="0"/>
+              <w:bidi w:val="0"/>
+              <w:spacing w:before="0" w:after="283"/>
               <w:jc w:val="left"/>
               <w:rPr/>
             </w:pPr>
@@ -911,9 +1293,8 @@
           <w:p>
             <w:pPr>
               <w:pStyle w:val="TableContents"/>
-              <w:widowControl w:val="false"/>
-              <w:suppressLineNumbers/>
-              <w:bidi w:val="0"/>
+              <w:bidi w:val="0"/>
+              <w:spacing w:before="0" w:after="283"/>
               <w:jc w:val="left"/>
               <w:rPr/>
             </w:pPr>
@@ -995,6 +1376,7 @@
             <w:pPr>
               <w:pStyle w:val="TableHeading"/>
               <w:bidi w:val="0"/>
+              <w:spacing w:before="0" w:after="283"/>
               <w:ind w:hanging="0" w:left="0" w:right="0"/>
               <w:jc w:val="left"/>
               <w:rPr/>
@@ -1017,6 +1399,7 @@
               <w:suppressLineNumbers/>
               <w:shd w:fill="2C5530" w:val="clear"/>
               <w:bidi w:val="0"/>
+              <w:spacing w:before="0" w:after="283"/>
               <w:jc w:val="left"/>
               <w:rPr/>
             </w:pPr>
@@ -1038,9 +1421,8 @@
           <w:p>
             <w:pPr>
               <w:pStyle w:val="TableContents"/>
-              <w:widowControl w:val="false"/>
-              <w:suppressLineNumbers/>
-              <w:bidi w:val="0"/>
+              <w:bidi w:val="0"/>
+              <w:spacing w:before="0" w:after="283"/>
               <w:jc w:val="left"/>
               <w:rPr/>
             </w:pPr>
@@ -1059,9 +1441,8 @@
           <w:p>
             <w:pPr>
               <w:pStyle w:val="TableContents"/>
-              <w:widowControl w:val="false"/>
-              <w:suppressLineNumbers/>
-              <w:bidi w:val="0"/>
+              <w:bidi w:val="0"/>
+              <w:spacing w:before="0" w:after="283"/>
               <w:jc w:val="left"/>
               <w:rPr/>
             </w:pPr>
@@ -1083,9 +1464,8 @@
           <w:p>
             <w:pPr>
               <w:pStyle w:val="TableContents"/>
-              <w:widowControl w:val="false"/>
-              <w:suppressLineNumbers/>
-              <w:bidi w:val="0"/>
+              <w:bidi w:val="0"/>
+              <w:spacing w:before="0" w:after="283"/>
               <w:jc w:val="left"/>
               <w:rPr/>
             </w:pPr>
@@ -1104,9 +1484,8 @@
           <w:p>
             <w:pPr>
               <w:pStyle w:val="TableContents"/>
-              <w:widowControl w:val="false"/>
-              <w:suppressLineNumbers/>
-              <w:bidi w:val="0"/>
+              <w:bidi w:val="0"/>
+              <w:spacing w:before="0" w:after="283"/>
               <w:jc w:val="left"/>
               <w:rPr/>
             </w:pPr>
@@ -1128,9 +1507,8 @@
           <w:p>
             <w:pPr>
               <w:pStyle w:val="TableContents"/>
-              <w:widowControl w:val="false"/>
-              <w:suppressLineNumbers/>
-              <w:bidi w:val="0"/>
+              <w:bidi w:val="0"/>
+              <w:spacing w:before="0" w:after="283"/>
               <w:jc w:val="left"/>
               <w:rPr/>
             </w:pPr>
@@ -1149,9 +1527,8 @@
           <w:p>
             <w:pPr>
               <w:pStyle w:val="TableContents"/>
-              <w:widowControl w:val="false"/>
-              <w:suppressLineNumbers/>
-              <w:bidi w:val="0"/>
+              <w:bidi w:val="0"/>
+              <w:spacing w:before="0" w:after="283"/>
               <w:jc w:val="left"/>
               <w:rPr/>
             </w:pPr>
@@ -1173,9 +1550,8 @@
           <w:p>
             <w:pPr>
               <w:pStyle w:val="TableContents"/>
-              <w:widowControl w:val="false"/>
-              <w:suppressLineNumbers/>
-              <w:bidi w:val="0"/>
+              <w:bidi w:val="0"/>
+              <w:spacing w:before="0" w:after="283"/>
               <w:jc w:val="left"/>
               <w:rPr/>
             </w:pPr>
@@ -1194,9 +1570,8 @@
           <w:p>
             <w:pPr>
               <w:pStyle w:val="TableContents"/>
-              <w:widowControl w:val="false"/>
-              <w:suppressLineNumbers/>
-              <w:bidi w:val="0"/>
+              <w:bidi w:val="0"/>
+              <w:spacing w:before="0" w:after="283"/>
               <w:jc w:val="left"/>
               <w:rPr/>
             </w:pPr>
@@ -1218,9 +1593,8 @@
           <w:p>
             <w:pPr>
               <w:pStyle w:val="TableContents"/>
-              <w:widowControl w:val="false"/>
-              <w:suppressLineNumbers/>
-              <w:bidi w:val="0"/>
+              <w:bidi w:val="0"/>
+              <w:spacing w:before="0" w:after="283"/>
               <w:jc w:val="left"/>
               <w:rPr/>
             </w:pPr>
@@ -1239,9 +1613,8 @@
           <w:p>
             <w:pPr>
               <w:pStyle w:val="TableContents"/>
-              <w:widowControl w:val="false"/>
-              <w:suppressLineNumbers/>
-              <w:bidi w:val="0"/>
+              <w:bidi w:val="0"/>
+              <w:spacing w:before="0" w:after="283"/>
               <w:jc w:val="left"/>
               <w:rPr/>
             </w:pPr>
@@ -1284,7 +1657,7 @@
     </w:p>
     <w:tbl>
       <w:tblPr>
-        <w:tblW w:w="8397" w:type="dxa"/>
+        <w:tblW w:w="9638" w:type="dxa"/>
         <w:jc w:val="left"/>
         <w:tblInd w:w="28" w:type="dxa"/>
         <w:tblLayout w:type="fixed"/>
@@ -1296,14 +1669,14 @@
         </w:tblCellMar>
       </w:tblPr>
       <w:tblGrid>
-        <w:gridCol w:w="1631"/>
-        <w:gridCol w:w="6766"/>
+        <w:gridCol w:w="1872"/>
+        <w:gridCol w:w="7766"/>
       </w:tblGrid>
       <w:tr>
         <w:trPr/>
         <w:tc>
           <w:tcPr>
-            <w:tcW w:w="1631" w:type="dxa"/>
+            <w:tcW w:w="1872" w:type="dxa"/>
             <w:tcBorders/>
             <w:vAlign w:val="center"/>
           </w:tcPr>
@@ -1311,6 +1684,7 @@
             <w:pPr>
               <w:pStyle w:val="TableHeading"/>
               <w:bidi w:val="0"/>
+              <w:spacing w:before="0" w:after="283"/>
               <w:ind w:hanging="0" w:left="0" w:right="0"/>
               <w:jc w:val="left"/>
               <w:rPr/>
@@ -1323,7 +1697,7 @@
         </w:tc>
         <w:tc>
           <w:tcPr>
-            <w:tcW w:w="6766" w:type="dxa"/>
+            <w:tcW w:w="7766" w:type="dxa"/>
             <w:tcBorders/>
             <w:vAlign w:val="center"/>
           </w:tcPr>
@@ -1333,6 +1707,7 @@
               <w:suppressLineNumbers/>
               <w:shd w:fill="2C5530" w:val="clear"/>
               <w:bidi w:val="0"/>
+              <w:spacing w:before="0" w:after="283"/>
               <w:jc w:val="left"/>
               <w:rPr/>
             </w:pPr>
@@ -1347,16 +1722,15 @@
         <w:trPr/>
         <w:tc>
           <w:tcPr>
-            <w:tcW w:w="1631" w:type="dxa"/>
-            <w:tcBorders/>
-            <w:vAlign w:val="center"/>
-          </w:tcPr>
-          <w:p>
-            <w:pPr>
-              <w:pStyle w:val="TableContents"/>
-              <w:widowControl w:val="false"/>
-              <w:suppressLineNumbers/>
-              <w:bidi w:val="0"/>
+            <w:tcW w:w="1872" w:type="dxa"/>
+            <w:tcBorders/>
+            <w:vAlign w:val="center"/>
+          </w:tcPr>
+          <w:p>
+            <w:pPr>
+              <w:pStyle w:val="TableContents"/>
+              <w:bidi w:val="0"/>
+              <w:spacing w:before="0" w:after="283"/>
               <w:jc w:val="left"/>
               <w:rPr/>
             </w:pPr>
@@ -1368,16 +1742,15 @@
         </w:tc>
         <w:tc>
           <w:tcPr>
-            <w:tcW w:w="6766" w:type="dxa"/>
-            <w:tcBorders/>
-            <w:vAlign w:val="center"/>
-          </w:tcPr>
-          <w:p>
-            <w:pPr>
-              <w:pStyle w:val="TableContents"/>
-              <w:widowControl w:val="false"/>
-              <w:suppressLineNumbers/>
-              <w:bidi w:val="0"/>
+            <w:tcW w:w="7766" w:type="dxa"/>
+            <w:tcBorders/>
+            <w:vAlign w:val="center"/>
+          </w:tcPr>
+          <w:p>
+            <w:pPr>
+              <w:pStyle w:val="TableContents"/>
+              <w:bidi w:val="0"/>
+              <w:spacing w:before="0" w:after="283"/>
               <w:jc w:val="left"/>
               <w:rPr/>
             </w:pPr>
@@ -1392,16 +1765,15 @@
         <w:trPr/>
         <w:tc>
           <w:tcPr>
-            <w:tcW w:w="1631" w:type="dxa"/>
-            <w:tcBorders/>
-            <w:vAlign w:val="center"/>
-          </w:tcPr>
-          <w:p>
-            <w:pPr>
-              <w:pStyle w:val="TableContents"/>
-              <w:widowControl w:val="false"/>
-              <w:suppressLineNumbers/>
-              <w:bidi w:val="0"/>
+            <w:tcW w:w="1872" w:type="dxa"/>
+            <w:tcBorders/>
+            <w:vAlign w:val="center"/>
+          </w:tcPr>
+          <w:p>
+            <w:pPr>
+              <w:pStyle w:val="TableContents"/>
+              <w:bidi w:val="0"/>
+              <w:spacing w:before="0" w:after="283"/>
               <w:jc w:val="left"/>
               <w:rPr/>
             </w:pPr>
@@ -1413,16 +1785,15 @@
         </w:tc>
         <w:tc>
           <w:tcPr>
-            <w:tcW w:w="6766" w:type="dxa"/>
-            <w:tcBorders/>
-            <w:vAlign w:val="center"/>
-          </w:tcPr>
-          <w:p>
-            <w:pPr>
-              <w:pStyle w:val="TableContents"/>
-              <w:widowControl w:val="false"/>
-              <w:suppressLineNumbers/>
-              <w:bidi w:val="0"/>
+            <w:tcW w:w="7766" w:type="dxa"/>
+            <w:tcBorders/>
+            <w:vAlign w:val="center"/>
+          </w:tcPr>
+          <w:p>
+            <w:pPr>
+              <w:pStyle w:val="TableContents"/>
+              <w:bidi w:val="0"/>
+              <w:spacing w:before="0" w:after="283"/>
               <w:jc w:val="left"/>
               <w:rPr/>
             </w:pPr>
@@ -1437,16 +1808,15 @@
         <w:trPr/>
         <w:tc>
           <w:tcPr>
-            <w:tcW w:w="1631" w:type="dxa"/>
-            <w:tcBorders/>
-            <w:vAlign w:val="center"/>
-          </w:tcPr>
-          <w:p>
-            <w:pPr>
-              <w:pStyle w:val="TableContents"/>
-              <w:widowControl w:val="false"/>
-              <w:suppressLineNumbers/>
-              <w:bidi w:val="0"/>
+            <w:tcW w:w="1872" w:type="dxa"/>
+            <w:tcBorders/>
+            <w:vAlign w:val="center"/>
+          </w:tcPr>
+          <w:p>
+            <w:pPr>
+              <w:pStyle w:val="TableContents"/>
+              <w:bidi w:val="0"/>
+              <w:spacing w:before="0" w:after="283"/>
               <w:jc w:val="left"/>
               <w:rPr/>
             </w:pPr>
@@ -1458,16 +1828,15 @@
         </w:tc>
         <w:tc>
           <w:tcPr>
-            <w:tcW w:w="6766" w:type="dxa"/>
-            <w:tcBorders/>
-            <w:vAlign w:val="center"/>
-          </w:tcPr>
-          <w:p>
-            <w:pPr>
-              <w:pStyle w:val="TableContents"/>
-              <w:widowControl w:val="false"/>
-              <w:suppressLineNumbers/>
-              <w:bidi w:val="0"/>
+            <w:tcW w:w="7766" w:type="dxa"/>
+            <w:tcBorders/>
+            <w:vAlign w:val="center"/>
+          </w:tcPr>
+          <w:p>
+            <w:pPr>
+              <w:pStyle w:val="TableContents"/>
+              <w:bidi w:val="0"/>
+              <w:spacing w:before="0" w:after="283"/>
               <w:jc w:val="left"/>
               <w:rPr/>
             </w:pPr>
@@ -1482,16 +1851,15 @@
         <w:trPr/>
         <w:tc>
           <w:tcPr>
-            <w:tcW w:w="1631" w:type="dxa"/>
-            <w:tcBorders/>
-            <w:vAlign w:val="center"/>
-          </w:tcPr>
-          <w:p>
-            <w:pPr>
-              <w:pStyle w:val="TableContents"/>
-              <w:widowControl w:val="false"/>
-              <w:suppressLineNumbers/>
-              <w:bidi w:val="0"/>
+            <w:tcW w:w="1872" w:type="dxa"/>
+            <w:tcBorders/>
+            <w:vAlign w:val="center"/>
+          </w:tcPr>
+          <w:p>
+            <w:pPr>
+              <w:pStyle w:val="TableContents"/>
+              <w:bidi w:val="0"/>
+              <w:spacing w:before="0" w:after="283"/>
               <w:jc w:val="left"/>
               <w:rPr/>
             </w:pPr>
@@ -1503,16 +1871,15 @@
         </w:tc>
         <w:tc>
           <w:tcPr>
-            <w:tcW w:w="6766" w:type="dxa"/>
-            <w:tcBorders/>
-            <w:vAlign w:val="center"/>
-          </w:tcPr>
-          <w:p>
-            <w:pPr>
-              <w:pStyle w:val="TableContents"/>
-              <w:widowControl w:val="false"/>
-              <w:suppressLineNumbers/>
-              <w:bidi w:val="0"/>
+            <w:tcW w:w="7766" w:type="dxa"/>
+            <w:tcBorders/>
+            <w:vAlign w:val="center"/>
+          </w:tcPr>
+          <w:p>
+            <w:pPr>
+              <w:pStyle w:val="TableContents"/>
+              <w:bidi w:val="0"/>
+              <w:spacing w:before="0" w:after="283"/>
               <w:jc w:val="left"/>
               <w:rPr/>
             </w:pPr>
@@ -1527,16 +1894,15 @@
         <w:trPr/>
         <w:tc>
           <w:tcPr>
-            <w:tcW w:w="1631" w:type="dxa"/>
-            <w:tcBorders/>
-            <w:vAlign w:val="center"/>
-          </w:tcPr>
-          <w:p>
-            <w:pPr>
-              <w:pStyle w:val="TableContents"/>
-              <w:widowControl w:val="false"/>
-              <w:suppressLineNumbers/>
-              <w:bidi w:val="0"/>
+            <w:tcW w:w="1872" w:type="dxa"/>
+            <w:tcBorders/>
+            <w:vAlign w:val="center"/>
+          </w:tcPr>
+          <w:p>
+            <w:pPr>
+              <w:pStyle w:val="TableContents"/>
+              <w:bidi w:val="0"/>
+              <w:spacing w:before="0" w:after="283"/>
               <w:jc w:val="left"/>
               <w:rPr/>
             </w:pPr>
@@ -1548,16 +1914,15 @@
         </w:tc>
         <w:tc>
           <w:tcPr>
-            <w:tcW w:w="6766" w:type="dxa"/>
-            <w:tcBorders/>
-            <w:vAlign w:val="center"/>
-          </w:tcPr>
-          <w:p>
-            <w:pPr>
-              <w:pStyle w:val="TableContents"/>
-              <w:widowControl w:val="false"/>
-              <w:suppressLineNumbers/>
-              <w:bidi w:val="0"/>
+            <w:tcW w:w="7766" w:type="dxa"/>
+            <w:tcBorders/>
+            <w:vAlign w:val="center"/>
+          </w:tcPr>
+          <w:p>
+            <w:pPr>
+              <w:pStyle w:val="TableContents"/>
+              <w:bidi w:val="0"/>
+              <w:spacing w:before="0" w:after="283"/>
               <w:jc w:val="left"/>
               <w:rPr/>
             </w:pPr>
@@ -1634,6 +1999,7 @@
             <w:pPr>
               <w:pStyle w:val="TableHeading"/>
               <w:bidi w:val="0"/>
+              <w:spacing w:before="0" w:after="283"/>
               <w:ind w:hanging="0" w:left="0" w:right="0"/>
               <w:jc w:val="left"/>
               <w:rPr/>
@@ -1654,6 +2020,7 @@
             <w:pPr>
               <w:pStyle w:val="TableHeading"/>
               <w:bidi w:val="0"/>
+              <w:spacing w:before="0" w:after="283"/>
               <w:ind w:hanging="0" w:left="0" w:right="0"/>
               <w:jc w:val="left"/>
               <w:rPr/>
@@ -1676,6 +2043,7 @@
               <w:suppressLineNumbers/>
               <w:shd w:fill="2C5530" w:val="clear"/>
               <w:bidi w:val="0"/>
+              <w:spacing w:before="0" w:after="283"/>
               <w:jc w:val="left"/>
               <w:rPr/>
             </w:pPr>
@@ -1697,9 +2065,8 @@
           <w:p>
             <w:pPr>
               <w:pStyle w:val="TableContents"/>
-              <w:widowControl w:val="false"/>
-              <w:suppressLineNumbers/>
-              <w:bidi w:val="0"/>
+              <w:bidi w:val="0"/>
+              <w:spacing w:before="0" w:after="283"/>
               <w:jc w:val="left"/>
               <w:rPr/>
             </w:pPr>
@@ -1719,16 +2086,19 @@
             <w:pPr>
               <w:pStyle w:val="TableContents"/>
               <w:bidi w:val="0"/>
+              <w:spacing w:before="0" w:after="283"/>
               <w:ind w:hanging="0" w:left="0" w:right="0"/>
               <w:jc w:val="left"/>
               <w:rPr>
                 <w:rFonts w:ascii="Courier New;monospace" w:hAnsi="Courier New;monospace"/>
+                <w:color w:val="2C5530"/>
                 <w:sz w:val="19"/>
               </w:rPr>
             </w:pPr>
             <w:r>
               <w:rPr>
                 <w:rFonts w:ascii="Courier New;monospace" w:hAnsi="Courier New;monospace"/>
+                <w:color w:val="2C5530"/>
                 <w:sz w:val="19"/>
               </w:rPr>
               <w:t>git clone https://github.com/cristhian199228/logicofee.git</w:t>
@@ -1744,9 +2114,8 @@
           <w:p>
             <w:pPr>
               <w:pStyle w:val="TableContents"/>
-              <w:widowControl w:val="false"/>
-              <w:suppressLineNumbers/>
-              <w:bidi w:val="0"/>
+              <w:bidi w:val="0"/>
+              <w:spacing w:before="0" w:after="283"/>
               <w:jc w:val="left"/>
               <w:rPr/>
             </w:pPr>
@@ -1768,9 +2137,8 @@
           <w:p>
             <w:pPr>
               <w:pStyle w:val="TableContents"/>
-              <w:widowControl w:val="false"/>
-              <w:suppressLineNumbers/>
-              <w:bidi w:val="0"/>
+              <w:bidi w:val="0"/>
+              <w:spacing w:before="0" w:after="283"/>
               <w:jc w:val="left"/>
               <w:rPr/>
             </w:pPr>
@@ -1790,16 +2158,19 @@
             <w:pPr>
               <w:pStyle w:val="TableContents"/>
               <w:bidi w:val="0"/>
+              <w:spacing w:before="0" w:after="283"/>
               <w:ind w:hanging="0" w:left="0" w:right="0"/>
               <w:jc w:val="left"/>
               <w:rPr>
                 <w:rFonts w:ascii="Courier New;monospace" w:hAnsi="Courier New;monospace"/>
+                <w:color w:val="2C5530"/>
                 <w:sz w:val="19"/>
               </w:rPr>
             </w:pPr>
             <w:r>
               <w:rPr>
                 <w:rFonts w:ascii="Courier New;monospace" w:hAnsi="Courier New;monospace"/>
+                <w:color w:val="2C5530"/>
                 <w:sz w:val="19"/>
               </w:rPr>
               <w:t>cd logicofee</w:t>
@@ -1815,9 +2186,8 @@
           <w:p>
             <w:pPr>
               <w:pStyle w:val="TableContents"/>
-              <w:widowControl w:val="false"/>
-              <w:suppressLineNumbers/>
-              <w:bidi w:val="0"/>
+              <w:bidi w:val="0"/>
+              <w:spacing w:before="0" w:after="283"/>
               <w:jc w:val="left"/>
               <w:rPr/>
             </w:pPr>
@@ -1839,9 +2209,8 @@
           <w:p>
             <w:pPr>
               <w:pStyle w:val="TableContents"/>
-              <w:widowControl w:val="false"/>
-              <w:suppressLineNumbers/>
-              <w:bidi w:val="0"/>
+              <w:bidi w:val="0"/>
+              <w:spacing w:before="0" w:after="283"/>
               <w:jc w:val="left"/>
               <w:rPr/>
             </w:pPr>
@@ -1861,16 +2230,19 @@
             <w:pPr>
               <w:pStyle w:val="TableContents"/>
               <w:bidi w:val="0"/>
+              <w:spacing w:before="0" w:after="283"/>
               <w:ind w:hanging="0" w:left="0" w:right="0"/>
               <w:jc w:val="left"/>
               <w:rPr>
                 <w:rFonts w:ascii="Courier New;monospace" w:hAnsi="Courier New;monospace"/>
+                <w:color w:val="2C5530"/>
                 <w:sz w:val="19"/>
               </w:rPr>
             </w:pPr>
             <w:r>
               <w:rPr>
                 <w:rFonts w:ascii="Courier New;monospace" w:hAnsi="Courier New;monospace"/>
+                <w:color w:val="2C5530"/>
                 <w:sz w:val="19"/>
               </w:rPr>
               <w:t>composer setup</w:t>
@@ -1886,9 +2258,8 @@
           <w:p>
             <w:pPr>
               <w:pStyle w:val="TableContents"/>
-              <w:widowControl w:val="false"/>
-              <w:suppressLineNumbers/>
-              <w:bidi w:val="0"/>
+              <w:bidi w:val="0"/>
+              <w:spacing w:before="0" w:after="283"/>
               <w:jc w:val="left"/>
               <w:rPr/>
             </w:pPr>
@@ -1910,9 +2281,8 @@
           <w:p>
             <w:pPr>
               <w:pStyle w:val="TableContents"/>
-              <w:widowControl w:val="false"/>
-              <w:suppressLineNumbers/>
-              <w:bidi w:val="0"/>
+              <w:bidi w:val="0"/>
+              <w:spacing w:before="0" w:after="283"/>
               <w:jc w:val="left"/>
               <w:rPr/>
             </w:pPr>
@@ -1932,16 +2302,19 @@
             <w:pPr>
               <w:pStyle w:val="TableContents"/>
               <w:bidi w:val="0"/>
+              <w:spacing w:before="0" w:after="283"/>
               <w:ind w:hanging="0" w:left="0" w:right="0"/>
               <w:jc w:val="left"/>
               <w:rPr>
                 <w:rFonts w:ascii="Courier New;monospace" w:hAnsi="Courier New;monospace"/>
+                <w:color w:val="2C5530"/>
                 <w:sz w:val="19"/>
               </w:rPr>
             </w:pPr>
             <w:r>
               <w:rPr>
                 <w:rFonts w:ascii="Courier New;monospace" w:hAnsi="Courier New;monospace"/>
+                <w:color w:val="2C5530"/>
                 <w:sz w:val="19"/>
               </w:rPr>
               <w:t>php artisan storage:link</w:t>
@@ -1957,9 +2330,8 @@
           <w:p>
             <w:pPr>
               <w:pStyle w:val="TableContents"/>
-              <w:widowControl w:val="false"/>
-              <w:suppressLineNumbers/>
-              <w:bidi w:val="0"/>
+              <w:bidi w:val="0"/>
+              <w:spacing w:before="0" w:after="283"/>
               <w:jc w:val="left"/>
               <w:rPr/>
             </w:pPr>
@@ -1981,9 +2353,8 @@
           <w:p>
             <w:pPr>
               <w:pStyle w:val="TableContents"/>
-              <w:widowControl w:val="false"/>
-              <w:suppressLineNumbers/>
-              <w:bidi w:val="0"/>
+              <w:bidi w:val="0"/>
+              <w:spacing w:before="0" w:after="283"/>
               <w:jc w:val="left"/>
               <w:rPr/>
             </w:pPr>
@@ -2003,16 +2374,19 @@
             <w:pPr>
               <w:pStyle w:val="TableContents"/>
               <w:bidi w:val="0"/>
+              <w:spacing w:before="0" w:after="283"/>
               <w:ind w:hanging="0" w:left="0" w:right="0"/>
               <w:jc w:val="left"/>
               <w:rPr>
                 <w:rFonts w:ascii="Courier New;monospace" w:hAnsi="Courier New;monospace"/>
+                <w:color w:val="2C5530"/>
                 <w:sz w:val="19"/>
               </w:rPr>
             </w:pPr>
             <w:r>
               <w:rPr>
                 <w:rFonts w:ascii="Courier New;monospace" w:hAnsi="Courier New;monospace"/>
+                <w:color w:val="2C5530"/>
                 <w:sz w:val="19"/>
               </w:rPr>
               <w:t>php artisan db:seed</w:t>
@@ -2028,9 +2402,8 @@
           <w:p>
             <w:pPr>
               <w:pStyle w:val="TableContents"/>
-              <w:widowControl w:val="false"/>
-              <w:suppressLineNumbers/>
-              <w:bidi w:val="0"/>
+              <w:bidi w:val="0"/>
+              <w:spacing w:before="0" w:after="283"/>
               <w:jc w:val="left"/>
               <w:rPr/>
             </w:pPr>
@@ -2052,9 +2425,8 @@
           <w:p>
             <w:pPr>
               <w:pStyle w:val="TableContents"/>
-              <w:widowControl w:val="false"/>
-              <w:suppressLineNumbers/>
-              <w:bidi w:val="0"/>
+              <w:bidi w:val="0"/>
+              <w:spacing w:before="0" w:after="283"/>
               <w:jc w:val="left"/>
               <w:rPr/>
             </w:pPr>
@@ -2074,16 +2446,19 @@
             <w:pPr>
               <w:pStyle w:val="TableContents"/>
               <w:bidi w:val="0"/>
+              <w:spacing w:before="0" w:after="283"/>
               <w:ind w:hanging="0" w:left="0" w:right="0"/>
               <w:jc w:val="left"/>
               <w:rPr>
                 <w:rFonts w:ascii="Courier New;monospace" w:hAnsi="Courier New;monospace"/>
+                <w:color w:val="2C5530"/>
                 <w:sz w:val="19"/>
               </w:rPr>
             </w:pPr>
             <w:r>
               <w:rPr>
                 <w:rFonts w:ascii="Courier New;monospace" w:hAnsi="Courier New;monospace"/>
+                <w:color w:val="2C5530"/>
                 <w:sz w:val="19"/>
               </w:rPr>
               <w:t>composer run dev</w:t>
@@ -2100,6 +2475,7 @@
             <w:pPr>
               <w:pStyle w:val="TableContents"/>
               <w:bidi w:val="0"/>
+              <w:spacing w:before="0" w:after="283"/>
               <w:ind w:hanging="0" w:left="0" w:right="0"/>
               <w:jc w:val="left"/>
               <w:rPr/>
@@ -2111,6 +2487,7 @@
             <w:r>
               <w:rPr>
                 <w:rFonts w:ascii="Courier New;monospace" w:hAnsi="Courier New;monospace"/>
+                <w:color w:val="2C5530"/>
                 <w:sz w:val="19"/>
               </w:rPr>
               <w:t>http://localhost:8000</w:t>
@@ -2157,7 +2534,7 @@
             <w:tcW w:w="9638" w:type="dxa"/>
             <w:tcBorders>
               <w:top w:val="single" w:sz="2" w:space="0" w:color="D9A441"/>
-              <w:left w:val="single" w:sz="2" w:space="0" w:color="D9A441"/>
+              <w:left w:val="single" w:sz="30" w:space="0" w:color="D9A441"/>
               <w:bottom w:val="single" w:sz="2" w:space="0" w:color="D9A441"/>
               <w:right w:val="single" w:sz="2" w:space="0" w:color="D9A441"/>
             </w:tcBorders>
@@ -2168,6 +2545,7 @@
             <w:pPr>
               <w:pStyle w:val="TableContents"/>
               <w:bidi w:val="0"/>
+              <w:spacing w:before="0" w:after="283"/>
               <w:ind w:hanging="0" w:left="0" w:right="0"/>
               <w:jc w:val="left"/>
               <w:rPr>
@@ -2191,6 +2569,7 @@
             <w:r>
               <w:rPr>
                 <w:rFonts w:ascii="Courier New;monospace" w:hAnsi="Courier New;monospace"/>
+                <w:color w:val="2C5530"/>
                 <w:sz w:val="19"/>
               </w:rPr>
               <w:t>npm run build</w:t>
@@ -2204,6 +2583,7 @@
             <w:r>
               <w:rPr>
                 <w:rFonts w:ascii="Courier New;monospace" w:hAnsi="Courier New;monospace"/>
+                <w:color w:val="2C5530"/>
                 <w:sz w:val="19"/>
               </w:rPr>
               <w:t>composer run dev</w:t>
@@ -2245,6 +2625,7 @@
       <w:r>
         <w:rPr>
           <w:rFonts w:ascii="Courier New;monospace" w:hAnsi="Courier New;monospace"/>
+          <w:color w:val="2C5530"/>
           <w:sz w:val="19"/>
         </w:rPr>
         <w:t>.env</w:t>
@@ -2284,6 +2665,7 @@
             <w:pPr>
               <w:pStyle w:val="TableHeading"/>
               <w:bidi w:val="0"/>
+              <w:spacing w:before="0" w:after="283"/>
               <w:ind w:hanging="0" w:left="0" w:right="0"/>
               <w:jc w:val="left"/>
               <w:rPr/>
@@ -2304,6 +2686,7 @@
             <w:pPr>
               <w:pStyle w:val="TableHeading"/>
               <w:bidi w:val="0"/>
+              <w:spacing w:before="0" w:after="283"/>
               <w:ind w:hanging="0" w:left="0" w:right="0"/>
               <w:jc w:val="left"/>
               <w:rPr/>
@@ -2326,6 +2709,7 @@
               <w:suppressLineNumbers/>
               <w:shd w:fill="2C5530" w:val="clear"/>
               <w:bidi w:val="0"/>
+              <w:spacing w:before="0" w:after="283"/>
               <w:jc w:val="left"/>
               <w:rPr/>
             </w:pPr>
@@ -2348,16 +2732,19 @@
             <w:pPr>
               <w:pStyle w:val="TableContents"/>
               <w:bidi w:val="0"/>
+              <w:spacing w:before="0" w:after="283"/>
               <w:ind w:hanging="0" w:left="0" w:right="0"/>
               <w:jc w:val="left"/>
               <w:rPr>
                 <w:rFonts w:ascii="Courier New;monospace" w:hAnsi="Courier New;monospace"/>
+                <w:color w:val="2C5530"/>
                 <w:sz w:val="19"/>
               </w:rPr>
             </w:pPr>
             <w:r>
               <w:rPr>
                 <w:rFonts w:ascii="Courier New;monospace" w:hAnsi="Courier New;monospace"/>
+                <w:color w:val="2C5530"/>
                 <w:sz w:val="19"/>
               </w:rPr>
               <w:t>APP_NAME</w:t>
@@ -2373,9 +2760,8 @@
           <w:p>
             <w:pPr>
               <w:pStyle w:val="TableContents"/>
-              <w:widowControl w:val="false"/>
-              <w:suppressLineNumbers/>
-              <w:bidi w:val="0"/>
+              <w:bidi w:val="0"/>
+              <w:spacing w:before="0" w:after="283"/>
               <w:jc w:val="left"/>
               <w:rPr/>
             </w:pPr>
@@ -2394,9 +2780,8 @@
           <w:p>
             <w:pPr>
               <w:pStyle w:val="TableContents"/>
-              <w:widowControl w:val="false"/>
-              <w:suppressLineNumbers/>
-              <w:bidi w:val="0"/>
+              <w:bidi w:val="0"/>
+              <w:spacing w:before="0" w:after="283"/>
               <w:jc w:val="left"/>
               <w:rPr/>
             </w:pPr>
@@ -2419,16 +2804,19 @@
             <w:pPr>
               <w:pStyle w:val="TableContents"/>
               <w:bidi w:val="0"/>
+              <w:spacing w:before="0" w:after="283"/>
               <w:ind w:hanging="0" w:left="0" w:right="0"/>
               <w:jc w:val="left"/>
               <w:rPr>
                 <w:rFonts w:ascii="Courier New;monospace" w:hAnsi="Courier New;monospace"/>
+                <w:color w:val="2C5530"/>
                 <w:sz w:val="19"/>
               </w:rPr>
             </w:pPr>
             <w:r>
               <w:rPr>
                 <w:rFonts w:ascii="Courier New;monospace" w:hAnsi="Courier New;monospace"/>
+                <w:color w:val="2C5530"/>
                 <w:sz w:val="19"/>
               </w:rPr>
               <w:t>APP_URL</w:t>
@@ -2444,9 +2832,8 @@
           <w:p>
             <w:pPr>
               <w:pStyle w:val="TableContents"/>
-              <w:widowControl w:val="false"/>
-              <w:suppressLineNumbers/>
-              <w:bidi w:val="0"/>
+              <w:bidi w:val="0"/>
+              <w:spacing w:before="0" w:after="283"/>
               <w:jc w:val="left"/>
               <w:rPr/>
             </w:pPr>
@@ -2465,9 +2852,8 @@
           <w:p>
             <w:pPr>
               <w:pStyle w:val="TableContents"/>
-              <w:widowControl w:val="false"/>
-              <w:suppressLineNumbers/>
-              <w:bidi w:val="0"/>
+              <w:bidi w:val="0"/>
+              <w:spacing w:before="0" w:after="283"/>
               <w:jc w:val="left"/>
               <w:rPr/>
             </w:pPr>
@@ -2490,16 +2876,19 @@
             <w:pPr>
               <w:pStyle w:val="TableContents"/>
               <w:bidi w:val="0"/>
+              <w:spacing w:before="0" w:after="283"/>
               <w:ind w:hanging="0" w:left="0" w:right="0"/>
               <w:jc w:val="left"/>
               <w:rPr>
                 <w:rFonts w:ascii="Courier New;monospace" w:hAnsi="Courier New;monospace"/>
+                <w:color w:val="2C5530"/>
                 <w:sz w:val="19"/>
               </w:rPr>
             </w:pPr>
             <w:r>
               <w:rPr>
                 <w:rFonts w:ascii="Courier New;monospace" w:hAnsi="Courier New;monospace"/>
+                <w:color w:val="2C5530"/>
                 <w:sz w:val="19"/>
               </w:rPr>
               <w:t>APP_LOCALE</w:t>
@@ -2515,9 +2904,8 @@
           <w:p>
             <w:pPr>
               <w:pStyle w:val="TableContents"/>
-              <w:widowControl w:val="false"/>
-              <w:suppressLineNumbers/>
-              <w:bidi w:val="0"/>
+              <w:bidi w:val="0"/>
+              <w:spacing w:before="0" w:after="283"/>
               <w:jc w:val="left"/>
               <w:rPr/>
             </w:pPr>
@@ -2536,9 +2924,8 @@
           <w:p>
             <w:pPr>
               <w:pStyle w:val="TableContents"/>
-              <w:widowControl w:val="false"/>
-              <w:suppressLineNumbers/>
-              <w:bidi w:val="0"/>
+              <w:bidi w:val="0"/>
+              <w:spacing w:before="0" w:after="283"/>
               <w:jc w:val="left"/>
               <w:rPr/>
             </w:pPr>
@@ -2561,16 +2948,19 @@
             <w:pPr>
               <w:pStyle w:val="TableContents"/>
               <w:bidi w:val="0"/>
+              <w:spacing w:before="0" w:after="283"/>
               <w:ind w:hanging="0" w:left="0" w:right="0"/>
               <w:jc w:val="left"/>
               <w:rPr>
                 <w:rFonts w:ascii="Courier New;monospace" w:hAnsi="Courier New;monospace"/>
+                <w:color w:val="2C5530"/>
                 <w:sz w:val="19"/>
               </w:rPr>
             </w:pPr>
             <w:r>
               <w:rPr>
                 <w:rFonts w:ascii="Courier New;monospace" w:hAnsi="Courier New;monospace"/>
+                <w:color w:val="2C5530"/>
                 <w:sz w:val="19"/>
               </w:rPr>
               <w:t>LOGICOFFEE_ENVIO</w:t>
@@ -2586,9 +2976,8 @@
           <w:p>
             <w:pPr>
               <w:pStyle w:val="TableContents"/>
-              <w:widowControl w:val="false"/>
-              <w:suppressLineNumbers/>
-              <w:bidi w:val="0"/>
+              <w:bidi w:val="0"/>
+              <w:spacing w:before="0" w:after="283"/>
               <w:jc w:val="left"/>
               <w:rPr/>
             </w:pPr>
@@ -2607,9 +2996,8 @@
           <w:p>
             <w:pPr>
               <w:pStyle w:val="TableContents"/>
-              <w:widowControl w:val="false"/>
-              <w:suppressLineNumbers/>
-              <w:bidi w:val="0"/>
+              <w:bidi w:val="0"/>
+              <w:spacing w:before="0" w:after="283"/>
               <w:jc w:val="left"/>
               <w:rPr/>
             </w:pPr>
@@ -2638,16 +3026,19 @@
             <w:pPr>
               <w:pStyle w:val="TableContents"/>
               <w:bidi w:val="0"/>
+              <w:spacing w:before="0" w:after="283"/>
               <w:ind w:hanging="0" w:left="0" w:right="0"/>
               <w:jc w:val="left"/>
               <w:rPr>
                 <w:rFonts w:ascii="Courier New;monospace" w:hAnsi="Courier New;monospace"/>
+                <w:color w:val="2C5530"/>
                 <w:sz w:val="19"/>
               </w:rPr>
             </w:pPr>
             <w:r>
               <w:rPr>
                 <w:rFonts w:ascii="Courier New;monospace" w:hAnsi="Courier New;monospace"/>
+                <w:color w:val="2C5530"/>
                 <w:sz w:val="19"/>
               </w:rPr>
               <w:t>DB_CONNECTION</w:t>
@@ -2663,9 +3054,8 @@
           <w:p>
             <w:pPr>
               <w:pStyle w:val="TableContents"/>
-              <w:widowControl w:val="false"/>
-              <w:suppressLineNumbers/>
-              <w:bidi w:val="0"/>
+              <w:bidi w:val="0"/>
+              <w:spacing w:before="0" w:after="283"/>
               <w:jc w:val="left"/>
               <w:rPr/>
             </w:pPr>
@@ -2685,6 +3075,7 @@
             <w:pPr>
               <w:pStyle w:val="TableContents"/>
               <w:bidi w:val="0"/>
+              <w:spacing w:before="0" w:after="283"/>
               <w:ind w:hanging="0" w:left="0" w:right="0"/>
               <w:jc w:val="left"/>
               <w:rPr/>
@@ -2696,6 +3087,7 @@
             <w:r>
               <w:rPr>
                 <w:rFonts w:ascii="Courier New;monospace" w:hAnsi="Courier New;monospace"/>
+                <w:color w:val="2C5530"/>
                 <w:sz w:val="19"/>
               </w:rPr>
               <w:t>mysql</w:t>
@@ -2719,16 +3111,19 @@
             <w:pPr>
               <w:pStyle w:val="TableContents"/>
               <w:bidi w:val="0"/>
+              <w:spacing w:before="0" w:after="283"/>
               <w:ind w:hanging="0" w:left="0" w:right="0"/>
               <w:jc w:val="left"/>
               <w:rPr>
                 <w:rFonts w:ascii="Courier New;monospace" w:hAnsi="Courier New;monospace"/>
+                <w:color w:val="2C5530"/>
                 <w:sz w:val="19"/>
               </w:rPr>
             </w:pPr>
             <w:r>
               <w:rPr>
                 <w:rFonts w:ascii="Courier New;monospace" w:hAnsi="Courier New;monospace"/>
+                <w:color w:val="2C5530"/>
                 <w:sz w:val="19"/>
               </w:rPr>
               <w:t>SESSION_LIFETIME</w:t>
@@ -2744,9 +3139,8 @@
           <w:p>
             <w:pPr>
               <w:pStyle w:val="TableContents"/>
-              <w:widowControl w:val="false"/>
-              <w:suppressLineNumbers/>
-              <w:bidi w:val="0"/>
+              <w:bidi w:val="0"/>
+              <w:spacing w:before="0" w:after="283"/>
               <w:jc w:val="left"/>
               <w:rPr/>
             </w:pPr>
@@ -2765,9 +3159,8 @@
           <w:p>
             <w:pPr>
               <w:pStyle w:val="TableContents"/>
-              <w:widowControl w:val="false"/>
-              <w:suppressLineNumbers/>
-              <w:bidi w:val="0"/>
+              <w:bidi w:val="0"/>
+              <w:spacing w:before="0" w:after="283"/>
               <w:jc w:val="left"/>
               <w:rPr/>
             </w:pPr>
@@ -2790,16 +3183,19 @@
             <w:pPr>
               <w:pStyle w:val="TableContents"/>
               <w:bidi w:val="0"/>
+              <w:spacing w:before="0" w:after="283"/>
               <w:ind w:hanging="0" w:left="0" w:right="0"/>
               <w:jc w:val="left"/>
               <w:rPr>
                 <w:rFonts w:ascii="Courier New;monospace" w:hAnsi="Courier New;monospace"/>
+                <w:color w:val="2C5530"/>
                 <w:sz w:val="19"/>
               </w:rPr>
             </w:pPr>
             <w:r>
               <w:rPr>
                 <w:rFonts w:ascii="Courier New;monospace" w:hAnsi="Courier New;monospace"/>
+                <w:color w:val="2C5530"/>
                 <w:sz w:val="19"/>
               </w:rPr>
               <w:t>APP_DEBUG</w:t>
@@ -2815,9 +3211,8 @@
           <w:p>
             <w:pPr>
               <w:pStyle w:val="TableContents"/>
-              <w:widowControl w:val="false"/>
-              <w:suppressLineNumbers/>
-              <w:bidi w:val="0"/>
+              <w:bidi w:val="0"/>
+              <w:spacing w:before="0" w:after="283"/>
               <w:jc w:val="left"/>
               <w:rPr/>
             </w:pPr>
@@ -2837,6 +3232,7 @@
             <w:pPr>
               <w:pStyle w:val="TableContents"/>
               <w:bidi w:val="0"/>
+              <w:spacing w:before="0" w:after="283"/>
               <w:ind w:hanging="0" w:left="0" w:right="0"/>
               <w:jc w:val="left"/>
               <w:rPr/>
@@ -2855,6 +3251,7 @@
               <w:rPr>
                 <w:rFonts w:ascii="Courier New;monospace" w:hAnsi="Courier New;monospace"/>
                 <w:b/>
+                <w:color w:val="2C5530"/>
                 <w:sz w:val="19"/>
               </w:rPr>
               <w:t>false</w:t>
@@ -2895,6 +3292,7 @@
       <w:r>
         <w:rPr>
           <w:rFonts w:ascii="Courier New;monospace" w:hAnsi="Courier New;monospace"/>
+          <w:color w:val="2C5530"/>
           <w:sz w:val="19"/>
         </w:rPr>
         <w:t>config/logicoffee.php</w:t>
@@ -2937,7 +3335,7 @@
             <w:tcW w:w="9638" w:type="dxa"/>
             <w:tcBorders>
               <w:top w:val="single" w:sz="2" w:space="0" w:color="D9A441"/>
-              <w:left w:val="single" w:sz="2" w:space="0" w:color="D9A441"/>
+              <w:left w:val="single" w:sz="30" w:space="0" w:color="D9A441"/>
               <w:bottom w:val="single" w:sz="2" w:space="0" w:color="D9A441"/>
               <w:right w:val="single" w:sz="2" w:space="0" w:color="D9A441"/>
             </w:tcBorders>
@@ -2948,6 +3346,7 @@
             <w:pPr>
               <w:pStyle w:val="TableContents"/>
               <w:bidi w:val="0"/>
+              <w:spacing w:before="0" w:after="283"/>
               <w:ind w:hanging="0" w:left="0" w:right="0"/>
               <w:jc w:val="left"/>
               <w:rPr>
@@ -2964,6 +3363,7 @@
             <w:r>
               <w:rPr>
                 <w:rFonts w:ascii="Courier New;monospace" w:hAnsi="Courier New;monospace"/>
+                <w:color w:val="2C5530"/>
                 <w:sz w:val="19"/>
               </w:rPr>
               <w:t>php artisan config:cache</w:t>
@@ -3017,6 +3417,7 @@
       <w:r>
         <w:rPr>
           <w:rFonts w:ascii="Courier New;monospace" w:hAnsi="Courier New;monospace"/>
+          <w:color w:val="2C5530"/>
           <w:sz w:val="19"/>
         </w:rPr>
         <w:t>demo1234</w:t>
@@ -3028,7 +3429,7 @@
     </w:p>
     <w:tbl>
       <w:tblPr>
-        <w:tblW w:w="5032" w:type="dxa"/>
+        <w:tblW w:w="9638" w:type="dxa"/>
         <w:jc w:val="left"/>
         <w:tblInd w:w="28" w:type="dxa"/>
         <w:tblLayout w:type="fixed"/>
@@ -3040,15 +3441,15 @@
         </w:tblCellMar>
       </w:tblPr>
       <w:tblGrid>
-        <w:gridCol w:w="1291"/>
-        <w:gridCol w:w="1218"/>
-        <w:gridCol w:w="2523"/>
+        <w:gridCol w:w="2473"/>
+        <w:gridCol w:w="2333"/>
+        <w:gridCol w:w="4832"/>
       </w:tblGrid>
       <w:tr>
         <w:trPr/>
         <w:tc>
           <w:tcPr>
-            <w:tcW w:w="1291" w:type="dxa"/>
+            <w:tcW w:w="2473" w:type="dxa"/>
             <w:tcBorders/>
             <w:vAlign w:val="center"/>
           </w:tcPr>
@@ -3056,6 +3457,7 @@
             <w:pPr>
               <w:pStyle w:val="TableHeading"/>
               <w:bidi w:val="0"/>
+              <w:spacing w:before="0" w:after="283"/>
               <w:ind w:hanging="0" w:left="0" w:right="0"/>
               <w:jc w:val="left"/>
               <w:rPr/>
@@ -3068,7 +3470,7 @@
         </w:tc>
         <w:tc>
           <w:tcPr>
-            <w:tcW w:w="1218" w:type="dxa"/>
+            <w:tcW w:w="2333" w:type="dxa"/>
             <w:tcBorders/>
             <w:vAlign w:val="center"/>
           </w:tcPr>
@@ -3076,6 +3478,7 @@
             <w:pPr>
               <w:pStyle w:val="TableHeading"/>
               <w:bidi w:val="0"/>
+              <w:spacing w:before="0" w:after="283"/>
               <w:ind w:hanging="0" w:left="0" w:right="0"/>
               <w:jc w:val="left"/>
               <w:rPr/>
@@ -3088,7 +3491,7 @@
         </w:tc>
         <w:tc>
           <w:tcPr>
-            <w:tcW w:w="2523" w:type="dxa"/>
+            <w:tcW w:w="4832" w:type="dxa"/>
             <w:tcBorders/>
             <w:vAlign w:val="center"/>
           </w:tcPr>
@@ -3098,6 +3501,7 @@
               <w:suppressLineNumbers/>
               <w:shd w:fill="2C5530" w:val="clear"/>
               <w:bidi w:val="0"/>
+              <w:spacing w:before="0" w:after="283"/>
               <w:jc w:val="left"/>
               <w:rPr/>
             </w:pPr>
@@ -3112,24 +3516,27 @@
         <w:trPr/>
         <w:tc>
           <w:tcPr>
-            <w:tcW w:w="1291" w:type="dxa"/>
-            <w:tcBorders/>
-            <w:vAlign w:val="center"/>
-          </w:tcPr>
-          <w:p>
-            <w:pPr>
-              <w:pStyle w:val="TableContents"/>
-              <w:bidi w:val="0"/>
+            <w:tcW w:w="2473" w:type="dxa"/>
+            <w:tcBorders/>
+            <w:vAlign w:val="center"/>
+          </w:tcPr>
+          <w:p>
+            <w:pPr>
+              <w:pStyle w:val="TableContents"/>
+              <w:bidi w:val="0"/>
+              <w:spacing w:before="0" w:after="283"/>
               <w:ind w:hanging="0" w:left="0" w:right="0"/>
               <w:jc w:val="left"/>
               <w:rPr>
                 <w:rFonts w:ascii="Courier New;monospace" w:hAnsi="Courier New;monospace"/>
+                <w:color w:val="2C5530"/>
                 <w:sz w:val="19"/>
               </w:rPr>
             </w:pPr>
             <w:r>
               <w:rPr>
                 <w:rFonts w:ascii="Courier New;monospace" w:hAnsi="Courier New;monospace"/>
+                <w:color w:val="2C5530"/>
                 <w:sz w:val="19"/>
               </w:rPr>
               <w:t>admin</w:t>
@@ -3138,24 +3545,27 @@
         </w:tc>
         <w:tc>
           <w:tcPr>
-            <w:tcW w:w="1218" w:type="dxa"/>
-            <w:tcBorders/>
-            <w:vAlign w:val="center"/>
-          </w:tcPr>
-          <w:p>
-            <w:pPr>
-              <w:pStyle w:val="TableContents"/>
-              <w:bidi w:val="0"/>
+            <w:tcW w:w="2333" w:type="dxa"/>
+            <w:tcBorders/>
+            <w:vAlign w:val="center"/>
+          </w:tcPr>
+          <w:p>
+            <w:pPr>
+              <w:pStyle w:val="TableContents"/>
+              <w:bidi w:val="0"/>
+              <w:spacing w:before="0" w:after="283"/>
               <w:ind w:hanging="0" w:left="0" w:right="0"/>
               <w:jc w:val="left"/>
               <w:rPr>
                 <w:rFonts w:ascii="Courier New;monospace" w:hAnsi="Courier New;monospace"/>
+                <w:color w:val="2C5530"/>
                 <w:sz w:val="19"/>
               </w:rPr>
             </w:pPr>
             <w:r>
               <w:rPr>
                 <w:rFonts w:ascii="Courier New;monospace" w:hAnsi="Courier New;monospace"/>
+                <w:color w:val="2C5530"/>
                 <w:sz w:val="19"/>
               </w:rPr>
               <w:t>demo1234</w:t>
@@ -3164,16 +3574,15 @@
         </w:tc>
         <w:tc>
           <w:tcPr>
-            <w:tcW w:w="2523" w:type="dxa"/>
-            <w:tcBorders/>
-            <w:vAlign w:val="center"/>
-          </w:tcPr>
-          <w:p>
-            <w:pPr>
-              <w:pStyle w:val="TableContents"/>
-              <w:widowControl w:val="false"/>
-              <w:suppressLineNumbers/>
-              <w:bidi w:val="0"/>
+            <w:tcW w:w="4832" w:type="dxa"/>
+            <w:tcBorders/>
+            <w:vAlign w:val="center"/>
+          </w:tcPr>
+          <w:p>
+            <w:pPr>
+              <w:pStyle w:val="TableContents"/>
+              <w:bidi w:val="0"/>
+              <w:spacing w:before="0" w:after="283"/>
               <w:jc w:val="left"/>
               <w:rPr/>
             </w:pPr>
@@ -3188,24 +3597,27 @@
         <w:trPr/>
         <w:tc>
           <w:tcPr>
-            <w:tcW w:w="1291" w:type="dxa"/>
-            <w:tcBorders/>
-            <w:vAlign w:val="center"/>
-          </w:tcPr>
-          <w:p>
-            <w:pPr>
-              <w:pStyle w:val="TableContents"/>
-              <w:bidi w:val="0"/>
+            <w:tcW w:w="2473" w:type="dxa"/>
+            <w:tcBorders/>
+            <w:vAlign w:val="center"/>
+          </w:tcPr>
+          <w:p>
+            <w:pPr>
+              <w:pStyle w:val="TableContents"/>
+              <w:bidi w:val="0"/>
+              <w:spacing w:before="0" w:after="283"/>
               <w:ind w:hanging="0" w:left="0" w:right="0"/>
               <w:jc w:val="left"/>
               <w:rPr>
                 <w:rFonts w:ascii="Courier New;monospace" w:hAnsi="Courier New;monospace"/>
+                <w:color w:val="2C5530"/>
                 <w:sz w:val="19"/>
               </w:rPr>
             </w:pPr>
             <w:r>
               <w:rPr>
                 <w:rFonts w:ascii="Courier New;monospace" w:hAnsi="Courier New;monospace"/>
+                <w:color w:val="2C5530"/>
                 <w:sz w:val="19"/>
               </w:rPr>
               <w:t>gerencia</w:t>
@@ -3214,24 +3626,27 @@
         </w:tc>
         <w:tc>
           <w:tcPr>
-            <w:tcW w:w="1218" w:type="dxa"/>
-            <w:tcBorders/>
-            <w:vAlign w:val="center"/>
-          </w:tcPr>
-          <w:p>
-            <w:pPr>
-              <w:pStyle w:val="TableContents"/>
-              <w:bidi w:val="0"/>
+            <w:tcW w:w="2333" w:type="dxa"/>
+            <w:tcBorders/>
+            <w:vAlign w:val="center"/>
+          </w:tcPr>
+          <w:p>
+            <w:pPr>
+              <w:pStyle w:val="TableContents"/>
+              <w:bidi w:val="0"/>
+              <w:spacing w:before="0" w:after="283"/>
               <w:ind w:hanging="0" w:left="0" w:right="0"/>
               <w:jc w:val="left"/>
               <w:rPr>
                 <w:rFonts w:ascii="Courier New;monospace" w:hAnsi="Courier New;monospace"/>
+                <w:color w:val="2C5530"/>
                 <w:sz w:val="19"/>
               </w:rPr>
             </w:pPr>
             <w:r>
               <w:rPr>
                 <w:rFonts w:ascii="Courier New;monospace" w:hAnsi="Courier New;monospace"/>
+                <w:color w:val="2C5530"/>
                 <w:sz w:val="19"/>
               </w:rPr>
               <w:t>demo1234</w:t>
@@ -3240,16 +3655,15 @@
         </w:tc>
         <w:tc>
           <w:tcPr>
-            <w:tcW w:w="2523" w:type="dxa"/>
-            <w:tcBorders/>
-            <w:vAlign w:val="center"/>
-          </w:tcPr>
-          <w:p>
-            <w:pPr>
-              <w:pStyle w:val="TableContents"/>
-              <w:widowControl w:val="false"/>
-              <w:suppressLineNumbers/>
-              <w:bidi w:val="0"/>
+            <w:tcW w:w="4832" w:type="dxa"/>
+            <w:tcBorders/>
+            <w:vAlign w:val="center"/>
+          </w:tcPr>
+          <w:p>
+            <w:pPr>
+              <w:pStyle w:val="TableContents"/>
+              <w:bidi w:val="0"/>
+              <w:spacing w:before="0" w:after="283"/>
               <w:jc w:val="left"/>
               <w:rPr/>
             </w:pPr>
@@ -3264,24 +3678,27 @@
         <w:trPr/>
         <w:tc>
           <w:tcPr>
-            <w:tcW w:w="1291" w:type="dxa"/>
-            <w:tcBorders/>
-            <w:vAlign w:val="center"/>
-          </w:tcPr>
-          <w:p>
-            <w:pPr>
-              <w:pStyle w:val="TableContents"/>
-              <w:bidi w:val="0"/>
+            <w:tcW w:w="2473" w:type="dxa"/>
+            <w:tcBorders/>
+            <w:vAlign w:val="center"/>
+          </w:tcPr>
+          <w:p>
+            <w:pPr>
+              <w:pStyle w:val="TableContents"/>
+              <w:bidi w:val="0"/>
+              <w:spacing w:before="0" w:after="283"/>
               <w:ind w:hanging="0" w:left="0" w:right="0"/>
               <w:jc w:val="left"/>
               <w:rPr>
                 <w:rFonts w:ascii="Courier New;monospace" w:hAnsi="Courier New;monospace"/>
+                <w:color w:val="2C5530"/>
                 <w:sz w:val="19"/>
               </w:rPr>
             </w:pPr>
             <w:r>
               <w:rPr>
                 <w:rFonts w:ascii="Courier New;monospace" w:hAnsi="Courier New;monospace"/>
+                <w:color w:val="2C5530"/>
                 <w:sz w:val="19"/>
               </w:rPr>
               <w:t>marketing</w:t>
@@ -3290,24 +3707,27 @@
         </w:tc>
         <w:tc>
           <w:tcPr>
-            <w:tcW w:w="1218" w:type="dxa"/>
-            <w:tcBorders/>
-            <w:vAlign w:val="center"/>
-          </w:tcPr>
-          <w:p>
-            <w:pPr>
-              <w:pStyle w:val="TableContents"/>
-              <w:bidi w:val="0"/>
+            <w:tcW w:w="2333" w:type="dxa"/>
+            <w:tcBorders/>
+            <w:vAlign w:val="center"/>
+          </w:tcPr>
+          <w:p>
+            <w:pPr>
+              <w:pStyle w:val="TableContents"/>
+              <w:bidi w:val="0"/>
+              <w:spacing w:before="0" w:after="283"/>
               <w:ind w:hanging="0" w:left="0" w:right="0"/>
               <w:jc w:val="left"/>
               <w:rPr>
                 <w:rFonts w:ascii="Courier New;monospace" w:hAnsi="Courier New;monospace"/>
+                <w:color w:val="2C5530"/>
                 <w:sz w:val="19"/>
               </w:rPr>
             </w:pPr>
             <w:r>
               <w:rPr>
                 <w:rFonts w:ascii="Courier New;monospace" w:hAnsi="Courier New;monospace"/>
+                <w:color w:val="2C5530"/>
                 <w:sz w:val="19"/>
               </w:rPr>
               <w:t>demo1234</w:t>
@@ -3316,16 +3736,15 @@
         </w:tc>
         <w:tc>
           <w:tcPr>
-            <w:tcW w:w="2523" w:type="dxa"/>
-            <w:tcBorders/>
-            <w:vAlign w:val="center"/>
-          </w:tcPr>
-          <w:p>
-            <w:pPr>
-              <w:pStyle w:val="TableContents"/>
-              <w:widowControl w:val="false"/>
-              <w:suppressLineNumbers/>
-              <w:bidi w:val="0"/>
+            <w:tcW w:w="4832" w:type="dxa"/>
+            <w:tcBorders/>
+            <w:vAlign w:val="center"/>
+          </w:tcPr>
+          <w:p>
+            <w:pPr>
+              <w:pStyle w:val="TableContents"/>
+              <w:bidi w:val="0"/>
+              <w:spacing w:before="0" w:after="283"/>
               <w:jc w:val="left"/>
               <w:rPr/>
             </w:pPr>
@@ -3340,24 +3759,27 @@
         <w:trPr/>
         <w:tc>
           <w:tcPr>
-            <w:tcW w:w="1291" w:type="dxa"/>
-            <w:tcBorders/>
-            <w:vAlign w:val="center"/>
-          </w:tcPr>
-          <w:p>
-            <w:pPr>
-              <w:pStyle w:val="TableContents"/>
-              <w:bidi w:val="0"/>
+            <w:tcW w:w="2473" w:type="dxa"/>
+            <w:tcBorders/>
+            <w:vAlign w:val="center"/>
+          </w:tcPr>
+          <w:p>
+            <w:pPr>
+              <w:pStyle w:val="TableContents"/>
+              <w:bidi w:val="0"/>
+              <w:spacing w:before="0" w:after="283"/>
               <w:ind w:hanging="0" w:left="0" w:right="0"/>
               <w:jc w:val="left"/>
               <w:rPr>
                 <w:rFonts w:ascii="Courier New;monospace" w:hAnsi="Courier New;monospace"/>
+                <w:color w:val="2C5530"/>
                 <w:sz w:val="19"/>
               </w:rPr>
             </w:pPr>
             <w:r>
               <w:rPr>
                 <w:rFonts w:ascii="Courier New;monospace" w:hAnsi="Courier New;monospace"/>
+                <w:color w:val="2C5530"/>
                 <w:sz w:val="19"/>
               </w:rPr>
               <w:t>logistica</w:t>
@@ -3366,24 +3788,27 @@
         </w:tc>
         <w:tc>
           <w:tcPr>
-            <w:tcW w:w="1218" w:type="dxa"/>
-            <w:tcBorders/>
-            <w:vAlign w:val="center"/>
-          </w:tcPr>
-          <w:p>
-            <w:pPr>
-              <w:pStyle w:val="TableContents"/>
-              <w:bidi w:val="0"/>
+            <w:tcW w:w="2333" w:type="dxa"/>
+            <w:tcBorders/>
+            <w:vAlign w:val="center"/>
+          </w:tcPr>
+          <w:p>
+            <w:pPr>
+              <w:pStyle w:val="TableContents"/>
+              <w:bidi w:val="0"/>
+              <w:spacing w:before="0" w:after="283"/>
               <w:ind w:hanging="0" w:left="0" w:right="0"/>
               <w:jc w:val="left"/>
               <w:rPr>
                 <w:rFonts w:ascii="Courier New;monospace" w:hAnsi="Courier New;monospace"/>
+                <w:color w:val="2C5530"/>
                 <w:sz w:val="19"/>
               </w:rPr>
             </w:pPr>
             <w:r>
               <w:rPr>
                 <w:rFonts w:ascii="Courier New;monospace" w:hAnsi="Courier New;monospace"/>
+                <w:color w:val="2C5530"/>
                 <w:sz w:val="19"/>
               </w:rPr>
               <w:t>demo1234</w:t>
@@ -3392,16 +3817,15 @@
         </w:tc>
         <w:tc>
           <w:tcPr>
-            <w:tcW w:w="2523" w:type="dxa"/>
-            <w:tcBorders/>
-            <w:vAlign w:val="center"/>
-          </w:tcPr>
-          <w:p>
-            <w:pPr>
-              <w:pStyle w:val="TableContents"/>
-              <w:widowControl w:val="false"/>
-              <w:suppressLineNumbers/>
-              <w:bidi w:val="0"/>
+            <w:tcW w:w="4832" w:type="dxa"/>
+            <w:tcBorders/>
+            <w:vAlign w:val="center"/>
+          </w:tcPr>
+          <w:p>
+            <w:pPr>
+              <w:pStyle w:val="TableContents"/>
+              <w:bidi w:val="0"/>
+              <w:spacing w:before="0" w:after="283"/>
               <w:jc w:val="left"/>
               <w:rPr/>
             </w:pPr>
@@ -3416,24 +3840,27 @@
         <w:trPr/>
         <w:tc>
           <w:tcPr>
-            <w:tcW w:w="1291" w:type="dxa"/>
-            <w:tcBorders/>
-            <w:vAlign w:val="center"/>
-          </w:tcPr>
-          <w:p>
-            <w:pPr>
-              <w:pStyle w:val="TableContents"/>
-              <w:bidi w:val="0"/>
+            <w:tcW w:w="2473" w:type="dxa"/>
+            <w:tcBorders/>
+            <w:vAlign w:val="center"/>
+          </w:tcPr>
+          <w:p>
+            <w:pPr>
+              <w:pStyle w:val="TableContents"/>
+              <w:bidi w:val="0"/>
+              <w:spacing w:before="0" w:after="283"/>
               <w:ind w:hanging="0" w:left="0" w:right="0"/>
               <w:jc w:val="left"/>
               <w:rPr>
                 <w:rFonts w:ascii="Courier New;monospace" w:hAnsi="Courier New;monospace"/>
+                <w:color w:val="2C5530"/>
                 <w:sz w:val="19"/>
               </w:rPr>
             </w:pPr>
             <w:r>
               <w:rPr>
                 <w:rFonts w:ascii="Courier New;monospace" w:hAnsi="Courier New;monospace"/>
+                <w:color w:val="2C5530"/>
                 <w:sz w:val="19"/>
               </w:rPr>
               <w:t>produccion</w:t>
@@ -3442,24 +3869,27 @@
         </w:tc>
         <w:tc>
           <w:tcPr>
-            <w:tcW w:w="1218" w:type="dxa"/>
-            <w:tcBorders/>
-            <w:vAlign w:val="center"/>
-          </w:tcPr>
-          <w:p>
-            <w:pPr>
-              <w:pStyle w:val="TableContents"/>
-              <w:bidi w:val="0"/>
+            <w:tcW w:w="2333" w:type="dxa"/>
+            <w:tcBorders/>
+            <w:vAlign w:val="center"/>
+          </w:tcPr>
+          <w:p>
+            <w:pPr>
+              <w:pStyle w:val="TableContents"/>
+              <w:bidi w:val="0"/>
+              <w:spacing w:before="0" w:after="283"/>
               <w:ind w:hanging="0" w:left="0" w:right="0"/>
               <w:jc w:val="left"/>
               <w:rPr>
                 <w:rFonts w:ascii="Courier New;monospace" w:hAnsi="Courier New;monospace"/>
+                <w:color w:val="2C5530"/>
                 <w:sz w:val="19"/>
               </w:rPr>
             </w:pPr>
             <w:r>
               <w:rPr>
                 <w:rFonts w:ascii="Courier New;monospace" w:hAnsi="Courier New;monospace"/>
+                <w:color w:val="2C5530"/>
                 <w:sz w:val="19"/>
               </w:rPr>
               <w:t>demo1234</w:t>
@@ -3468,16 +3898,15 @@
         </w:tc>
         <w:tc>
           <w:tcPr>
-            <w:tcW w:w="2523" w:type="dxa"/>
-            <w:tcBorders/>
-            <w:vAlign w:val="center"/>
-          </w:tcPr>
-          <w:p>
-            <w:pPr>
-              <w:pStyle w:val="TableContents"/>
-              <w:widowControl w:val="false"/>
-              <w:suppressLineNumbers/>
-              <w:bidi w:val="0"/>
+            <w:tcW w:w="4832" w:type="dxa"/>
+            <w:tcBorders/>
+            <w:vAlign w:val="center"/>
+          </w:tcPr>
+          <w:p>
+            <w:pPr>
+              <w:pStyle w:val="TableContents"/>
+              <w:bidi w:val="0"/>
+              <w:spacing w:before="0" w:after="283"/>
               <w:jc w:val="left"/>
               <w:rPr/>
             </w:pPr>
@@ -3492,24 +3921,27 @@
         <w:trPr/>
         <w:tc>
           <w:tcPr>
-            <w:tcW w:w="1291" w:type="dxa"/>
-            <w:tcBorders/>
-            <w:vAlign w:val="center"/>
-          </w:tcPr>
-          <w:p>
-            <w:pPr>
-              <w:pStyle w:val="TableContents"/>
-              <w:bidi w:val="0"/>
+            <w:tcW w:w="2473" w:type="dxa"/>
+            <w:tcBorders/>
+            <w:vAlign w:val="center"/>
+          </w:tcPr>
+          <w:p>
+            <w:pPr>
+              <w:pStyle w:val="TableContents"/>
+              <w:bidi w:val="0"/>
+              <w:spacing w:before="0" w:after="283"/>
               <w:ind w:hanging="0" w:left="0" w:right="0"/>
               <w:jc w:val="left"/>
               <w:rPr>
                 <w:rFonts w:ascii="Courier New;monospace" w:hAnsi="Courier New;monospace"/>
+                <w:color w:val="2C5530"/>
                 <w:sz w:val="19"/>
               </w:rPr>
             </w:pPr>
             <w:r>
               <w:rPr>
                 <w:rFonts w:ascii="Courier New;monospace" w:hAnsi="Courier New;monospace"/>
+                <w:color w:val="2C5530"/>
                 <w:sz w:val="19"/>
               </w:rPr>
               <w:t>proveedor</w:t>
@@ -3518,24 +3950,27 @@
         </w:tc>
         <w:tc>
           <w:tcPr>
-            <w:tcW w:w="1218" w:type="dxa"/>
-            <w:tcBorders/>
-            <w:vAlign w:val="center"/>
-          </w:tcPr>
-          <w:p>
-            <w:pPr>
-              <w:pStyle w:val="TableContents"/>
-              <w:bidi w:val="0"/>
+            <w:tcW w:w="2333" w:type="dxa"/>
+            <w:tcBorders/>
+            <w:vAlign w:val="center"/>
+          </w:tcPr>
+          <w:p>
+            <w:pPr>
+              <w:pStyle w:val="TableContents"/>
+              <w:bidi w:val="0"/>
+              <w:spacing w:before="0" w:after="283"/>
               <w:ind w:hanging="0" w:left="0" w:right="0"/>
               <w:jc w:val="left"/>
               <w:rPr>
                 <w:rFonts w:ascii="Courier New;monospace" w:hAnsi="Courier New;monospace"/>
+                <w:color w:val="2C5530"/>
                 <w:sz w:val="19"/>
               </w:rPr>
             </w:pPr>
             <w:r>
               <w:rPr>
                 <w:rFonts w:ascii="Courier New;monospace" w:hAnsi="Courier New;monospace"/>
+                <w:color w:val="2C5530"/>
                 <w:sz w:val="19"/>
               </w:rPr>
               <w:t>demo1234</w:t>
@@ -3544,16 +3979,15 @@
         </w:tc>
         <w:tc>
           <w:tcPr>
-            <w:tcW w:w="2523" w:type="dxa"/>
-            <w:tcBorders/>
-            <w:vAlign w:val="center"/>
-          </w:tcPr>
-          <w:p>
-            <w:pPr>
-              <w:pStyle w:val="TableContents"/>
-              <w:widowControl w:val="false"/>
-              <w:suppressLineNumbers/>
-              <w:bidi w:val="0"/>
+            <w:tcW w:w="4832" w:type="dxa"/>
+            <w:tcBorders/>
+            <w:vAlign w:val="center"/>
+          </w:tcPr>
+          <w:p>
+            <w:pPr>
+              <w:pStyle w:val="TableContents"/>
+              <w:bidi w:val="0"/>
+              <w:spacing w:before="0" w:after="283"/>
               <w:jc w:val="left"/>
               <w:rPr/>
             </w:pPr>
@@ -3568,24 +4002,27 @@
         <w:trPr/>
         <w:tc>
           <w:tcPr>
-            <w:tcW w:w="1291" w:type="dxa"/>
-            <w:tcBorders/>
-            <w:vAlign w:val="center"/>
-          </w:tcPr>
-          <w:p>
-            <w:pPr>
-              <w:pStyle w:val="TableContents"/>
-              <w:bidi w:val="0"/>
+            <w:tcW w:w="2473" w:type="dxa"/>
+            <w:tcBorders/>
+            <w:vAlign w:val="center"/>
+          </w:tcPr>
+          <w:p>
+            <w:pPr>
+              <w:pStyle w:val="TableContents"/>
+              <w:bidi w:val="0"/>
+              <w:spacing w:before="0" w:after="283"/>
               <w:ind w:hanging="0" w:left="0" w:right="0"/>
               <w:jc w:val="left"/>
               <w:rPr>
                 <w:rFonts w:ascii="Courier New;monospace" w:hAnsi="Courier New;monospace"/>
+                <w:color w:val="2C5530"/>
                 <w:sz w:val="19"/>
               </w:rPr>
             </w:pPr>
             <w:r>
               <w:rPr>
                 <w:rFonts w:ascii="Courier New;monospace" w:hAnsi="Courier New;monospace"/>
+                <w:color w:val="2C5530"/>
                 <w:sz w:val="19"/>
               </w:rPr>
               <w:t>cliente</w:t>
@@ -3594,24 +4031,27 @@
         </w:tc>
         <w:tc>
           <w:tcPr>
-            <w:tcW w:w="1218" w:type="dxa"/>
-            <w:tcBorders/>
-            <w:vAlign w:val="center"/>
-          </w:tcPr>
-          <w:p>
-            <w:pPr>
-              <w:pStyle w:val="TableContents"/>
-              <w:bidi w:val="0"/>
+            <w:tcW w:w="2333" w:type="dxa"/>
+            <w:tcBorders/>
+            <w:vAlign w:val="center"/>
+          </w:tcPr>
+          <w:p>
+            <w:pPr>
+              <w:pStyle w:val="TableContents"/>
+              <w:bidi w:val="0"/>
+              <w:spacing w:before="0" w:after="283"/>
               <w:ind w:hanging="0" w:left="0" w:right="0"/>
               <w:jc w:val="left"/>
               <w:rPr>
                 <w:rFonts w:ascii="Courier New;monospace" w:hAnsi="Courier New;monospace"/>
+                <w:color w:val="2C5530"/>
                 <w:sz w:val="19"/>
               </w:rPr>
             </w:pPr>
             <w:r>
               <w:rPr>
                 <w:rFonts w:ascii="Courier New;monospace" w:hAnsi="Courier New;monospace"/>
+                <w:color w:val="2C5530"/>
                 <w:sz w:val="19"/>
               </w:rPr>
               <w:t>demo1234</w:t>
@@ -3620,16 +4060,15 @@
         </w:tc>
         <w:tc>
           <w:tcPr>
-            <w:tcW w:w="2523" w:type="dxa"/>
-            <w:tcBorders/>
-            <w:vAlign w:val="center"/>
-          </w:tcPr>
-          <w:p>
-            <w:pPr>
-              <w:pStyle w:val="TableContents"/>
-              <w:widowControl w:val="false"/>
-              <w:suppressLineNumbers/>
-              <w:bidi w:val="0"/>
+            <w:tcW w:w="4832" w:type="dxa"/>
+            <w:tcBorders/>
+            <w:vAlign w:val="center"/>
+          </w:tcPr>
+          <w:p>
+            <w:pPr>
+              <w:pStyle w:val="TableContents"/>
+              <w:bidi w:val="0"/>
+              <w:spacing w:before="0" w:after="283"/>
               <w:jc w:val="left"/>
               <w:rPr/>
             </w:pPr>
@@ -3675,7 +4114,7 @@
             <w:tcW w:w="9638" w:type="dxa"/>
             <w:tcBorders>
               <w:top w:val="single" w:sz="2" w:space="0" w:color="D9A441"/>
-              <w:left w:val="single" w:sz="2" w:space="0" w:color="D9A441"/>
+              <w:left w:val="single" w:sz="30" w:space="0" w:color="D9A441"/>
               <w:bottom w:val="single" w:sz="2" w:space="0" w:color="D9A441"/>
               <w:right w:val="single" w:sz="2" w:space="0" w:color="D9A441"/>
             </w:tcBorders>
@@ -3686,6 +4125,7 @@
             <w:pPr>
               <w:pStyle w:val="TableContents"/>
               <w:bidi w:val="0"/>
+              <w:spacing w:before="0" w:after="283"/>
               <w:ind w:hanging="0" w:left="0" w:right="0"/>
               <w:jc w:val="left"/>
               <w:rPr>
@@ -3774,6 +4214,7 @@
             <w:pPr>
               <w:pStyle w:val="TableHeading"/>
               <w:bidi w:val="0"/>
+              <w:spacing w:before="0" w:after="283"/>
               <w:ind w:hanging="0" w:left="0" w:right="0"/>
               <w:jc w:val="left"/>
               <w:rPr/>
@@ -3794,6 +4235,7 @@
             <w:pPr>
               <w:pStyle w:val="TableHeading"/>
               <w:bidi w:val="0"/>
+              <w:spacing w:before="0" w:after="283"/>
               <w:ind w:hanging="0" w:left="0" w:right="0"/>
               <w:jc w:val="left"/>
               <w:rPr/>
@@ -3816,6 +4258,7 @@
               <w:suppressLineNumbers/>
               <w:shd w:fill="2C5530" w:val="clear"/>
               <w:bidi w:val="0"/>
+              <w:spacing w:before="0" w:after="283"/>
               <w:jc w:val="left"/>
               <w:rPr/>
             </w:pPr>
@@ -3837,9 +4280,8 @@
           <w:p>
             <w:pPr>
               <w:pStyle w:val="TableContents"/>
-              <w:widowControl w:val="false"/>
-              <w:suppressLineNumbers/>
-              <w:bidi w:val="0"/>
+              <w:bidi w:val="0"/>
+              <w:spacing w:before="0" w:after="283"/>
               <w:jc w:val="left"/>
               <w:rPr/>
             </w:pPr>
@@ -3859,6 +4301,7 @@
             <w:pPr>
               <w:pStyle w:val="TableContents"/>
               <w:bidi w:val="0"/>
+              <w:spacing w:before="0" w:after="283"/>
               <w:ind w:hanging="0" w:left="0" w:right="0"/>
               <w:jc w:val="left"/>
               <w:rPr/>
@@ -3880,6 +4323,7 @@
             <w:r>
               <w:rPr>
                 <w:rFonts w:ascii="Courier New;monospace" w:hAnsi="Courier New;monospace"/>
+                <w:color w:val="2C5530"/>
                 <w:sz w:val="19"/>
               </w:rPr>
               <w:t>4242 4242 4242 4242</w:t>
@@ -3895,9 +4339,8 @@
           <w:p>
             <w:pPr>
               <w:pStyle w:val="TableContents"/>
-              <w:widowControl w:val="false"/>
-              <w:suppressLineNumbers/>
-              <w:bidi w:val="0"/>
+              <w:bidi w:val="0"/>
+              <w:spacing w:before="0" w:after="283"/>
               <w:jc w:val="left"/>
               <w:rPr/>
             </w:pPr>
@@ -3919,9 +4362,8 @@
           <w:p>
             <w:pPr>
               <w:pStyle w:val="TableContents"/>
-              <w:widowControl w:val="false"/>
-              <w:suppressLineNumbers/>
-              <w:bidi w:val="0"/>
+              <w:bidi w:val="0"/>
+              <w:spacing w:before="0" w:after="283"/>
               <w:jc w:val="left"/>
               <w:rPr/>
             </w:pPr>
@@ -3941,6 +4383,7 @@
             <w:pPr>
               <w:pStyle w:val="TableContents"/>
               <w:bidi w:val="0"/>
+              <w:spacing w:before="0" w:after="283"/>
               <w:ind w:hanging="0" w:left="0" w:right="0"/>
               <w:jc w:val="left"/>
               <w:rPr/>
@@ -3952,6 +4395,7 @@
             <w:r>
               <w:rPr>
                 <w:rFonts w:ascii="Courier New;monospace" w:hAnsi="Courier New;monospace"/>
+                <w:color w:val="2C5530"/>
                 <w:sz w:val="19"/>
               </w:rPr>
               <w:t>0000</w:t>
@@ -3967,9 +4411,8 @@
           <w:p>
             <w:pPr>
               <w:pStyle w:val="TableContents"/>
-              <w:widowControl w:val="false"/>
-              <w:suppressLineNumbers/>
-              <w:bidi w:val="0"/>
+              <w:bidi w:val="0"/>
+              <w:spacing w:before="0" w:after="283"/>
               <w:jc w:val="left"/>
               <w:rPr/>
             </w:pPr>
@@ -4001,9 +4444,8 @@
           <w:p>
             <w:pPr>
               <w:pStyle w:val="TableContents"/>
-              <w:widowControl w:val="false"/>
-              <w:suppressLineNumbers/>
-              <w:bidi w:val="0"/>
+              <w:bidi w:val="0"/>
+              <w:spacing w:before="0" w:after="283"/>
               <w:jc w:val="left"/>
               <w:rPr/>
             </w:pPr>
@@ -4023,6 +4465,7 @@
             <w:pPr>
               <w:pStyle w:val="TableContents"/>
               <w:bidi w:val="0"/>
+              <w:spacing w:before="0" w:after="283"/>
               <w:ind w:hanging="0" w:left="0" w:right="0"/>
               <w:jc w:val="left"/>
               <w:rPr/>
@@ -4034,6 +4477,7 @@
             <w:r>
               <w:rPr>
                 <w:rFonts w:ascii="Courier New;monospace" w:hAnsi="Courier New;monospace"/>
+                <w:color w:val="2C5530"/>
                 <w:sz w:val="19"/>
               </w:rPr>
               <w:t>987654321</w:t>
@@ -4049,9 +4493,8 @@
           <w:p>
             <w:pPr>
               <w:pStyle w:val="TableContents"/>
-              <w:widowControl w:val="false"/>
-              <w:suppressLineNumbers/>
-              <w:bidi w:val="0"/>
+              <w:bidi w:val="0"/>
+              <w:spacing w:before="0" w:after="283"/>
               <w:jc w:val="left"/>
               <w:rPr/>
             </w:pPr>
@@ -4073,9 +4516,8 @@
           <w:p>
             <w:pPr>
               <w:pStyle w:val="TableContents"/>
-              <w:widowControl w:val="false"/>
-              <w:suppressLineNumbers/>
-              <w:bidi w:val="0"/>
+              <w:bidi w:val="0"/>
+              <w:spacing w:before="0" w:after="283"/>
               <w:jc w:val="left"/>
               <w:rPr/>
             </w:pPr>
@@ -4095,6 +4537,7 @@
             <w:pPr>
               <w:pStyle w:val="TableContents"/>
               <w:bidi w:val="0"/>
+              <w:spacing w:before="0" w:after="283"/>
               <w:ind w:hanging="0" w:left="0" w:right="0"/>
               <w:jc w:val="left"/>
               <w:rPr/>
@@ -4106,6 +4549,7 @@
             <w:r>
               <w:rPr>
                 <w:rFonts w:ascii="Courier New;monospace" w:hAnsi="Courier New;monospace"/>
+                <w:color w:val="2C5530"/>
                 <w:sz w:val="19"/>
               </w:rPr>
               <w:t>0000</w:t>
@@ -4121,9 +4565,8 @@
           <w:p>
             <w:pPr>
               <w:pStyle w:val="TableContents"/>
-              <w:widowControl w:val="false"/>
-              <w:suppressLineNumbers/>
-              <w:bidi w:val="0"/>
+              <w:bidi w:val="0"/>
+              <w:spacing w:before="0" w:after="283"/>
               <w:jc w:val="left"/>
               <w:rPr/>
             </w:pPr>
@@ -4187,6 +4630,7 @@
             <w:pPr>
               <w:pStyle w:val="TableHeading"/>
               <w:bidi w:val="0"/>
+              <w:spacing w:before="0" w:after="283"/>
               <w:ind w:hanging="0" w:left="0" w:right="0"/>
               <w:jc w:val="left"/>
               <w:rPr/>
@@ -4209,6 +4653,7 @@
               <w:suppressLineNumbers/>
               <w:shd w:fill="2C5530" w:val="clear"/>
               <w:bidi w:val="0"/>
+              <w:spacing w:before="0" w:after="283"/>
               <w:jc w:val="left"/>
               <w:rPr/>
             </w:pPr>
@@ -4230,9 +4675,8 @@
           <w:p>
             <w:pPr>
               <w:pStyle w:val="TableContents"/>
-              <w:widowControl w:val="false"/>
-              <w:suppressLineNumbers/>
-              <w:bidi w:val="0"/>
+              <w:bidi w:val="0"/>
+              <w:spacing w:before="0" w:after="283"/>
               <w:jc w:val="left"/>
               <w:rPr/>
             </w:pPr>
@@ -4251,9 +4695,8 @@
           <w:p>
             <w:pPr>
               <w:pStyle w:val="TableContents"/>
-              <w:widowControl w:val="false"/>
-              <w:suppressLineNumbers/>
-              <w:bidi w:val="0"/>
+              <w:bidi w:val="0"/>
+              <w:spacing w:before="0" w:after="283"/>
               <w:jc w:val="left"/>
               <w:rPr/>
             </w:pPr>
@@ -4275,9 +4718,8 @@
           <w:p>
             <w:pPr>
               <w:pStyle w:val="TableContents"/>
-              <w:widowControl w:val="false"/>
-              <w:suppressLineNumbers/>
-              <w:bidi w:val="0"/>
+              <w:bidi w:val="0"/>
+              <w:spacing w:before="0" w:after="283"/>
               <w:jc w:val="left"/>
               <w:rPr/>
             </w:pPr>
@@ -4296,9 +4738,8 @@
           <w:p>
             <w:pPr>
               <w:pStyle w:val="TableContents"/>
-              <w:widowControl w:val="false"/>
-              <w:suppressLineNumbers/>
-              <w:bidi w:val="0"/>
+              <w:bidi w:val="0"/>
+              <w:spacing w:before="0" w:after="283"/>
               <w:jc w:val="left"/>
               <w:rPr/>
             </w:pPr>
@@ -4320,9 +4761,8 @@
           <w:p>
             <w:pPr>
               <w:pStyle w:val="TableContents"/>
-              <w:widowControl w:val="false"/>
-              <w:suppressLineNumbers/>
-              <w:bidi w:val="0"/>
+              <w:bidi w:val="0"/>
+              <w:spacing w:before="0" w:after="283"/>
               <w:jc w:val="left"/>
               <w:rPr/>
             </w:pPr>
@@ -4341,9 +4781,8 @@
           <w:p>
             <w:pPr>
               <w:pStyle w:val="TableContents"/>
-              <w:widowControl w:val="false"/>
-              <w:suppressLineNumbers/>
-              <w:bidi w:val="0"/>
+              <w:bidi w:val="0"/>
+              <w:spacing w:before="0" w:after="283"/>
               <w:jc w:val="left"/>
               <w:rPr/>
             </w:pPr>
@@ -4365,9 +4804,8 @@
           <w:p>
             <w:pPr>
               <w:pStyle w:val="TableContents"/>
-              <w:widowControl w:val="false"/>
-              <w:suppressLineNumbers/>
-              <w:bidi w:val="0"/>
+              <w:bidi w:val="0"/>
+              <w:spacing w:before="0" w:after="283"/>
               <w:jc w:val="left"/>
               <w:rPr/>
             </w:pPr>
@@ -4386,9 +4824,8 @@
           <w:p>
             <w:pPr>
               <w:pStyle w:val="TableContents"/>
-              <w:widowControl w:val="false"/>
-              <w:suppressLineNumbers/>
-              <w:bidi w:val="0"/>
+              <w:bidi w:val="0"/>
+              <w:spacing w:before="0" w:after="283"/>
               <w:jc w:val="left"/>
               <w:rPr/>
             </w:pPr>
@@ -4410,9 +4847,8 @@
           <w:p>
             <w:pPr>
               <w:pStyle w:val="TableContents"/>
-              <w:widowControl w:val="false"/>
-              <w:suppressLineNumbers/>
-              <w:bidi w:val="0"/>
+              <w:bidi w:val="0"/>
+              <w:spacing w:before="0" w:after="283"/>
               <w:jc w:val="left"/>
               <w:rPr/>
             </w:pPr>
@@ -4431,9 +4867,8 @@
           <w:p>
             <w:pPr>
               <w:pStyle w:val="TableContents"/>
-              <w:widowControl w:val="false"/>
-              <w:suppressLineNumbers/>
-              <w:bidi w:val="0"/>
+              <w:bidi w:val="0"/>
+              <w:spacing w:before="0" w:after="283"/>
               <w:jc w:val="left"/>
               <w:rPr/>
             </w:pPr>
@@ -4455,9 +4890,8 @@
           <w:p>
             <w:pPr>
               <w:pStyle w:val="TableContents"/>
-              <w:widowControl w:val="false"/>
-              <w:suppressLineNumbers/>
-              <w:bidi w:val="0"/>
+              <w:bidi w:val="0"/>
+              <w:spacing w:before="0" w:after="283"/>
               <w:jc w:val="left"/>
               <w:rPr/>
             </w:pPr>
@@ -4476,9 +4910,8 @@
           <w:p>
             <w:pPr>
               <w:pStyle w:val="TableContents"/>
-              <w:widowControl w:val="false"/>
-              <w:suppressLineNumbers/>
-              <w:bidi w:val="0"/>
+              <w:bidi w:val="0"/>
+              <w:spacing w:before="0" w:after="283"/>
               <w:jc w:val="left"/>
               <w:rPr/>
             </w:pPr>
@@ -4596,7 +5029,66 @@
       </w:pPr>
       <w:r>
         <w:rPr/>
-        <w:t>Todas las pantallas del sistema comparten la misma estructura, de modo que el usuario se orienta igual en cualquier sección:</w:t>
+        <w:t>Todas las pantallas del sistema comparten la misma estructura, de modo que el usuario se orienta igual en cualquier sección.</w:t>
+      </w:r>
+    </w:p>
+    <w:p>
+      <w:pPr>
+        <w:pStyle w:val="BodyTextcapt"/>
+        <w:bidi w:val="0"/>
+        <w:rPr/>
+      </w:pPr>
+      <w:r>
+        <w:rPr/>
+        <w:drawing>
+          <wp:inline distT="0" distB="0" distL="0" distR="0">
+            <wp:extent cx="5905500" cy="5124450"/>
+            <wp:effectExtent l="0" t="0" r="0" b="0"/>
+            <wp:docPr id="4" name="Image4"/>
+            <wp:cNvGraphicFramePr>
+              <a:graphicFrameLocks xmlns:a="http://schemas.openxmlformats.org/drawingml/2006/main" noChangeAspect="1"/>
+            </wp:cNvGraphicFramePr>
+            <a:graphic xmlns:a="http://schemas.openxmlformats.org/drawingml/2006/main">
+              <a:graphicData uri="http://schemas.openxmlformats.org/drawingml/2006/picture">
+                <pic:pic xmlns:pic="http://schemas.openxmlformats.org/drawingml/2006/picture">
+                  <pic:nvPicPr>
+                    <pic:cNvPr id="4" name="Image4"/>
+                    <pic:cNvPicPr>
+                      <a:picLocks noChangeAspect="1" noChangeArrowheads="1"/>
+                    </pic:cNvPicPr>
+                  </pic:nvPicPr>
+                  <pic:blipFill>
+                    <a:blip r:embed="rId5"/>
+                    <a:stretch>
+                      <a:fillRect/>
+                    </a:stretch>
+                  </pic:blipFill>
+                  <pic:spPr bwMode="auto">
+                    <a:xfrm>
+                      <a:off x="0" y="0"/>
+                      <a:ext cx="5905500" cy="5124450"/>
+                    </a:xfrm>
+                    <a:prstGeom prst="rect">
+                      <a:avLst/>
+                    </a:prstGeom>
+                    <a:noFill/>
+                  </pic:spPr>
+                </pic:pic>
+              </a:graphicData>
+            </a:graphic>
+          </wp:inline>
+        </w:drawing>
+      </w:r>
+    </w:p>
+    <w:p>
+      <w:pPr>
+        <w:pStyle w:val="BodyTextpie"/>
+        <w:bidi w:val="0"/>
+        <w:rPr/>
+      </w:pPr>
+      <w:r>
+        <w:rPr/>
+        <w:t>Ilustración 4. Estructura general del sistema, sobre la pantalla de Catálogo.</w:t>
       </w:r>
     </w:p>
     <w:tbl>
@@ -4628,6 +5120,7 @@
             <w:pPr>
               <w:pStyle w:val="TableHeading"/>
               <w:bidi w:val="0"/>
+              <w:spacing w:before="0" w:after="283"/>
               <w:ind w:hanging="0" w:left="0" w:right="0"/>
               <w:jc w:val="left"/>
               <w:rPr/>
@@ -4650,6 +5143,7 @@
               <w:suppressLineNumbers/>
               <w:shd w:fill="2C5530" w:val="clear"/>
               <w:bidi w:val="0"/>
+              <w:spacing w:before="0" w:after="283"/>
               <w:jc w:val="left"/>
               <w:rPr/>
             </w:pPr>
@@ -4671,9 +5165,8 @@
           <w:p>
             <w:pPr>
               <w:pStyle w:val="TableContents"/>
-              <w:widowControl w:val="false"/>
-              <w:suppressLineNumbers/>
-              <w:bidi w:val="0"/>
+              <w:bidi w:val="0"/>
+              <w:spacing w:before="0" w:after="283"/>
               <w:jc w:val="left"/>
               <w:rPr/>
             </w:pPr>
@@ -4699,9 +5192,8 @@
           <w:p>
             <w:pPr>
               <w:pStyle w:val="TableContents"/>
-              <w:widowControl w:val="false"/>
-              <w:suppressLineNumbers/>
-              <w:bidi w:val="0"/>
+              <w:bidi w:val="0"/>
+              <w:spacing w:before="0" w:after="283"/>
               <w:jc w:val="left"/>
               <w:rPr/>
             </w:pPr>
@@ -4724,6 +5216,7 @@
             <w:pPr>
               <w:pStyle w:val="TableContents"/>
               <w:bidi w:val="0"/>
+              <w:spacing w:before="0" w:after="283"/>
               <w:jc w:val="left"/>
               <w:rPr>
                 <w:b/>
@@ -4746,9 +5239,8 @@
           <w:p>
             <w:pPr>
               <w:pStyle w:val="TableContents"/>
-              <w:widowControl w:val="false"/>
-              <w:suppressLineNumbers/>
-              <w:bidi w:val="0"/>
+              <w:bidi w:val="0"/>
+              <w:spacing w:before="0" w:after="283"/>
               <w:jc w:val="left"/>
               <w:rPr/>
             </w:pPr>
@@ -4771,6 +5263,7 @@
             <w:pPr>
               <w:pStyle w:val="TableContents"/>
               <w:bidi w:val="0"/>
+              <w:spacing w:before="0" w:after="283"/>
               <w:jc w:val="left"/>
               <w:rPr>
                 <w:b/>
@@ -4793,9 +5286,8 @@
           <w:p>
             <w:pPr>
               <w:pStyle w:val="TableContents"/>
-              <w:widowControl w:val="false"/>
-              <w:suppressLineNumbers/>
-              <w:bidi w:val="0"/>
+              <w:bidi w:val="0"/>
+              <w:spacing w:before="0" w:after="283"/>
               <w:jc w:val="left"/>
               <w:rPr/>
             </w:pPr>
@@ -4841,7 +5333,7 @@
             <w:tcW w:w="9638" w:type="dxa"/>
             <w:tcBorders>
               <w:top w:val="single" w:sz="2" w:space="0" w:color="D9A441"/>
-              <w:left w:val="single" w:sz="2" w:space="0" w:color="D9A441"/>
+              <w:left w:val="single" w:sz="30" w:space="0" w:color="D9A441"/>
               <w:bottom w:val="single" w:sz="2" w:space="0" w:color="D9A441"/>
               <w:right w:val="single" w:sz="2" w:space="0" w:color="D9A441"/>
             </w:tcBorders>
@@ -4852,6 +5344,7 @@
             <w:pPr>
               <w:pStyle w:val="TableContents"/>
               <w:bidi w:val="0"/>
+              <w:spacing w:before="0" w:after="283"/>
               <w:ind w:hanging="0" w:left="0" w:right="0"/>
               <w:jc w:val="left"/>
               <w:rPr>
@@ -4890,7 +5383,7 @@
       </w:pPr>
       <w:r>
         <w:rPr/>
-        <w:t>Ubicado al extremo derecho de la barra superior. Muestra:</w:t>
+        <w:t>Ubicado al extremo derecho de la barra superior (véanse las Ilustraciones 1 a 3). Muestra:</w:t>
       </w:r>
     </w:p>
     <w:p>
@@ -5007,7 +5500,7 @@
       </w:pPr>
       <w:r>
         <w:rPr/>
-        <w:t>Ubicado en la barra superior, junto al logotipo. Contiene únicamente las secciones que el rol puede abrir, en el orden en que su área las utiliza. La sección abierta se marca con un subrayado amarillo y texto en negrita.</w:t>
+        <w:t>Ubicado en la barra superior, junto al logotipo. Contiene únicamente las secciones que el rol puede abrir, en el orden en que su área las utiliza. La sección abierta se marca con un subrayado amarillo y texto en negrita, como se aprecia en las Ilustraciones 1 a 3.</w:t>
       </w:r>
     </w:p>
     <w:p>
@@ -5078,6 +5571,65 @@
       <w:r>
         <w:rPr/>
         <w:t>Ingreso al sistema</w:t>
+      </w:r>
+    </w:p>
+    <w:p>
+      <w:pPr>
+        <w:pStyle w:val="BodyTextcapt"/>
+        <w:bidi w:val="0"/>
+        <w:rPr/>
+      </w:pPr>
+      <w:r>
+        <w:rPr/>
+        <w:drawing>
+          <wp:inline distT="0" distB="0" distL="0" distR="0">
+            <wp:extent cx="4476750" cy="3162300"/>
+            <wp:effectExtent l="0" t="0" r="0" b="0"/>
+            <wp:docPr id="5" name="Image5"/>
+            <wp:cNvGraphicFramePr>
+              <a:graphicFrameLocks xmlns:a="http://schemas.openxmlformats.org/drawingml/2006/main" noChangeAspect="1"/>
+            </wp:cNvGraphicFramePr>
+            <a:graphic xmlns:a="http://schemas.openxmlformats.org/drawingml/2006/main">
+              <a:graphicData uri="http://schemas.openxmlformats.org/drawingml/2006/picture">
+                <pic:pic xmlns:pic="http://schemas.openxmlformats.org/drawingml/2006/picture">
+                  <pic:nvPicPr>
+                    <pic:cNvPr id="5" name="Image5"/>
+                    <pic:cNvPicPr>
+                      <a:picLocks noChangeAspect="1" noChangeArrowheads="1"/>
+                    </pic:cNvPicPr>
+                  </pic:nvPicPr>
+                  <pic:blipFill>
+                    <a:blip r:embed="rId6"/>
+                    <a:stretch>
+                      <a:fillRect/>
+                    </a:stretch>
+                  </pic:blipFill>
+                  <pic:spPr bwMode="auto">
+                    <a:xfrm>
+                      <a:off x="0" y="0"/>
+                      <a:ext cx="4476750" cy="3162300"/>
+                    </a:xfrm>
+                    <a:prstGeom prst="rect">
+                      <a:avLst/>
+                    </a:prstGeom>
+                    <a:noFill/>
+                  </pic:spPr>
+                </pic:pic>
+              </a:graphicData>
+            </a:graphic>
+          </wp:inline>
+        </w:drawing>
+      </w:r>
+    </w:p>
+    <w:p>
+      <w:pPr>
+        <w:pStyle w:val="BodyTextpie"/>
+        <w:bidi w:val="0"/>
+        <w:rPr/>
+      </w:pPr>
+      <w:r>
+        <w:rPr/>
+        <w:t>Ilustración 5. Pantalla de ingreso.</w:t>
       </w:r>
     </w:p>
     <w:p>
@@ -5136,6 +5688,7 @@
       <w:r>
         <w:rPr>
           <w:rFonts w:ascii="Courier New;monospace" w:hAnsi="Courier New;monospace"/>
+          <w:color w:val="2C5530"/>
           <w:sz w:val="19"/>
         </w:rPr>
         <w:t>cliente</w:t>
@@ -5174,7 +5727,17 @@
       </w:pPr>
       <w:r>
         <w:rPr/>
-        <w:t xml:space="preserve">Pulse el botón de ingreso. </w:t>
+        <w:t xml:space="preserve">Pulse el botón </w:t>
+      </w:r>
+      <w:r>
+        <w:rPr>
+          <w:b/>
+        </w:rPr>
+        <w:t>Entrar</w:t>
+      </w:r>
+      <w:r>
+        <w:rPr/>
+        <w:t xml:space="preserve">. </w:t>
       </w:r>
     </w:p>
     <w:p>
@@ -5229,7 +5792,7 @@
       </w:r>
       <w:r>
         <w:rPr/>
-        <w:t>. La pantalla se titula "Granos Selectos de Origen Único".</w:t>
+        <w:t>. La pantalla se titula "Granos Selectos de Origen Único" (véase la Ilustración 4).</w:t>
       </w:r>
     </w:p>
     <w:p>
@@ -5251,7 +5814,17 @@
       </w:pPr>
       <w:r>
         <w:rPr/>
-        <w:t xml:space="preserve">Si hay promociones vigentes, aparecen destacadas en la parte superior con su banner. </w:t>
+        <w:t xml:space="preserve">Si hay promociones vigentes, aparecen destacadas en la parte superior, en el recuadro </w:t>
+      </w:r>
+      <w:r>
+        <w:rPr>
+          <w:b/>
+        </w:rPr>
+        <w:t>"Selección destacada de la semana"</w:t>
+      </w:r>
+      <w:r>
+        <w:rPr/>
+        <w:t xml:space="preserve">, con su precio rebajado y la fecha hasta la que son válidas. </w:t>
       </w:r>
     </w:p>
     <w:p>
@@ -5307,7 +5880,17 @@
       </w:r>
       <w:r>
         <w:rPr/>
-        <w:t xml:space="preserve"> use los botones de categoría: </w:t>
+        <w:t xml:space="preserve"> use los botones </w:t>
+      </w:r>
+      <w:r>
+        <w:rPr>
+          <w:b/>
+        </w:rPr>
+        <w:t>Todos</w:t>
+      </w:r>
+      <w:r>
+        <w:rPr/>
+        <w:t xml:space="preserve">, </w:t>
       </w:r>
       <w:r>
         <w:rPr>
@@ -5359,7 +5942,7 @@
       </w:pPr>
       <w:r>
         <w:rPr/>
-        <w:t xml:space="preserve">Cada tarjeta muestra la foto, el nombre, la presentación (250 g, 500 g o 1 kg), la descripción, el precio y el stock disponible. Si el producto tiene descuento vigente, se muestra el precio rebajado junto al precio de lista tachado. </w:t>
+        <w:t xml:space="preserve">Cada tarjeta muestra la foto, el nombre, la presentación (250 g, 500 g o 1 kg), el lote y su vencimiento, la descripción, el precio y el stock disponible. Si el producto tiene descuento vigente, se muestra el precio rebajado junto al precio de lista tachado. </w:t>
       </w:r>
     </w:p>
     <w:p>
@@ -5448,7 +6031,17 @@
       </w:r>
       <w:r>
         <w:rPr/>
-        <w:t>, bloque "2 · Productos y cantidades", cada línea tiene botones para aumentar y disminuir. Al llegar a cero, la línea desaparece del pedido.</w:t>
+        <w:t xml:space="preserve">, bloque "2 · Productos y cantidades", cada línea tiene los botones − y </w:t>
+      </w:r>
+      <w:r>
+        <w:rPr>
+          <w:b/>
+        </w:rPr>
+        <w:t>+</w:t>
+      </w:r>
+      <w:r>
+        <w:rPr/>
+        <w:t>. Al llegar a cero, la línea desaparece del pedido.</w:t>
       </w:r>
     </w:p>
     <w:p>
@@ -5466,7 +6059,7 @@
       </w:r>
       <w:r>
         <w:rPr/>
-        <w:t xml:space="preserve"> use el botón de quitar de la línea correspondiente, o reduzca la cantidad hasta cero.</w:t>
+        <w:t xml:space="preserve"> use el icono de papelera de la línea correspondiente, o reduzca la cantidad hasta cero.</w:t>
       </w:r>
     </w:p>
     <w:tbl>
@@ -5492,7 +6085,7 @@
             <w:tcW w:w="9638" w:type="dxa"/>
             <w:tcBorders>
               <w:top w:val="single" w:sz="2" w:space="0" w:color="D9A441"/>
-              <w:left w:val="single" w:sz="2" w:space="0" w:color="D9A441"/>
+              <w:left w:val="single" w:sz="30" w:space="0" w:color="D9A441"/>
               <w:bottom w:val="single" w:sz="2" w:space="0" w:color="D9A441"/>
               <w:right w:val="single" w:sz="2" w:space="0" w:color="D9A441"/>
             </w:tcBorders>
@@ -5503,6 +6096,7 @@
             <w:pPr>
               <w:pStyle w:val="TableContents"/>
               <w:bidi w:val="0"/>
+              <w:spacing w:before="0" w:after="283"/>
               <w:ind w:hanging="0" w:left="0" w:right="0"/>
               <w:jc w:val="left"/>
               <w:rPr>
@@ -5534,7 +6128,7 @@
               <w:rPr>
                 <w:sz w:val="20"/>
               </w:rPr>
-              <w:t xml:space="preserve"> y se describe en el punto 3.2 de este manual.</w:t>
+              <w:t xml:space="preserve"> y se describe en el punto 3.2.3 de este manual.</w:t>
             </w:r>
           </w:p>
         </w:tc>
@@ -5571,259 +6165,69 @@
       </w:r>
       <w:r>
         <w:rPr/>
-        <w:t xml:space="preserve"> (o pulse el icono del carrito) y complete los cuatro bloques:</w:t>
-      </w:r>
-    </w:p>
-    <w:tbl>
-      <w:tblPr>
-        <w:tblW w:w="9638" w:type="dxa"/>
-        <w:jc w:val="left"/>
-        <w:tblInd w:w="28" w:type="dxa"/>
-        <w:tblLayout w:type="fixed"/>
-        <w:tblCellMar>
-          <w:top w:w="28" w:type="dxa"/>
-          <w:left w:w="28" w:type="dxa"/>
-          <w:bottom w:w="28" w:type="dxa"/>
-          <w:right w:w="28" w:type="dxa"/>
-        </w:tblCellMar>
-      </w:tblPr>
-      <w:tblGrid>
-        <w:gridCol w:w="2193"/>
-        <w:gridCol w:w="7445"/>
-      </w:tblGrid>
-      <w:tr>
-        <w:trPr/>
-        <w:tc>
-          <w:tcPr>
-            <w:tcW w:w="2193" w:type="dxa"/>
-            <w:tcBorders/>
-            <w:vAlign w:val="center"/>
-          </w:tcPr>
-          <w:p>
-            <w:pPr>
-              <w:pStyle w:val="TableHeading"/>
-              <w:bidi w:val="0"/>
-              <w:ind w:hanging="0" w:left="0" w:right="0"/>
-              <w:jc w:val="left"/>
-              <w:rPr/>
-            </w:pPr>
-            <w:r>
-              <w:rPr/>
-              <w:t>Bloque</w:t>
-            </w:r>
-          </w:p>
-        </w:tc>
-        <w:tc>
-          <w:tcPr>
-            <w:tcW w:w="7445" w:type="dxa"/>
-            <w:tcBorders/>
-            <w:vAlign w:val="center"/>
-          </w:tcPr>
-          <w:p>
-            <w:pPr>
-              <w:pStyle w:val="TableHeading"/>
-              <w:suppressLineNumbers/>
-              <w:shd w:fill="2C5530" w:val="clear"/>
-              <w:bidi w:val="0"/>
-              <w:jc w:val="left"/>
-              <w:rPr/>
-            </w:pPr>
-            <w:r>
-              <w:rPr/>
-              <w:t>Qué completar</w:t>
-            </w:r>
-          </w:p>
-        </w:tc>
-      </w:tr>
-      <w:tr>
-        <w:trPr/>
-        <w:tc>
-          <w:tcPr>
-            <w:tcW w:w="2193" w:type="dxa"/>
-            <w:tcBorders/>
-            <w:vAlign w:val="center"/>
-          </w:tcPr>
-          <w:p>
-            <w:pPr>
-              <w:pStyle w:val="TableContents"/>
-              <w:bidi w:val="0"/>
-              <w:jc w:val="left"/>
-              <w:rPr>
-                <w:b/>
-              </w:rPr>
-            </w:pPr>
-            <w:r>
-              <w:rPr>
-                <w:b/>
-              </w:rPr>
-              <w:t>1 · Datos del cliente</w:t>
-            </w:r>
-          </w:p>
-        </w:tc>
-        <w:tc>
-          <w:tcPr>
-            <w:tcW w:w="7445" w:type="dxa"/>
-            <w:tcBorders/>
-            <w:vAlign w:val="center"/>
-          </w:tcPr>
-          <w:p>
-            <w:pPr>
-              <w:pStyle w:val="TableContents"/>
-              <w:widowControl w:val="false"/>
-              <w:suppressLineNumbers/>
-              <w:bidi w:val="0"/>
-              <w:jc w:val="left"/>
-              <w:rPr/>
-            </w:pPr>
-            <w:r>
-              <w:rPr/>
-              <w:t>Nombre o razón social y teléfono de contacto (obligatorios); correo electrónico (opcional); tipo de cliente: Restaurante, Cafetería, Tienda especializada o Consumidor final.</w:t>
-            </w:r>
-          </w:p>
-        </w:tc>
-      </w:tr>
-      <w:tr>
-        <w:trPr/>
-        <w:tc>
-          <w:tcPr>
-            <w:tcW w:w="2193" w:type="dxa"/>
-            <w:tcBorders/>
-            <w:vAlign w:val="center"/>
-          </w:tcPr>
-          <w:p>
-            <w:pPr>
-              <w:pStyle w:val="TableContents"/>
-              <w:bidi w:val="0"/>
-              <w:jc w:val="left"/>
-              <w:rPr>
-                <w:b/>
-              </w:rPr>
-            </w:pPr>
-            <w:r>
-              <w:rPr>
-                <w:b/>
-              </w:rPr>
-              <w:t>2 · Productos y cantidades</w:t>
-            </w:r>
-          </w:p>
-        </w:tc>
-        <w:tc>
-          <w:tcPr>
-            <w:tcW w:w="7445" w:type="dxa"/>
-            <w:tcBorders/>
-            <w:vAlign w:val="center"/>
-          </w:tcPr>
-          <w:p>
-            <w:pPr>
-              <w:pStyle w:val="TableContents"/>
-              <w:widowControl w:val="false"/>
-              <w:suppressLineNumbers/>
-              <w:bidi w:val="0"/>
-              <w:jc w:val="left"/>
-              <w:rPr/>
-            </w:pPr>
-            <w:r>
-              <w:rPr/>
-              <w:t>Revise las líneas del carrito y ajuste las cantidades. Si está vacío, use el enlace "Ir al catálogo".</w:t>
-            </w:r>
-          </w:p>
-        </w:tc>
-      </w:tr>
-      <w:tr>
-        <w:trPr/>
-        <w:tc>
-          <w:tcPr>
-            <w:tcW w:w="2193" w:type="dxa"/>
-            <w:tcBorders/>
-            <w:vAlign w:val="center"/>
-          </w:tcPr>
-          <w:p>
-            <w:pPr>
-              <w:pStyle w:val="TableContents"/>
-              <w:bidi w:val="0"/>
-              <w:jc w:val="left"/>
-              <w:rPr>
-                <w:b/>
-              </w:rPr>
-            </w:pPr>
-            <w:r>
-              <w:rPr>
-                <w:b/>
-              </w:rPr>
-              <w:t>3 · Entrega y pago</w:t>
-            </w:r>
-          </w:p>
-        </w:tc>
-        <w:tc>
-          <w:tcPr>
-            <w:tcW w:w="7445" w:type="dxa"/>
-            <w:tcBorders/>
-            <w:vAlign w:val="center"/>
-          </w:tcPr>
-          <w:p>
-            <w:pPr>
-              <w:pStyle w:val="TableContents"/>
-              <w:widowControl w:val="false"/>
-              <w:suppressLineNumbers/>
-              <w:bidi w:val="0"/>
-              <w:jc w:val="left"/>
-              <w:rPr/>
-            </w:pPr>
-            <w:r>
-              <w:rPr/>
-              <w:t>Elija la forma de entrega y la forma de pago (véase 2.2.4).</w:t>
-            </w:r>
-          </w:p>
-        </w:tc>
-      </w:tr>
-      <w:tr>
-        <w:trPr/>
-        <w:tc>
-          <w:tcPr>
-            <w:tcW w:w="2193" w:type="dxa"/>
-            <w:tcBorders/>
-            <w:vAlign w:val="center"/>
-          </w:tcPr>
-          <w:p>
-            <w:pPr>
-              <w:pStyle w:val="TableContents"/>
-              <w:bidi w:val="0"/>
-              <w:jc w:val="left"/>
-              <w:rPr>
-                <w:b/>
-              </w:rPr>
-            </w:pPr>
-            <w:r>
-              <w:rPr>
-                <w:b/>
-              </w:rPr>
-              <w:t>4 · Observaciones</w:t>
-            </w:r>
-          </w:p>
-        </w:tc>
-        <w:tc>
-          <w:tcPr>
-            <w:tcW w:w="7445" w:type="dxa"/>
-            <w:tcBorders/>
-            <w:vAlign w:val="center"/>
-          </w:tcPr>
-          <w:p>
-            <w:pPr>
-              <w:pStyle w:val="TableContents"/>
-              <w:widowControl w:val="false"/>
-              <w:suppressLineNumbers/>
-              <w:bidi w:val="0"/>
-              <w:jc w:val="left"/>
-              <w:rPr/>
-            </w:pPr>
-            <w:r>
-              <w:rPr/>
-              <w:t>Notas de entrega, molienda u horario. Opcional, hasta 1000 caracteres.</w:t>
-            </w:r>
-          </w:p>
-        </w:tc>
-      </w:tr>
-    </w:tbl>
+        <w:t xml:space="preserve"> (o pulse el icono del carrito) y complete los cuatro bloques.</w:t>
+      </w:r>
+    </w:p>
+    <w:p>
+      <w:pPr>
+        <w:pStyle w:val="BodyText"/>
+        <w:bidi w:val="0"/>
+        <w:jc w:val="left"/>
+        <w:rPr/>
+      </w:pPr>
+      <w:r>
+        <w:rPr/>
+        <w:t>El recorrido completo, de principio a fin, es el siguiente:</w:t>
+      </w:r>
+    </w:p>
+    <w:p>
+      <w:pPr>
+        <w:pStyle w:val="BodyTextcapt"/>
+        <w:bidi w:val="0"/>
+        <w:rPr/>
+      </w:pPr>
+      <w:r>
+        <w:rPr/>
+        <w:drawing>
+          <wp:inline distT="0" distB="0" distL="0" distR="0">
+            <wp:extent cx="6096000" cy="4124325"/>
+            <wp:effectExtent l="0" t="0" r="0" b="0"/>
+            <wp:docPr id="6" name="Image6"/>
+            <wp:cNvGraphicFramePr>
+              <a:graphicFrameLocks xmlns:a="http://schemas.openxmlformats.org/drawingml/2006/main" noChangeAspect="1"/>
+            </wp:cNvGraphicFramePr>
+            <a:graphic xmlns:a="http://schemas.openxmlformats.org/drawingml/2006/main">
+              <a:graphicData uri="http://schemas.openxmlformats.org/drawingml/2006/picture">
+                <pic:pic xmlns:pic="http://schemas.openxmlformats.org/drawingml/2006/picture">
+                  <pic:nvPicPr>
+                    <pic:cNvPr id="6" name="Image6"/>
+                    <pic:cNvPicPr>
+                      <a:picLocks noChangeAspect="1" noChangeArrowheads="1"/>
+                    </pic:cNvPicPr>
+                  </pic:nvPicPr>
+                  <pic:blipFill>
+                    <a:blip r:embed="rId7"/>
+                    <a:stretch>
+                      <a:fillRect/>
+                    </a:stretch>
+                  </pic:blipFill>
+                  <pic:spPr bwMode="auto">
+                    <a:xfrm>
+                      <a:off x="0" y="0"/>
+                      <a:ext cx="6096000" cy="4124325"/>
+                    </a:xfrm>
+                    <a:prstGeom prst="rect">
+                      <a:avLst/>
+                    </a:prstGeom>
+                    <a:noFill/>
+                  </pic:spPr>
+                </pic:pic>
+              </a:graphicData>
+            </a:graphic>
+          </wp:inline>
+        </w:drawing>
+      </w:r>
+    </w:p>
     <w:p>
       <w:pPr>
         <w:pStyle w:val="BodyTextpie"/>
@@ -5832,81 +6236,7 @@
       </w:pPr>
       <w:r>
         <w:rPr/>
-        <w:t>Tabla 10. Bloques del formulario de pedido.</w:t>
-      </w:r>
-    </w:p>
-    <w:p>
-      <w:pPr>
-        <w:pStyle w:val="BodyText"/>
-        <w:bidi w:val="0"/>
-        <w:ind w:hanging="0" w:left="0" w:right="0"/>
-        <w:jc w:val="left"/>
-        <w:rPr/>
-      </w:pPr>
-      <w:r>
-        <w:rPr/>
-        <w:t xml:space="preserve">El bloque </w:t>
-      </w:r>
-      <w:r>
-        <w:rPr>
-          <w:b/>
-        </w:rPr>
-        <w:t>Resumen</w:t>
-      </w:r>
-      <w:r>
-        <w:rPr/>
-        <w:t xml:space="preserve"> muestra en todo momento el </w:t>
-      </w:r>
-      <w:r>
-        <w:rPr>
-          <w:b/>
-        </w:rPr>
-        <w:t>Subtotal</w:t>
-      </w:r>
-      <w:r>
-        <w:rPr/>
-        <w:t xml:space="preserve">, el </w:t>
-      </w:r>
-      <w:r>
-        <w:rPr>
-          <w:b/>
-        </w:rPr>
-        <w:t>Envío</w:t>
-      </w:r>
-      <w:r>
-        <w:rPr/>
-        <w:t xml:space="preserve"> y el </w:t>
-      </w:r>
-      <w:r>
-        <w:rPr>
-          <w:b/>
-        </w:rPr>
-        <w:t>Total</w:t>
-      </w:r>
-      <w:r>
-        <w:rPr/>
-        <w:t xml:space="preserve">. Al pulsar el botón de registrar, si todo es correcto, se abre la ventana </w:t>
-      </w:r>
-      <w:r>
-        <w:rPr>
-          <w:b/>
-        </w:rPr>
-        <w:t>"¡Pedido Confirmado!"</w:t>
-      </w:r>
-      <w:r>
-        <w:rPr/>
-        <w:t xml:space="preserve"> con el identificador del pedido (por ejemplo </w:t>
-      </w:r>
-      <w:r>
-        <w:rPr>
-          <w:rFonts w:ascii="Courier New;monospace" w:hAnsi="Courier New;monospace"/>
-          <w:sz w:val="19"/>
-        </w:rPr>
-        <w:t>PED-104</w:t>
-      </w:r>
-      <w:r>
-        <w:rPr/>
-        <w:t>) y el total registrado. Desde ahí puede ir al Historial o seguir en el catálogo.</w:t>
+        <w:t>Ilustración 6. Los cuatro pasos para registrar un pedido.</w:t>
       </w:r>
     </w:p>
     <w:tbl>
@@ -5932,7 +6262,7 @@
             <w:tcW w:w="9638" w:type="dxa"/>
             <w:tcBorders>
               <w:top w:val="single" w:sz="2" w:space="0" w:color="D9A441"/>
-              <w:left w:val="single" w:sz="2" w:space="0" w:color="D9A441"/>
+              <w:left w:val="single" w:sz="30" w:space="0" w:color="D9A441"/>
               <w:bottom w:val="single" w:sz="2" w:space="0" w:color="D9A441"/>
               <w:right w:val="single" w:sz="2" w:space="0" w:color="D9A441"/>
             </w:tcBorders>
@@ -5943,6 +6273,7 @@
             <w:pPr>
               <w:pStyle w:val="TableContents"/>
               <w:bidi w:val="0"/>
+              <w:spacing w:before="0" w:after="283"/>
               <w:ind w:hanging="0" w:left="0" w:right="0"/>
               <w:jc w:val="left"/>
               <w:rPr>
@@ -5954,20 +6285,580 @@
               <w:rPr>
                 <w:sz w:val="20"/>
               </w:rPr>
-              <w:t xml:space="preserve">El pedido nace siempre en estado </w:t>
+              <w:t xml:space="preserve">Esta secuencia existe también como </w:t>
             </w:r>
             <w:r>
               <w:rPr>
                 <w:b/>
                 <w:sz w:val="20"/>
               </w:rPr>
+              <w:t>animación</w:t>
+            </w:r>
+            <w:r>
+              <w:rPr>
+                <w:sz w:val="20"/>
+              </w:rPr>
+              <w:t xml:space="preserve">, en el archivo </w:t>
+            </w:r>
+            <w:r>
+              <w:rPr>
+                <w:rFonts w:ascii="Courier New;monospace" w:hAnsi="Courier New;monospace"/>
+                <w:color w:val="2C5530"/>
+                <w:sz w:val="19"/>
+              </w:rPr>
+              <w:t>pedido-registrar.gif</w:t>
+            </w:r>
+            <w:r>
+              <w:rPr>
+                <w:sz w:val="20"/>
+              </w:rPr>
+              <w:t xml:space="preserve"> y en el manual interactivo </w:t>
+            </w:r>
+            <w:r>
+              <w:rPr>
+                <w:rFonts w:ascii="Courier New;monospace" w:hAnsi="Courier New;monospace"/>
+                <w:color w:val="2C5530"/>
+                <w:sz w:val="19"/>
+              </w:rPr>
+              <w:t>LogiCoffee - MANUAL INTERACTIVO.html</w:t>
+            </w:r>
+            <w:r>
+              <w:rPr>
+                <w:sz w:val="20"/>
+              </w:rPr>
+              <w:t xml:space="preserve"> que acompañan a este documento. Un archivo de Word o PDF muestra las imágenes fijas, de modo que la animación solo se aprecia al abrir el HTML en un navegador o al insertar el GIF en una diapositiva.</w:t>
+            </w:r>
+          </w:p>
+        </w:tc>
+      </w:tr>
+    </w:tbl>
+    <w:p>
+      <w:pPr>
+        <w:pStyle w:val="BodyTextcapt"/>
+        <w:bidi w:val="0"/>
+        <w:rPr/>
+      </w:pPr>
+      <w:r>
+        <w:rPr/>
+        <w:drawing>
+          <wp:inline distT="0" distB="0" distL="0" distR="0">
+            <wp:extent cx="5905500" cy="6143625"/>
+            <wp:effectExtent l="0" t="0" r="0" b="0"/>
+            <wp:docPr id="7" name="Image7"/>
+            <wp:cNvGraphicFramePr>
+              <a:graphicFrameLocks xmlns:a="http://schemas.openxmlformats.org/drawingml/2006/main" noChangeAspect="1"/>
+            </wp:cNvGraphicFramePr>
+            <a:graphic xmlns:a="http://schemas.openxmlformats.org/drawingml/2006/main">
+              <a:graphicData uri="http://schemas.openxmlformats.org/drawingml/2006/picture">
+                <pic:pic xmlns:pic="http://schemas.openxmlformats.org/drawingml/2006/picture">
+                  <pic:nvPicPr>
+                    <pic:cNvPr id="7" name="Image7"/>
+                    <pic:cNvPicPr>
+                      <a:picLocks noChangeAspect="1" noChangeArrowheads="1"/>
+                    </pic:cNvPicPr>
+                  </pic:nvPicPr>
+                  <pic:blipFill>
+                    <a:blip r:embed="rId8"/>
+                    <a:stretch>
+                      <a:fillRect/>
+                    </a:stretch>
+                  </pic:blipFill>
+                  <pic:spPr bwMode="auto">
+                    <a:xfrm>
+                      <a:off x="0" y="0"/>
+                      <a:ext cx="5905500" cy="6143625"/>
+                    </a:xfrm>
+                    <a:prstGeom prst="rect">
+                      <a:avLst/>
+                    </a:prstGeom>
+                    <a:noFill/>
+                  </pic:spPr>
+                </pic:pic>
+              </a:graphicData>
+            </a:graphic>
+          </wp:inline>
+        </w:drawing>
+      </w:r>
+    </w:p>
+    <w:p>
+      <w:pPr>
+        <w:pStyle w:val="BodyTextpie"/>
+        <w:bidi w:val="0"/>
+        <w:rPr/>
+      </w:pPr>
+      <w:r>
+        <w:rPr/>
+        <w:t>Ilustración 7. Pantalla "Nuevo pedido" con dos productos en el carrito.</w:t>
+      </w:r>
+    </w:p>
+    <w:tbl>
+      <w:tblPr>
+        <w:tblW w:w="9638" w:type="dxa"/>
+        <w:jc w:val="left"/>
+        <w:tblInd w:w="28" w:type="dxa"/>
+        <w:tblLayout w:type="fixed"/>
+        <w:tblCellMar>
+          <w:top w:w="28" w:type="dxa"/>
+          <w:left w:w="28" w:type="dxa"/>
+          <w:bottom w:w="28" w:type="dxa"/>
+          <w:right w:w="28" w:type="dxa"/>
+        </w:tblCellMar>
+      </w:tblPr>
+      <w:tblGrid>
+        <w:gridCol w:w="2066"/>
+        <w:gridCol w:w="7572"/>
+      </w:tblGrid>
+      <w:tr>
+        <w:trPr/>
+        <w:tc>
+          <w:tcPr>
+            <w:tcW w:w="2066" w:type="dxa"/>
+            <w:tcBorders/>
+            <w:vAlign w:val="center"/>
+          </w:tcPr>
+          <w:p>
+            <w:pPr>
+              <w:pStyle w:val="TableHeading"/>
+              <w:bidi w:val="0"/>
+              <w:spacing w:before="0" w:after="283"/>
+              <w:ind w:hanging="0" w:left="0" w:right="0"/>
+              <w:jc w:val="left"/>
+              <w:rPr/>
+            </w:pPr>
+            <w:r>
+              <w:rPr/>
+              <w:t>Bloque</w:t>
+            </w:r>
+          </w:p>
+        </w:tc>
+        <w:tc>
+          <w:tcPr>
+            <w:tcW w:w="7572" w:type="dxa"/>
+            <w:tcBorders/>
+            <w:vAlign w:val="center"/>
+          </w:tcPr>
+          <w:p>
+            <w:pPr>
+              <w:pStyle w:val="TableHeading"/>
+              <w:suppressLineNumbers/>
+              <w:shd w:fill="2C5530" w:val="clear"/>
+              <w:bidi w:val="0"/>
+              <w:spacing w:before="0" w:after="283"/>
+              <w:jc w:val="left"/>
+              <w:rPr/>
+            </w:pPr>
+            <w:r>
+              <w:rPr/>
+              <w:t>Qué completar</w:t>
+            </w:r>
+          </w:p>
+        </w:tc>
+      </w:tr>
+      <w:tr>
+        <w:trPr/>
+        <w:tc>
+          <w:tcPr>
+            <w:tcW w:w="2066" w:type="dxa"/>
+            <w:tcBorders/>
+            <w:vAlign w:val="center"/>
+          </w:tcPr>
+          <w:p>
+            <w:pPr>
+              <w:pStyle w:val="TableContents"/>
+              <w:bidi w:val="0"/>
+              <w:spacing w:before="0" w:after="283"/>
+              <w:jc w:val="left"/>
+              <w:rPr>
+                <w:b/>
+              </w:rPr>
+            </w:pPr>
+            <w:r>
+              <w:rPr>
+                <w:b/>
+              </w:rPr>
+              <w:t>1 · Datos del cliente</w:t>
+            </w:r>
+          </w:p>
+        </w:tc>
+        <w:tc>
+          <w:tcPr>
+            <w:tcW w:w="7572" w:type="dxa"/>
+            <w:tcBorders/>
+            <w:vAlign w:val="center"/>
+          </w:tcPr>
+          <w:p>
+            <w:pPr>
+              <w:pStyle w:val="TableContents"/>
+              <w:bidi w:val="0"/>
+              <w:spacing w:before="0" w:after="283"/>
+              <w:jc w:val="left"/>
+              <w:rPr/>
+            </w:pPr>
+            <w:r>
+              <w:rPr/>
+              <w:t>Nombre o razón social y teléfono de contacto (obligatorios, marcados con asterisco rojo); correo electrónico (opcional); tipo de cliente: Restaurante, Cafetería, Tienda especializada o Consumidor final; y dirección de entrega.</w:t>
+            </w:r>
+          </w:p>
+        </w:tc>
+      </w:tr>
+      <w:tr>
+        <w:trPr/>
+        <w:tc>
+          <w:tcPr>
+            <w:tcW w:w="2066" w:type="dxa"/>
+            <w:tcBorders/>
+            <w:vAlign w:val="center"/>
+          </w:tcPr>
+          <w:p>
+            <w:pPr>
+              <w:pStyle w:val="TableContents"/>
+              <w:bidi w:val="0"/>
+              <w:spacing w:before="0" w:after="283"/>
+              <w:jc w:val="left"/>
+              <w:rPr>
+                <w:b/>
+              </w:rPr>
+            </w:pPr>
+            <w:r>
+              <w:rPr>
+                <w:b/>
+              </w:rPr>
+              <w:t>2 · Productos y cantidades</w:t>
+            </w:r>
+          </w:p>
+        </w:tc>
+        <w:tc>
+          <w:tcPr>
+            <w:tcW w:w="7572" w:type="dxa"/>
+            <w:tcBorders/>
+            <w:vAlign w:val="center"/>
+          </w:tcPr>
+          <w:p>
+            <w:pPr>
+              <w:pStyle w:val="TableContents"/>
+              <w:bidi w:val="0"/>
+              <w:spacing w:before="0" w:after="283"/>
+              <w:jc w:val="left"/>
+              <w:rPr/>
+            </w:pPr>
+            <w:r>
+              <w:rPr/>
+              <w:t xml:space="preserve">Revise las líneas del carrito y ajuste las cantidades con los botones − y </w:t>
+            </w:r>
+            <w:r>
+              <w:rPr>
+                <w:b/>
+              </w:rPr>
+              <w:t>+</w:t>
+            </w:r>
+            <w:r>
+              <w:rPr/>
+              <w:t>. Si está vacío, use el enlace "Volver al catálogo".</w:t>
+            </w:r>
+          </w:p>
+        </w:tc>
+      </w:tr>
+      <w:tr>
+        <w:trPr/>
+        <w:tc>
+          <w:tcPr>
+            <w:tcW w:w="2066" w:type="dxa"/>
+            <w:tcBorders/>
+            <w:vAlign w:val="center"/>
+          </w:tcPr>
+          <w:p>
+            <w:pPr>
+              <w:pStyle w:val="TableContents"/>
+              <w:bidi w:val="0"/>
+              <w:spacing w:before="0" w:after="283"/>
+              <w:jc w:val="left"/>
+              <w:rPr>
+                <w:b/>
+              </w:rPr>
+            </w:pPr>
+            <w:r>
+              <w:rPr>
+                <w:b/>
+              </w:rPr>
+              <w:t>3 · Entrega y pago</w:t>
+            </w:r>
+          </w:p>
+        </w:tc>
+        <w:tc>
+          <w:tcPr>
+            <w:tcW w:w="7572" w:type="dxa"/>
+            <w:tcBorders/>
+            <w:vAlign w:val="center"/>
+          </w:tcPr>
+          <w:p>
+            <w:pPr>
+              <w:pStyle w:val="TableContents"/>
+              <w:bidi w:val="0"/>
+              <w:spacing w:before="0" w:after="283"/>
+              <w:jc w:val="left"/>
+              <w:rPr/>
+            </w:pPr>
+            <w:r>
+              <w:rPr/>
+              <w:t>Elija la forma de entrega y la forma de pago (véase 2.2.4).</w:t>
+            </w:r>
+          </w:p>
+        </w:tc>
+      </w:tr>
+      <w:tr>
+        <w:trPr/>
+        <w:tc>
+          <w:tcPr>
+            <w:tcW w:w="2066" w:type="dxa"/>
+            <w:tcBorders/>
+            <w:vAlign w:val="center"/>
+          </w:tcPr>
+          <w:p>
+            <w:pPr>
+              <w:pStyle w:val="TableContents"/>
+              <w:bidi w:val="0"/>
+              <w:spacing w:before="0" w:after="283"/>
+              <w:jc w:val="left"/>
+              <w:rPr>
+                <w:b/>
+              </w:rPr>
+            </w:pPr>
+            <w:r>
+              <w:rPr>
+                <w:b/>
+              </w:rPr>
+              <w:t>4 · Observaciones</w:t>
+            </w:r>
+          </w:p>
+        </w:tc>
+        <w:tc>
+          <w:tcPr>
+            <w:tcW w:w="7572" w:type="dxa"/>
+            <w:tcBorders/>
+            <w:vAlign w:val="center"/>
+          </w:tcPr>
+          <w:p>
+            <w:pPr>
+              <w:pStyle w:val="TableContents"/>
+              <w:bidi w:val="0"/>
+              <w:spacing w:before="0" w:after="283"/>
+              <w:jc w:val="left"/>
+              <w:rPr/>
+            </w:pPr>
+            <w:r>
+              <w:rPr/>
+              <w:t>Notas de entrega, molienda u horario. Opcional, hasta 1000 caracteres.</w:t>
+            </w:r>
+          </w:p>
+        </w:tc>
+      </w:tr>
+    </w:tbl>
+    <w:p>
+      <w:pPr>
+        <w:pStyle w:val="BodyTextpie"/>
+        <w:bidi w:val="0"/>
+        <w:rPr/>
+      </w:pPr>
+      <w:r>
+        <w:rPr/>
+        <w:t>Tabla 10. Bloques del formulario de pedido.</w:t>
+      </w:r>
+    </w:p>
+    <w:p>
+      <w:pPr>
+        <w:pStyle w:val="BodyText"/>
+        <w:bidi w:val="0"/>
+        <w:jc w:val="left"/>
+        <w:rPr/>
+      </w:pPr>
+      <w:r>
+        <w:rPr/>
+        <w:t xml:space="preserve">El bloque </w:t>
+      </w:r>
+      <w:r>
+        <w:rPr>
+          <w:b/>
+        </w:rPr>
+        <w:t>Resumen</w:t>
+      </w:r>
+      <w:r>
+        <w:rPr/>
+        <w:t xml:space="preserve">, a la derecha, muestra en todo momento el número de productos y unidades, el </w:t>
+      </w:r>
+      <w:r>
+        <w:rPr>
+          <w:b/>
+        </w:rPr>
+        <w:t>Subtotal</w:t>
+      </w:r>
+      <w:r>
+        <w:rPr/>
+        <w:t xml:space="preserve">, el </w:t>
+      </w:r>
+      <w:r>
+        <w:rPr>
+          <w:b/>
+        </w:rPr>
+        <w:t>Envío</w:t>
+      </w:r>
+      <w:r>
+        <w:rPr/>
+        <w:t xml:space="preserve"> y el </w:t>
+      </w:r>
+      <w:r>
+        <w:rPr>
+          <w:b/>
+        </w:rPr>
+        <w:t>Total</w:t>
+      </w:r>
+      <w:r>
+        <w:rPr/>
+        <w:t xml:space="preserve">, junto al estado inicial "Pendiente" con el que nacerá el pedido. Al pulsar </w:t>
+      </w:r>
+      <w:r>
+        <w:rPr>
+          <w:b/>
+        </w:rPr>
+        <w:t>Confirmar Pedido (Pendiente)</w:t>
+      </w:r>
+      <w:r>
+        <w:rPr/>
+        <w:t>, si todo es correcto, se abre la ventana de confirmación.</w:t>
+      </w:r>
+    </w:p>
+    <w:p>
+      <w:pPr>
+        <w:pStyle w:val="BodyTextcapt"/>
+        <w:bidi w:val="0"/>
+        <w:rPr/>
+      </w:pPr>
+      <w:r>
+        <w:rPr/>
+        <w:drawing>
+          <wp:inline distT="0" distB="0" distL="0" distR="0">
+            <wp:extent cx="5905500" cy="3114675"/>
+            <wp:effectExtent l="0" t="0" r="0" b="0"/>
+            <wp:docPr id="8" name="Image8"/>
+            <wp:cNvGraphicFramePr>
+              <a:graphicFrameLocks xmlns:a="http://schemas.openxmlformats.org/drawingml/2006/main" noChangeAspect="1"/>
+            </wp:cNvGraphicFramePr>
+            <a:graphic xmlns:a="http://schemas.openxmlformats.org/drawingml/2006/main">
+              <a:graphicData uri="http://schemas.openxmlformats.org/drawingml/2006/picture">
+                <pic:pic xmlns:pic="http://schemas.openxmlformats.org/drawingml/2006/picture">
+                  <pic:nvPicPr>
+                    <pic:cNvPr id="8" name="Image8"/>
+                    <pic:cNvPicPr>
+                      <a:picLocks noChangeAspect="1" noChangeArrowheads="1"/>
+                    </pic:cNvPicPr>
+                  </pic:nvPicPr>
+                  <pic:blipFill>
+                    <a:blip r:embed="rId9"/>
+                    <a:stretch>
+                      <a:fillRect/>
+                    </a:stretch>
+                  </pic:blipFill>
+                  <pic:spPr bwMode="auto">
+                    <a:xfrm>
+                      <a:off x="0" y="0"/>
+                      <a:ext cx="5905500" cy="3114675"/>
+                    </a:xfrm>
+                    <a:prstGeom prst="rect">
+                      <a:avLst/>
+                    </a:prstGeom>
+                    <a:noFill/>
+                  </pic:spPr>
+                </pic:pic>
+              </a:graphicData>
+            </a:graphic>
+          </wp:inline>
+        </w:drawing>
+      </w:r>
+    </w:p>
+    <w:p>
+      <w:pPr>
+        <w:pStyle w:val="BodyTextpie"/>
+        <w:bidi w:val="0"/>
+        <w:rPr/>
+      </w:pPr>
+      <w:r>
+        <w:rPr/>
+        <w:t>Ilustración 8. Ventana de confirmación tras registrar el pedido.</w:t>
+      </w:r>
+    </w:p>
+    <w:tbl>
+      <w:tblPr>
+        <w:tblW w:w="9638" w:type="dxa"/>
+        <w:jc w:val="left"/>
+        <w:tblInd w:w="120" w:type="dxa"/>
+        <w:tblLayout w:type="fixed"/>
+        <w:tblCellMar>
+          <w:top w:w="120" w:type="dxa"/>
+          <w:left w:w="120" w:type="dxa"/>
+          <w:bottom w:w="120" w:type="dxa"/>
+          <w:right w:w="120" w:type="dxa"/>
+        </w:tblCellMar>
+      </w:tblPr>
+      <w:tblGrid>
+        <w:gridCol w:w="9638"/>
+      </w:tblGrid>
+      <w:tr>
+        <w:trPr/>
+        <w:tc>
+          <w:tcPr>
+            <w:tcW w:w="9638" w:type="dxa"/>
+            <w:tcBorders>
+              <w:top w:val="single" w:sz="2" w:space="0" w:color="D9A441"/>
+              <w:left w:val="single" w:sz="30" w:space="0" w:color="D9A441"/>
+              <w:bottom w:val="single" w:sz="2" w:space="0" w:color="D9A441"/>
+              <w:right w:val="single" w:sz="2" w:space="0" w:color="D9A441"/>
+            </w:tcBorders>
+            <w:shd w:fill="F4F8EE" w:val="clear"/>
+            <w:vAlign w:val="center"/>
+          </w:tcPr>
+          <w:p>
+            <w:pPr>
+              <w:pStyle w:val="TableContents"/>
+              <w:bidi w:val="0"/>
+              <w:spacing w:before="0" w:after="283"/>
+              <w:ind w:hanging="0" w:left="0" w:right="0"/>
+              <w:jc w:val="left"/>
+              <w:rPr>
+                <w:rFonts w:ascii="Times New Roman;serif" w:hAnsi="Times New Roman;serif"/>
+                <w:sz w:val="20"/>
+              </w:rPr>
+            </w:pPr>
+            <w:r>
+              <w:rPr>
+                <w:sz w:val="20"/>
+              </w:rPr>
+              <w:t xml:space="preserve">El pedido nace siempre en estado </w:t>
+            </w:r>
+            <w:r>
+              <w:rPr>
+                <w:b/>
+                <w:sz w:val="20"/>
+              </w:rPr>
               <w:t>"Pendiente"</w:t>
             </w:r>
             <w:r>
               <w:rPr>
                 <w:sz w:val="20"/>
               </w:rPr>
-              <w:t xml:space="preserve"> y el carrito queda vacío. Anote el código del pedido: es el que identifica su compra en el Historial y en el Seguimiento.</w:t>
+              <w:t xml:space="preserve"> y el carrito queda vacío. Anote el identificador del pedido (por ejemplo </w:t>
+            </w:r>
+            <w:r>
+              <w:rPr>
+                <w:rFonts w:ascii="Courier New;monospace" w:hAnsi="Courier New;monospace"/>
+                <w:color w:val="2C5530"/>
+                <w:sz w:val="19"/>
+              </w:rPr>
+              <w:t>PED-104</w:t>
+            </w:r>
+            <w:r>
+              <w:rPr>
+                <w:sz w:val="20"/>
+              </w:rPr>
+              <w:t>): es el que identifica su compra en el Historial y en el Seguimiento. Desde esta ventana puede ir al Historial o seguir en el catálogo.</w:t>
             </w:r>
           </w:p>
         </w:tc>
@@ -6032,6 +6923,7 @@
             <w:pPr>
               <w:pStyle w:val="TableHeading"/>
               <w:bidi w:val="0"/>
+              <w:spacing w:before="0" w:after="283"/>
               <w:ind w:hanging="0" w:left="0" w:right="0"/>
               <w:jc w:val="left"/>
               <w:rPr/>
@@ -6054,6 +6946,7 @@
               <w:suppressLineNumbers/>
               <w:shd w:fill="2C5530" w:val="clear"/>
               <w:bidi w:val="0"/>
+              <w:spacing w:before="0" w:after="283"/>
               <w:jc w:val="left"/>
               <w:rPr/>
             </w:pPr>
@@ -6076,6 +6969,7 @@
             <w:pPr>
               <w:pStyle w:val="TableContents"/>
               <w:bidi w:val="0"/>
+              <w:spacing w:before="0" w:after="283"/>
               <w:jc w:val="left"/>
               <w:rPr>
                 <w:b/>
@@ -6098,9 +6992,8 @@
           <w:p>
             <w:pPr>
               <w:pStyle w:val="TableContents"/>
-              <w:widowControl w:val="false"/>
-              <w:suppressLineNumbers/>
-              <w:bidi w:val="0"/>
+              <w:bidi w:val="0"/>
+              <w:spacing w:before="0" w:after="283"/>
               <w:jc w:val="left"/>
               <w:rPr/>
             </w:pPr>
@@ -6133,6 +7026,7 @@
             <w:pPr>
               <w:pStyle w:val="TableContents"/>
               <w:bidi w:val="0"/>
+              <w:spacing w:before="0" w:after="283"/>
               <w:jc w:val="left"/>
               <w:rPr>
                 <w:b/>
@@ -6155,9 +7049,8 @@
           <w:p>
             <w:pPr>
               <w:pStyle w:val="TableContents"/>
-              <w:widowControl w:val="false"/>
-              <w:suppressLineNumbers/>
-              <w:bidi w:val="0"/>
+              <w:bidi w:val="0"/>
+              <w:spacing w:before="0" w:after="283"/>
               <w:jc w:val="left"/>
               <w:rPr/>
             </w:pPr>
@@ -6173,7 +7066,7 @@
             </w:r>
             <w:r>
               <w:rPr/>
-              <w:t xml:space="preserve"> y no se pide dirección.</w:t>
+              <w:t xml:space="preserve"> (aparece "Sin cargo") y no se pide dirección.</w:t>
             </w:r>
           </w:p>
         </w:tc>
@@ -6238,6 +7131,7 @@
             <w:pPr>
               <w:pStyle w:val="TableHeading"/>
               <w:bidi w:val="0"/>
+              <w:spacing w:before="0" w:after="283"/>
               <w:ind w:hanging="0" w:left="0" w:right="0"/>
               <w:jc w:val="left"/>
               <w:rPr/>
@@ -6258,6 +7152,7 @@
             <w:pPr>
               <w:pStyle w:val="TableHeading"/>
               <w:bidi w:val="0"/>
+              <w:spacing w:before="0" w:after="283"/>
               <w:ind w:hanging="0" w:left="0" w:right="0"/>
               <w:jc w:val="left"/>
               <w:rPr/>
@@ -6280,6 +7175,7 @@
               <w:suppressLineNumbers/>
               <w:shd w:fill="2C5530" w:val="clear"/>
               <w:bidi w:val="0"/>
+              <w:spacing w:before="0" w:after="283"/>
               <w:jc w:val="left"/>
               <w:rPr/>
             </w:pPr>
@@ -6302,6 +7198,7 @@
             <w:pPr>
               <w:pStyle w:val="TableContents"/>
               <w:bidi w:val="0"/>
+              <w:spacing w:before="0" w:after="283"/>
               <w:jc w:val="left"/>
               <w:rPr>
                 <w:b/>
@@ -6324,9 +7221,8 @@
           <w:p>
             <w:pPr>
               <w:pStyle w:val="TableContents"/>
-              <w:widowControl w:val="false"/>
-              <w:suppressLineNumbers/>
-              <w:bidi w:val="0"/>
+              <w:bidi w:val="0"/>
+              <w:spacing w:before="0" w:after="283"/>
               <w:jc w:val="left"/>
               <w:rPr/>
             </w:pPr>
@@ -6345,9 +7241,8 @@
           <w:p>
             <w:pPr>
               <w:pStyle w:val="TableContents"/>
-              <w:widowControl w:val="false"/>
-              <w:suppressLineNumbers/>
-              <w:bidi w:val="0"/>
+              <w:bidi w:val="0"/>
+              <w:spacing w:before="0" w:after="283"/>
               <w:jc w:val="left"/>
               <w:rPr/>
             </w:pPr>
@@ -6380,6 +7275,7 @@
             <w:pPr>
               <w:pStyle w:val="TableContents"/>
               <w:bidi w:val="0"/>
+              <w:spacing w:before="0" w:after="283"/>
               <w:jc w:val="left"/>
               <w:rPr>
                 <w:b/>
@@ -6402,9 +7298,8 @@
           <w:p>
             <w:pPr>
               <w:pStyle w:val="TableContents"/>
-              <w:widowControl w:val="false"/>
-              <w:suppressLineNumbers/>
-              <w:bidi w:val="0"/>
+              <w:bidi w:val="0"/>
+              <w:spacing w:before="0" w:after="283"/>
               <w:jc w:val="left"/>
               <w:rPr/>
             </w:pPr>
@@ -6433,9 +7328,8 @@
           <w:p>
             <w:pPr>
               <w:pStyle w:val="TableContents"/>
-              <w:widowControl w:val="false"/>
-              <w:suppressLineNumbers/>
-              <w:bidi w:val="0"/>
+              <w:bidi w:val="0"/>
+              <w:spacing w:before="0" w:after="283"/>
               <w:jc w:val="left"/>
               <w:rPr/>
             </w:pPr>
@@ -6468,6 +7362,7 @@
             <w:pPr>
               <w:pStyle w:val="TableContents"/>
               <w:bidi w:val="0"/>
+              <w:spacing w:before="0" w:after="283"/>
               <w:jc w:val="left"/>
               <w:rPr>
                 <w:b/>
@@ -6490,9 +7385,8 @@
           <w:p>
             <w:pPr>
               <w:pStyle w:val="TableContents"/>
-              <w:widowControl w:val="false"/>
-              <w:suppressLineNumbers/>
-              <w:bidi w:val="0"/>
+              <w:bidi w:val="0"/>
+              <w:spacing w:before="0" w:after="283"/>
               <w:jc w:val="left"/>
               <w:rPr/>
             </w:pPr>
@@ -6511,9 +7405,8 @@
           <w:p>
             <w:pPr>
               <w:pStyle w:val="TableContents"/>
-              <w:widowControl w:val="false"/>
-              <w:suppressLineNumbers/>
-              <w:bidi w:val="0"/>
+              <w:bidi w:val="0"/>
+              <w:spacing w:before="0" w:after="283"/>
               <w:jc w:val="left"/>
               <w:rPr/>
             </w:pPr>
@@ -6569,7 +7462,7 @@
             <w:tcW w:w="9638" w:type="dxa"/>
             <w:tcBorders>
               <w:top w:val="single" w:sz="2" w:space="0" w:color="D9A441"/>
-              <w:left w:val="single" w:sz="2" w:space="0" w:color="D9A441"/>
+              <w:left w:val="single" w:sz="30" w:space="0" w:color="D9A441"/>
               <w:bottom w:val="single" w:sz="2" w:space="0" w:color="D9A441"/>
               <w:right w:val="single" w:sz="2" w:space="0" w:color="D9A441"/>
             </w:tcBorders>
@@ -6580,6 +7473,7 @@
             <w:pPr>
               <w:pStyle w:val="TableContents"/>
               <w:bidi w:val="0"/>
+              <w:spacing w:before="0" w:after="283"/>
               <w:ind w:hanging="0" w:left="0" w:right="0"/>
               <w:jc w:val="left"/>
               <w:rPr>
@@ -6616,6 +7510,7 @@
             <w:r>
               <w:rPr>
                 <w:rFonts w:ascii="Courier New;monospace" w:hAnsi="Courier New;monospace"/>
+                <w:color w:val="2C5530"/>
                 <w:sz w:val="19"/>
               </w:rPr>
               <w:t>Tarjeta ****4242</w:t>
@@ -6695,12 +7590,71 @@
       </w:r>
       <w:r>
         <w:rPr/>
-        <w:t xml:space="preserve"> presenta un tablero de tres columnas:</w:t>
+        <w:t xml:space="preserve"> presenta un tablero de tres columnas.</w:t>
+      </w:r>
+    </w:p>
+    <w:p>
+      <w:pPr>
+        <w:pStyle w:val="BodyTextcapt"/>
+        <w:bidi w:val="0"/>
+        <w:rPr/>
+      </w:pPr>
+      <w:r>
+        <w:rPr/>
+        <w:drawing>
+          <wp:inline distT="0" distB="0" distL="0" distR="0">
+            <wp:extent cx="5905500" cy="4714875"/>
+            <wp:effectExtent l="0" t="0" r="0" b="0"/>
+            <wp:docPr id="9" name="Image9"/>
+            <wp:cNvGraphicFramePr>
+              <a:graphicFrameLocks xmlns:a="http://schemas.openxmlformats.org/drawingml/2006/main" noChangeAspect="1"/>
+            </wp:cNvGraphicFramePr>
+            <a:graphic xmlns:a="http://schemas.openxmlformats.org/drawingml/2006/main">
+              <a:graphicData uri="http://schemas.openxmlformats.org/drawingml/2006/picture">
+                <pic:pic xmlns:pic="http://schemas.openxmlformats.org/drawingml/2006/picture">
+                  <pic:nvPicPr>
+                    <pic:cNvPr id="9" name="Image9"/>
+                    <pic:cNvPicPr>
+                      <a:picLocks noChangeAspect="1" noChangeArrowheads="1"/>
+                    </pic:cNvPicPr>
+                  </pic:nvPicPr>
+                  <pic:blipFill>
+                    <a:blip r:embed="rId10"/>
+                    <a:stretch>
+                      <a:fillRect/>
+                    </a:stretch>
+                  </pic:blipFill>
+                  <pic:spPr bwMode="auto">
+                    <a:xfrm>
+                      <a:off x="0" y="0"/>
+                      <a:ext cx="5905500" cy="4714875"/>
+                    </a:xfrm>
+                    <a:prstGeom prst="rect">
+                      <a:avLst/>
+                    </a:prstGeom>
+                    <a:noFill/>
+                  </pic:spPr>
+                </pic:pic>
+              </a:graphicData>
+            </a:graphic>
+          </wp:inline>
+        </w:drawing>
+      </w:r>
+    </w:p>
+    <w:p>
+      <w:pPr>
+        <w:pStyle w:val="BodyTextpie"/>
+        <w:bidi w:val="0"/>
+        <w:rPr/>
+      </w:pPr>
+      <w:r>
+        <w:rPr/>
+        <w:t>Ilustración 9. Tablero de seguimiento, visto por Logística y Almacén.</w:t>
       </w:r>
     </w:p>
     <w:tbl>
       <w:tblPr>
-        <w:tblW w:w="7797" w:type="dxa"/>
+        <w:tblW w:w="9638" w:type="dxa"/>
         <w:jc w:val="left"/>
         <w:tblInd w:w="28" w:type="dxa"/>
         <w:tblLayout w:type="fixed"/>
@@ -6712,14 +7666,14 @@
         </w:tblCellMar>
       </w:tblPr>
       <w:tblGrid>
-        <w:gridCol w:w="1308"/>
-        <w:gridCol w:w="6489"/>
+        <w:gridCol w:w="1617"/>
+        <w:gridCol w:w="8021"/>
       </w:tblGrid>
       <w:tr>
         <w:trPr/>
         <w:tc>
           <w:tcPr>
-            <w:tcW w:w="1308" w:type="dxa"/>
+            <w:tcW w:w="1617" w:type="dxa"/>
             <w:tcBorders/>
             <w:vAlign w:val="center"/>
           </w:tcPr>
@@ -6727,6 +7681,7 @@
             <w:pPr>
               <w:pStyle w:val="TableHeading"/>
               <w:bidi w:val="0"/>
+              <w:spacing w:before="0" w:after="283"/>
               <w:ind w:hanging="0" w:left="0" w:right="0"/>
               <w:jc w:val="left"/>
               <w:rPr/>
@@ -6739,7 +7694,7 @@
         </w:tc>
         <w:tc>
           <w:tcPr>
-            <w:tcW w:w="6489" w:type="dxa"/>
+            <w:tcW w:w="8021" w:type="dxa"/>
             <w:tcBorders/>
             <w:vAlign w:val="center"/>
           </w:tcPr>
@@ -6749,6 +7704,7 @@
               <w:suppressLineNumbers/>
               <w:shd w:fill="2C5530" w:val="clear"/>
               <w:bidi w:val="0"/>
+              <w:spacing w:before="0" w:after="283"/>
               <w:jc w:val="left"/>
               <w:rPr/>
             </w:pPr>
@@ -6763,14 +7719,15 @@
         <w:trPr/>
         <w:tc>
           <w:tcPr>
-            <w:tcW w:w="1308" w:type="dxa"/>
-            <w:tcBorders/>
-            <w:vAlign w:val="center"/>
-          </w:tcPr>
-          <w:p>
-            <w:pPr>
-              <w:pStyle w:val="TableContents"/>
-              <w:bidi w:val="0"/>
+            <w:tcW w:w="1617" w:type="dxa"/>
+            <w:tcBorders/>
+            <w:vAlign w:val="center"/>
+          </w:tcPr>
+          <w:p>
+            <w:pPr>
+              <w:pStyle w:val="TableContents"/>
+              <w:bidi w:val="0"/>
+              <w:spacing w:before="0" w:after="283"/>
               <w:jc w:val="left"/>
               <w:rPr>
                 <w:b/>
@@ -6786,16 +7743,15 @@
         </w:tc>
         <w:tc>
           <w:tcPr>
-            <w:tcW w:w="6489" w:type="dxa"/>
-            <w:tcBorders/>
-            <w:vAlign w:val="center"/>
-          </w:tcPr>
-          <w:p>
-            <w:pPr>
-              <w:pStyle w:val="TableContents"/>
-              <w:widowControl w:val="false"/>
-              <w:suppressLineNumbers/>
-              <w:bidi w:val="0"/>
+            <w:tcW w:w="8021" w:type="dxa"/>
+            <w:tcBorders/>
+            <w:vAlign w:val="center"/>
+          </w:tcPr>
+          <w:p>
+            <w:pPr>
+              <w:pStyle w:val="TableContents"/>
+              <w:bidi w:val="0"/>
+              <w:spacing w:before="0" w:after="283"/>
               <w:jc w:val="left"/>
               <w:rPr/>
             </w:pPr>
@@ -6810,14 +7766,15 @@
         <w:trPr/>
         <w:tc>
           <w:tcPr>
-            <w:tcW w:w="1308" w:type="dxa"/>
-            <w:tcBorders/>
-            <w:vAlign w:val="center"/>
-          </w:tcPr>
-          <w:p>
-            <w:pPr>
-              <w:pStyle w:val="TableContents"/>
-              <w:bidi w:val="0"/>
+            <w:tcW w:w="1617" w:type="dxa"/>
+            <w:tcBorders/>
+            <w:vAlign w:val="center"/>
+          </w:tcPr>
+          <w:p>
+            <w:pPr>
+              <w:pStyle w:val="TableContents"/>
+              <w:bidi w:val="0"/>
+              <w:spacing w:before="0" w:after="283"/>
               <w:jc w:val="left"/>
               <w:rPr>
                 <w:b/>
@@ -6833,16 +7790,15 @@
         </w:tc>
         <w:tc>
           <w:tcPr>
-            <w:tcW w:w="6489" w:type="dxa"/>
-            <w:tcBorders/>
-            <w:vAlign w:val="center"/>
-          </w:tcPr>
-          <w:p>
-            <w:pPr>
-              <w:pStyle w:val="TableContents"/>
-              <w:widowControl w:val="false"/>
-              <w:suppressLineNumbers/>
-              <w:bidi w:val="0"/>
+            <w:tcW w:w="8021" w:type="dxa"/>
+            <w:tcBorders/>
+            <w:vAlign w:val="center"/>
+          </w:tcPr>
+          <w:p>
+            <w:pPr>
+              <w:pStyle w:val="TableContents"/>
+              <w:bidi w:val="0"/>
+              <w:spacing w:before="0" w:after="283"/>
               <w:jc w:val="left"/>
               <w:rPr/>
             </w:pPr>
@@ -6857,14 +7813,15 @@
         <w:trPr/>
         <w:tc>
           <w:tcPr>
-            <w:tcW w:w="1308" w:type="dxa"/>
-            <w:tcBorders/>
-            <w:vAlign w:val="center"/>
-          </w:tcPr>
-          <w:p>
-            <w:pPr>
-              <w:pStyle w:val="TableContents"/>
-              <w:bidi w:val="0"/>
+            <w:tcW w:w="1617" w:type="dxa"/>
+            <w:tcBorders/>
+            <w:vAlign w:val="center"/>
+          </w:tcPr>
+          <w:p>
+            <w:pPr>
+              <w:pStyle w:val="TableContents"/>
+              <w:bidi w:val="0"/>
+              <w:spacing w:before="0" w:after="283"/>
               <w:jc w:val="left"/>
               <w:rPr>
                 <w:b/>
@@ -6880,16 +7837,15 @@
         </w:tc>
         <w:tc>
           <w:tcPr>
-            <w:tcW w:w="6489" w:type="dxa"/>
-            <w:tcBorders/>
-            <w:vAlign w:val="center"/>
-          </w:tcPr>
-          <w:p>
-            <w:pPr>
-              <w:pStyle w:val="TableContents"/>
-              <w:widowControl w:val="false"/>
-              <w:suppressLineNumbers/>
-              <w:bidi w:val="0"/>
+            <w:tcW w:w="8021" w:type="dxa"/>
+            <w:tcBorders/>
+            <w:vAlign w:val="center"/>
+          </w:tcPr>
+          <w:p>
+            <w:pPr>
+              <w:pStyle w:val="TableContents"/>
+              <w:bidi w:val="0"/>
+              <w:spacing w:before="0" w:after="283"/>
               <w:jc w:val="left"/>
               <w:rPr/>
             </w:pPr>
@@ -6921,7 +7877,7 @@
       </w:pPr>
       <w:r>
         <w:rPr/>
-        <w:t xml:space="preserve">Cada tarjeta muestra el código del pedido, el cliente, el total, la forma de pago y la forma de entrega. El </w:t>
+        <w:t xml:space="preserve">Cada tarjeta muestra el código del pedido, el cliente y su tipo, la fecha, el número de productos y unidades, el total, la forma de pago con su estado de cobro y la forma de entrega. El </w:t>
       </w:r>
       <w:r>
         <w:rPr>
@@ -6931,7 +7887,27 @@
       </w:r>
       <w:r>
         <w:rPr/>
-        <w:t xml:space="preserve"> ve este tablero en modo consulta, solo con sus propios pedidos. Los roles con permiso de despacho (Logística y Almacén, Proveedor y Administrador) ven además el botón "Marcar preparación" o "Marcar entregado", según la etapa.</w:t>
+        <w:t xml:space="preserve"> ve este tablero en modo consulta, solo con sus propios pedidos. Los roles con permiso de despacho (Logística y Almacén, Proveedor y Administrador) ven además el botón </w:t>
+      </w:r>
+      <w:r>
+        <w:rPr>
+          <w:b/>
+        </w:rPr>
+        <w:t>"Marcar preparación →"</w:t>
+      </w:r>
+      <w:r>
+        <w:rPr/>
+        <w:t xml:space="preserve"> o </w:t>
+      </w:r>
+      <w:r>
+        <w:rPr>
+          <w:b/>
+        </w:rPr>
+        <w:t>"Marcar entregado →"</w:t>
+      </w:r>
+      <w:r>
+        <w:rPr/>
+        <w:t>, según la etapa.</w:t>
       </w:r>
     </w:p>
     <w:p>
@@ -6999,7 +7975,7 @@
         <w:rPr>
           <w:b/>
         </w:rPr>
-        <w:t>"Marcar preparación"</w:t>
+        <w:t>"Marcar preparación →"</w:t>
       </w:r>
       <w:r>
         <w:rPr/>
@@ -7025,27 +8001,27 @@
       </w:pPr>
       <w:r>
         <w:rPr/>
-        <w:t xml:space="preserve">Cuando el pedido llegue al cliente, pulse </w:t>
+        <w:t xml:space="preserve">Cuando el pedido llegue al cliente, escriba en </w:t>
       </w:r>
       <w:r>
         <w:rPr>
           <w:b/>
         </w:rPr>
-        <w:t>"Marcar entregado"</w:t>
-      </w:r>
-      <w:r>
-        <w:rPr/>
-        <w:t xml:space="preserve"> e indique </w:t>
+        <w:t>"Recibido por"</w:t>
+      </w:r>
+      <w:r>
+        <w:rPr/>
+        <w:t xml:space="preserve"> el nombre de quien recibe y, si corresponde, marque la casilla </w:t>
       </w:r>
       <w:r>
         <w:rPr>
           <w:b/>
         </w:rPr>
-        <w:t>quién recibió</w:t>
-      </w:r>
-      <w:r>
-        <w:rPr/>
-        <w:t xml:space="preserve"> el pedido. </w:t>
+        <w:t>"Cobré el pedido en Efectivo"</w:t>
+      </w:r>
+      <w:r>
+        <w:rPr/>
+        <w:t xml:space="preserve">. </w:t>
       </w:r>
     </w:p>
     <w:p>
@@ -7066,7 +8042,17 @@
       </w:pPr>
       <w:r>
         <w:rPr/>
-        <w:t xml:space="preserve">Si el pago era en efectivo, al entregar se registra el cobro en el mismo acto. </w:t>
+        <w:t xml:space="preserve">Pulse </w:t>
+      </w:r>
+      <w:r>
+        <w:rPr>
+          <w:b/>
+        </w:rPr>
+        <w:t>"Marcar entregado →"</w:t>
+      </w:r>
+      <w:r>
+        <w:rPr/>
+        <w:t xml:space="preserve">. El sistema sella la fecha y cierra el cobro si se marcó la casilla. </w:t>
       </w:r>
     </w:p>
     <w:tbl>
@@ -7092,7 +8078,7 @@
             <w:tcW w:w="9638" w:type="dxa"/>
             <w:tcBorders>
               <w:top w:val="single" w:sz="2" w:space="0" w:color="D9A441"/>
-              <w:left w:val="single" w:sz="2" w:space="0" w:color="D9A441"/>
+              <w:left w:val="single" w:sz="30" w:space="0" w:color="D9A441"/>
               <w:bottom w:val="single" w:sz="2" w:space="0" w:color="D9A441"/>
               <w:right w:val="single" w:sz="2" w:space="0" w:color="D9A441"/>
             </w:tcBorders>
@@ -7103,6 +8089,7 @@
             <w:pPr>
               <w:pStyle w:val="TableContents"/>
               <w:bidi w:val="0"/>
+              <w:spacing w:before="0" w:after="283"/>
               <w:ind w:hanging="0" w:left="0" w:right="0"/>
               <w:jc w:val="left"/>
               <w:rPr>
@@ -7114,7 +8101,7 @@
               <w:rPr>
                 <w:sz w:val="20"/>
               </w:rPr>
-              <w:t>El avance es de una sola dirección: no se puede retroceder un pedido ni saltar una etapa. Un pedido entregado ya no ofrece botones.</w:t>
+              <w:t>El avance es de una sola dirección: no se puede retroceder un pedido ni saltar una etapa. Un pedido entregado ya no ofrece botones, solo la fecha de entrega.</w:t>
             </w:r>
           </w:p>
         </w:tc>
@@ -7145,7 +8132,66 @@
       </w:r>
       <w:r>
         <w:rPr/>
-        <w:t xml:space="preserve"> ("Pedidos Realizados") lista los pedidos con todas sus líneas, la forma de pago, el estado del cobro y lo que falta cobrar. El Cliente ve solo los suyos; los demás roles ven todos.</w:t>
+        <w:t xml:space="preserve"> lista los pedidos con todas sus líneas, la forma de pago, el estado del cobro y lo que falta cobrar. El Cliente ve solo los suyos; los demás roles ven todos.</w:t>
+      </w:r>
+    </w:p>
+    <w:p>
+      <w:pPr>
+        <w:pStyle w:val="BodyTextcapt"/>
+        <w:bidi w:val="0"/>
+        <w:rPr/>
+      </w:pPr>
+      <w:r>
+        <w:rPr/>
+        <w:drawing>
+          <wp:inline distT="0" distB="0" distL="0" distR="0">
+            <wp:extent cx="5905500" cy="4714875"/>
+            <wp:effectExtent l="0" t="0" r="0" b="0"/>
+            <wp:docPr id="10" name="Image10"/>
+            <wp:cNvGraphicFramePr>
+              <a:graphicFrameLocks xmlns:a="http://schemas.openxmlformats.org/drawingml/2006/main" noChangeAspect="1"/>
+            </wp:cNvGraphicFramePr>
+            <a:graphic xmlns:a="http://schemas.openxmlformats.org/drawingml/2006/main">
+              <a:graphicData uri="http://schemas.openxmlformats.org/drawingml/2006/picture">
+                <pic:pic xmlns:pic="http://schemas.openxmlformats.org/drawingml/2006/picture">
+                  <pic:nvPicPr>
+                    <pic:cNvPr id="10" name="Image10"/>
+                    <pic:cNvPicPr>
+                      <a:picLocks noChangeAspect="1" noChangeArrowheads="1"/>
+                    </pic:cNvPicPr>
+                  </pic:nvPicPr>
+                  <pic:blipFill>
+                    <a:blip r:embed="rId11"/>
+                    <a:stretch>
+                      <a:fillRect/>
+                    </a:stretch>
+                  </pic:blipFill>
+                  <pic:spPr bwMode="auto">
+                    <a:xfrm>
+                      <a:off x="0" y="0"/>
+                      <a:ext cx="5905500" cy="4714875"/>
+                    </a:xfrm>
+                    <a:prstGeom prst="rect">
+                      <a:avLst/>
+                    </a:prstGeom>
+                    <a:noFill/>
+                  </pic:spPr>
+                </pic:pic>
+              </a:graphicData>
+            </a:graphic>
+          </wp:inline>
+        </w:drawing>
+      </w:r>
+    </w:p>
+    <w:p>
+      <w:pPr>
+        <w:pStyle w:val="BodyTextpie"/>
+        <w:bidi w:val="0"/>
+        <w:rPr/>
+      </w:pPr>
+      <w:r>
+        <w:rPr/>
+        <w:t>Ilustración 10. Historial de pedidos.</w:t>
       </w:r>
     </w:p>
     <w:p>
@@ -7202,6 +8248,65 @@
     </w:p>
     <w:p>
       <w:pPr>
+        <w:pStyle w:val="BodyTextcapt"/>
+        <w:bidi w:val="0"/>
+        <w:rPr/>
+      </w:pPr>
+      <w:r>
+        <w:rPr/>
+        <w:drawing>
+          <wp:inline distT="0" distB="0" distL="0" distR="0">
+            <wp:extent cx="5905500" cy="5534025"/>
+            <wp:effectExtent l="0" t="0" r="0" b="0"/>
+            <wp:docPr id="11" name="Image11"/>
+            <wp:cNvGraphicFramePr>
+              <a:graphicFrameLocks xmlns:a="http://schemas.openxmlformats.org/drawingml/2006/main" noChangeAspect="1"/>
+            </wp:cNvGraphicFramePr>
+            <a:graphic xmlns:a="http://schemas.openxmlformats.org/drawingml/2006/main">
+              <a:graphicData uri="http://schemas.openxmlformats.org/drawingml/2006/picture">
+                <pic:pic xmlns:pic="http://schemas.openxmlformats.org/drawingml/2006/picture">
+                  <pic:nvPicPr>
+                    <pic:cNvPr id="11" name="Image11"/>
+                    <pic:cNvPicPr>
+                      <a:picLocks noChangeAspect="1" noChangeArrowheads="1"/>
+                    </pic:cNvPicPr>
+                  </pic:nvPicPr>
+                  <pic:blipFill>
+                    <a:blip r:embed="rId12"/>
+                    <a:stretch>
+                      <a:fillRect/>
+                    </a:stretch>
+                  </pic:blipFill>
+                  <pic:spPr bwMode="auto">
+                    <a:xfrm>
+                      <a:off x="0" y="0"/>
+                      <a:ext cx="5905500" cy="5534025"/>
+                    </a:xfrm>
+                    <a:prstGeom prst="rect">
+                      <a:avLst/>
+                    </a:prstGeom>
+                    <a:noFill/>
+                  </pic:spPr>
+                </pic:pic>
+              </a:graphicData>
+            </a:graphic>
+          </wp:inline>
+        </w:drawing>
+      </w:r>
+    </w:p>
+    <w:p>
+      <w:pPr>
+        <w:pStyle w:val="BodyTextpie"/>
+        <w:bidi w:val="0"/>
+        <w:rPr/>
+      </w:pPr>
+      <w:r>
+        <w:rPr/>
+        <w:t>Ilustración 11. Sección Lotes: inventario y registro de entradas.</w:t>
+      </w:r>
+    </w:p>
+    <w:p>
+      <w:pPr>
         <w:pStyle w:val="BodyText"/>
         <w:bidi w:val="0"/>
         <w:jc w:val="left"/>
@@ -7215,17 +8320,7 @@
       </w:r>
       <w:r>
         <w:rPr/>
-        <w:t xml:space="preserve"> — sección </w:t>
-      </w:r>
-      <w:r>
-        <w:rPr>
-          <w:b/>
-        </w:rPr>
-        <w:t>Lotes</w:t>
-      </w:r>
-      <w:r>
-        <w:rPr/>
-        <w:t>, formulario "Registrar entrada de lote":</w:t>
+        <w:t xml:space="preserve"> — formulario "Registrar entrada de lote":</w:t>
       </w:r>
     </w:p>
     <w:p>
@@ -7537,7 +8632,78 @@
       </w:r>
       <w:r>
         <w:rPr/>
-        <w:t xml:space="preserve">. Muestra unidades disponibles, valor del inventario, lotes activos, unidades mermadas y pedidos por despachar; y tres bloques de trabajo: </w:t>
+        <w:t>.</w:t>
+      </w:r>
+    </w:p>
+    <w:p>
+      <w:pPr>
+        <w:pStyle w:val="BodyTextcapt"/>
+        <w:bidi w:val="0"/>
+        <w:rPr/>
+      </w:pPr>
+      <w:r>
+        <w:rPr/>
+        <w:drawing>
+          <wp:inline distT="0" distB="0" distL="0" distR="0">
+            <wp:extent cx="5905500" cy="5734050"/>
+            <wp:effectExtent l="0" t="0" r="0" b="0"/>
+            <wp:docPr id="12" name="Image12"/>
+            <wp:cNvGraphicFramePr>
+              <a:graphicFrameLocks xmlns:a="http://schemas.openxmlformats.org/drawingml/2006/main" noChangeAspect="1"/>
+            </wp:cNvGraphicFramePr>
+            <a:graphic xmlns:a="http://schemas.openxmlformats.org/drawingml/2006/main">
+              <a:graphicData uri="http://schemas.openxmlformats.org/drawingml/2006/picture">
+                <pic:pic xmlns:pic="http://schemas.openxmlformats.org/drawingml/2006/picture">
+                  <pic:nvPicPr>
+                    <pic:cNvPr id="12" name="Image12"/>
+                    <pic:cNvPicPr>
+                      <a:picLocks noChangeAspect="1" noChangeArrowheads="1"/>
+                    </pic:cNvPicPr>
+                  </pic:nvPicPr>
+                  <pic:blipFill>
+                    <a:blip r:embed="rId13"/>
+                    <a:stretch>
+                      <a:fillRect/>
+                    </a:stretch>
+                  </pic:blipFill>
+                  <pic:spPr bwMode="auto">
+                    <a:xfrm>
+                      <a:off x="0" y="0"/>
+                      <a:ext cx="5905500" cy="5734050"/>
+                    </a:xfrm>
+                    <a:prstGeom prst="rect">
+                      <a:avLst/>
+                    </a:prstGeom>
+                    <a:noFill/>
+                  </pic:spPr>
+                </pic:pic>
+              </a:graphicData>
+            </a:graphic>
+          </wp:inline>
+        </w:drawing>
+      </w:r>
+    </w:p>
+    <w:p>
+      <w:pPr>
+        <w:pStyle w:val="BodyTextpie"/>
+        <w:bidi w:val="0"/>
+        <w:rPr/>
+      </w:pPr>
+      <w:r>
+        <w:rPr/>
+        <w:t>Ilustración 12. Panel de almacén.</w:t>
+      </w:r>
+    </w:p>
+    <w:p>
+      <w:pPr>
+        <w:pStyle w:val="BodyText"/>
+        <w:bidi w:val="0"/>
+        <w:jc w:val="left"/>
+        <w:rPr/>
+      </w:pPr>
+      <w:r>
+        <w:rPr/>
+        <w:t xml:space="preserve">Muestra unidades disponibles, valor del inventario, lotes activos, unidades mermadas y pedidos por despachar; y tres bloques de trabajo: </w:t>
       </w:r>
       <w:r>
         <w:rPr>
@@ -7593,7 +8759,7 @@
             <w:tcW w:w="9638" w:type="dxa"/>
             <w:tcBorders>
               <w:top w:val="single" w:sz="2" w:space="0" w:color="D9A441"/>
-              <w:left w:val="single" w:sz="2" w:space="0" w:color="D9A441"/>
+              <w:left w:val="single" w:sz="30" w:space="0" w:color="D9A441"/>
               <w:bottom w:val="single" w:sz="2" w:space="0" w:color="D9A441"/>
               <w:right w:val="single" w:sz="2" w:space="0" w:color="D9A441"/>
             </w:tcBorders>
@@ -7604,6 +8770,7 @@
             <w:pPr>
               <w:pStyle w:val="TableContents"/>
               <w:bidi w:val="0"/>
+              <w:spacing w:before="0" w:after="283"/>
               <w:ind w:hanging="0" w:left="0" w:right="0"/>
               <w:jc w:val="left"/>
               <w:rPr>
@@ -7677,6 +8844,65 @@
     </w:p>
     <w:p>
       <w:pPr>
+        <w:pStyle w:val="BodyTextcapt"/>
+        <w:bidi w:val="0"/>
+        <w:rPr/>
+      </w:pPr>
+      <w:r>
+        <w:rPr/>
+        <w:drawing>
+          <wp:inline distT="0" distB="0" distL="0" distR="0">
+            <wp:extent cx="5905500" cy="4914900"/>
+            <wp:effectExtent l="0" t="0" r="0" b="0"/>
+            <wp:docPr id="13" name="Image13"/>
+            <wp:cNvGraphicFramePr>
+              <a:graphicFrameLocks xmlns:a="http://schemas.openxmlformats.org/drawingml/2006/main" noChangeAspect="1"/>
+            </wp:cNvGraphicFramePr>
+            <a:graphic xmlns:a="http://schemas.openxmlformats.org/drawingml/2006/main">
+              <a:graphicData uri="http://schemas.openxmlformats.org/drawingml/2006/picture">
+                <pic:pic xmlns:pic="http://schemas.openxmlformats.org/drawingml/2006/picture">
+                  <pic:nvPicPr>
+                    <pic:cNvPr id="13" name="Image13"/>
+                    <pic:cNvPicPr>
+                      <a:picLocks noChangeAspect="1" noChangeArrowheads="1"/>
+                    </pic:cNvPicPr>
+                  </pic:nvPicPr>
+                  <pic:blipFill>
+                    <a:blip r:embed="rId14"/>
+                    <a:stretch>
+                      <a:fillRect/>
+                    </a:stretch>
+                  </pic:blipFill>
+                  <pic:spPr bwMode="auto">
+                    <a:xfrm>
+                      <a:off x="0" y="0"/>
+                      <a:ext cx="5905500" cy="4914900"/>
+                    </a:xfrm>
+                    <a:prstGeom prst="rect">
+                      <a:avLst/>
+                    </a:prstGeom>
+                    <a:noFill/>
+                  </pic:spPr>
+                </pic:pic>
+              </a:graphicData>
+            </a:graphic>
+          </wp:inline>
+        </w:drawing>
+      </w:r>
+    </w:p>
+    <w:p>
+      <w:pPr>
+        <w:pStyle w:val="BodyTextpie"/>
+        <w:bidi w:val="0"/>
+        <w:rPr/>
+      </w:pPr>
+      <w:r>
+        <w:rPr/>
+        <w:t>Ilustración 13. Sección Calidad: lotes por controlar e historial de controles.</w:t>
+      </w:r>
+    </w:p>
+    <w:p>
+      <w:pPr>
         <w:pStyle w:val="BodyText"/>
         <w:bidi w:val="0"/>
         <w:jc w:val="left"/>
@@ -7690,17 +8916,7 @@
       </w:r>
       <w:r>
         <w:rPr/>
-        <w:t xml:space="preserve"> — sección </w:t>
-      </w:r>
-      <w:r>
-        <w:rPr>
-          <w:b/>
-        </w:rPr>
-        <w:t>Calidad</w:t>
-      </w:r>
-      <w:r>
-        <w:rPr/>
-        <w:t>, bloque "Lotes por controlar":</w:t>
+        <w:t>, en el bloque "Lotes por controlar":</w:t>
       </w:r>
     </w:p>
     <w:p>
@@ -7843,7 +9059,7 @@
             <w:tcW w:w="9638" w:type="dxa"/>
             <w:tcBorders>
               <w:top w:val="single" w:sz="2" w:space="0" w:color="D9A441"/>
-              <w:left w:val="single" w:sz="2" w:space="0" w:color="D9A441"/>
+              <w:left w:val="single" w:sz="30" w:space="0" w:color="D9A441"/>
               <w:bottom w:val="single" w:sz="2" w:space="0" w:color="D9A441"/>
               <w:right w:val="single" w:sz="2" w:space="0" w:color="D9A441"/>
             </w:tcBorders>
@@ -7854,6 +9070,7 @@
             <w:pPr>
               <w:pStyle w:val="TableContents"/>
               <w:bidi w:val="0"/>
+              <w:spacing w:before="0" w:after="283"/>
               <w:ind w:hanging="0" w:left="0" w:right="0"/>
               <w:jc w:val="left"/>
               <w:rPr>
@@ -7903,7 +9120,78 @@
       </w:r>
       <w:r>
         <w:rPr/>
-        <w:t xml:space="preserve">. Muestra las </w:t>
+        <w:t>.</w:t>
+      </w:r>
+    </w:p>
+    <w:p>
+      <w:pPr>
+        <w:pStyle w:val="BodyTextcapt"/>
+        <w:bidi w:val="0"/>
+        <w:rPr/>
+      </w:pPr>
+      <w:r>
+        <w:rPr/>
+        <w:drawing>
+          <wp:inline distT="0" distB="0" distL="0" distR="0">
+            <wp:extent cx="5905500" cy="5734050"/>
+            <wp:effectExtent l="0" t="0" r="0" b="0"/>
+            <wp:docPr id="14" name="Image14"/>
+            <wp:cNvGraphicFramePr>
+              <a:graphicFrameLocks xmlns:a="http://schemas.openxmlformats.org/drawingml/2006/main" noChangeAspect="1"/>
+            </wp:cNvGraphicFramePr>
+            <a:graphic xmlns:a="http://schemas.openxmlformats.org/drawingml/2006/main">
+              <a:graphicData uri="http://schemas.openxmlformats.org/drawingml/2006/picture">
+                <pic:pic xmlns:pic="http://schemas.openxmlformats.org/drawingml/2006/picture">
+                  <pic:nvPicPr>
+                    <pic:cNvPr id="14" name="Image14"/>
+                    <pic:cNvPicPr>
+                      <a:picLocks noChangeAspect="1" noChangeArrowheads="1"/>
+                    </pic:cNvPicPr>
+                  </pic:nvPicPr>
+                  <pic:blipFill>
+                    <a:blip r:embed="rId15"/>
+                    <a:stretch>
+                      <a:fillRect/>
+                    </a:stretch>
+                  </pic:blipFill>
+                  <pic:spPr bwMode="auto">
+                    <a:xfrm>
+                      <a:off x="0" y="0"/>
+                      <a:ext cx="5905500" cy="5734050"/>
+                    </a:xfrm>
+                    <a:prstGeom prst="rect">
+                      <a:avLst/>
+                    </a:prstGeom>
+                    <a:noFill/>
+                  </pic:spPr>
+                </pic:pic>
+              </a:graphicData>
+            </a:graphic>
+          </wp:inline>
+        </w:drawing>
+      </w:r>
+    </w:p>
+    <w:p>
+      <w:pPr>
+        <w:pStyle w:val="BodyTextpie"/>
+        <w:bidi w:val="0"/>
+        <w:rPr/>
+      </w:pPr>
+      <w:r>
+        <w:rPr/>
+        <w:t>Ilustración 14. Plan de producción.</w:t>
+      </w:r>
+    </w:p>
+    <w:p>
+      <w:pPr>
+        <w:pStyle w:val="BodyText"/>
+        <w:bidi w:val="0"/>
+        <w:jc w:val="left"/>
+        <w:rPr/>
+      </w:pPr>
+      <w:r>
+        <w:rPr/>
+        <w:t xml:space="preserve">Muestra las </w:t>
       </w:r>
       <w:r>
         <w:rPr>
@@ -7995,7 +9283,66 @@
       </w:r>
       <w:r>
         <w:rPr/>
-        <w:t>. Cada producto tiene su propio formulario:</w:t>
+        <w:t>. Cada producto tiene su propio formulario.</w:t>
+      </w:r>
+    </w:p>
+    <w:p>
+      <w:pPr>
+        <w:pStyle w:val="BodyTextcapt"/>
+        <w:bidi w:val="0"/>
+        <w:rPr/>
+      </w:pPr>
+      <w:r>
+        <w:rPr/>
+        <w:drawing>
+          <wp:inline distT="0" distB="0" distL="0" distR="0">
+            <wp:extent cx="5905500" cy="5324475"/>
+            <wp:effectExtent l="0" t="0" r="0" b="0"/>
+            <wp:docPr id="15" name="Image15"/>
+            <wp:cNvGraphicFramePr>
+              <a:graphicFrameLocks xmlns:a="http://schemas.openxmlformats.org/drawingml/2006/main" noChangeAspect="1"/>
+            </wp:cNvGraphicFramePr>
+            <a:graphic xmlns:a="http://schemas.openxmlformats.org/drawingml/2006/main">
+              <a:graphicData uri="http://schemas.openxmlformats.org/drawingml/2006/picture">
+                <pic:pic xmlns:pic="http://schemas.openxmlformats.org/drawingml/2006/picture">
+                  <pic:nvPicPr>
+                    <pic:cNvPr id="15" name="Image15"/>
+                    <pic:cNvPicPr>
+                      <a:picLocks noChangeAspect="1" noChangeArrowheads="1"/>
+                    </pic:cNvPicPr>
+                  </pic:nvPicPr>
+                  <pic:blipFill>
+                    <a:blip r:embed="rId16"/>
+                    <a:stretch>
+                      <a:fillRect/>
+                    </a:stretch>
+                  </pic:blipFill>
+                  <pic:spPr bwMode="auto">
+                    <a:xfrm>
+                      <a:off x="0" y="0"/>
+                      <a:ext cx="5905500" cy="5324475"/>
+                    </a:xfrm>
+                    <a:prstGeom prst="rect">
+                      <a:avLst/>
+                    </a:prstGeom>
+                    <a:noFill/>
+                  </pic:spPr>
+                </pic:pic>
+              </a:graphicData>
+            </a:graphic>
+          </wp:inline>
+        </w:drawing>
+      </w:r>
+    </w:p>
+    <w:p>
+      <w:pPr>
+        <w:pStyle w:val="BodyTextpie"/>
+        <w:bidi w:val="0"/>
+        <w:rPr/>
+      </w:pPr>
+      <w:r>
+        <w:rPr/>
+        <w:t>Ilustración 15. Sección Promociones.</w:t>
       </w:r>
     </w:p>
     <w:p>
@@ -8190,7 +9537,7 @@
             <w:tcW w:w="9638" w:type="dxa"/>
             <w:tcBorders>
               <w:top w:val="single" w:sz="2" w:space="0" w:color="D9A441"/>
-              <w:left w:val="single" w:sz="2" w:space="0" w:color="D9A441"/>
+              <w:left w:val="single" w:sz="30" w:space="0" w:color="D9A441"/>
               <w:bottom w:val="single" w:sz="2" w:space="0" w:color="D9A441"/>
               <w:right w:val="single" w:sz="2" w:space="0" w:color="D9A441"/>
             </w:tcBorders>
@@ -8201,6 +9548,7 @@
             <w:pPr>
               <w:pStyle w:val="TableContents"/>
               <w:bidi w:val="0"/>
+              <w:spacing w:before="0" w:after="283"/>
               <w:ind w:hanging="0" w:left="0" w:right="0"/>
               <w:jc w:val="left"/>
               <w:rPr>
@@ -8256,7 +9604,78 @@
       </w:r>
       <w:r>
         <w:rPr/>
-        <w:t>. Presenta las ventas por periodo (día, semana o mes), los clientes que más compran, el reparto por tipo de cliente, los productos más vendidos, la cobranza por forma de pago, el descuento total entregado, las promociones vigentes y el catálogo que aún no registra ventas.</w:t>
+        <w:t>.</w:t>
+      </w:r>
+    </w:p>
+    <w:p>
+      <w:pPr>
+        <w:pStyle w:val="BodyTextcapt"/>
+        <w:bidi w:val="0"/>
+        <w:rPr/>
+      </w:pPr>
+      <w:r>
+        <w:rPr/>
+        <w:drawing>
+          <wp:inline distT="0" distB="0" distL="0" distR="0">
+            <wp:extent cx="5905500" cy="5943600"/>
+            <wp:effectExtent l="0" t="0" r="0" b="0"/>
+            <wp:docPr id="16" name="Image16"/>
+            <wp:cNvGraphicFramePr>
+              <a:graphicFrameLocks xmlns:a="http://schemas.openxmlformats.org/drawingml/2006/main" noChangeAspect="1"/>
+            </wp:cNvGraphicFramePr>
+            <a:graphic xmlns:a="http://schemas.openxmlformats.org/drawingml/2006/main">
+              <a:graphicData uri="http://schemas.openxmlformats.org/drawingml/2006/picture">
+                <pic:pic xmlns:pic="http://schemas.openxmlformats.org/drawingml/2006/picture">
+                  <pic:nvPicPr>
+                    <pic:cNvPr id="16" name="Image16"/>
+                    <pic:cNvPicPr>
+                      <a:picLocks noChangeAspect="1" noChangeArrowheads="1"/>
+                    </pic:cNvPicPr>
+                  </pic:nvPicPr>
+                  <pic:blipFill>
+                    <a:blip r:embed="rId17"/>
+                    <a:stretch>
+                      <a:fillRect/>
+                    </a:stretch>
+                  </pic:blipFill>
+                  <pic:spPr bwMode="auto">
+                    <a:xfrm>
+                      <a:off x="0" y="0"/>
+                      <a:ext cx="5905500" cy="5943600"/>
+                    </a:xfrm>
+                    <a:prstGeom prst="rect">
+                      <a:avLst/>
+                    </a:prstGeom>
+                    <a:noFill/>
+                  </pic:spPr>
+                </pic:pic>
+              </a:graphicData>
+            </a:graphic>
+          </wp:inline>
+        </w:drawing>
+      </w:r>
+    </w:p>
+    <w:p>
+      <w:pPr>
+        <w:pStyle w:val="BodyTextpie"/>
+        <w:bidi w:val="0"/>
+        <w:rPr/>
+      </w:pPr>
+      <w:r>
+        <w:rPr/>
+        <w:t>Ilustración 16. Panel comercial.</w:t>
+      </w:r>
+    </w:p>
+    <w:p>
+      <w:pPr>
+        <w:pStyle w:val="BodyText"/>
+        <w:bidi w:val="0"/>
+        <w:jc w:val="left"/>
+        <w:rPr/>
+      </w:pPr>
+      <w:r>
+        <w:rPr/>
+        <w:t>Presenta las ventas por periodo (día, semana o mes), los clientes que más compran, el reparto por tipo de cliente, los productos más vendidos, la cobranza por forma de pago, el descuento total entregado, las promociones vigentes y el catálogo que aún no registra ventas.</w:t>
       </w:r>
     </w:p>
     <w:p>
@@ -8334,7 +9753,7 @@
       </w:r>
       <w:r>
         <w:rPr/>
-        <w:t xml:space="preserve"> del sistema, en este orden: Panel, Ventas, Almacén, Producción, Seguimiento, Catálogo, Productos, Nuevo pedido, Historial, Lotes, Calidad, Promociones y Usuarios.</w:t>
+        <w:t xml:space="preserve"> del sistema, en este orden: Panel, Ventas, Almacén, Producción, Seguimiento, Catálogo, Productos, Nuevo pedido, Historial, Lotes, Calidad, Promociones y Usuarios (véase la Ilustración 2).</w:t>
       </w:r>
     </w:p>
     <w:p>
@@ -8402,7 +9821,66 @@
       </w:r>
       <w:r>
         <w:rPr/>
-        <w:t>. Disponible para el Administrador y la Dirección General. Contiene:</w:t>
+        <w:t>. Disponible para el Administrador y la Dirección General.</w:t>
+      </w:r>
+    </w:p>
+    <w:p>
+      <w:pPr>
+        <w:pStyle w:val="BodyTextcapt"/>
+        <w:bidi w:val="0"/>
+        <w:rPr/>
+      </w:pPr>
+      <w:r>
+        <w:rPr/>
+        <w:drawing>
+          <wp:inline distT="0" distB="0" distL="0" distR="0">
+            <wp:extent cx="5905500" cy="5943600"/>
+            <wp:effectExtent l="0" t="0" r="0" b="0"/>
+            <wp:docPr id="17" name="Image17"/>
+            <wp:cNvGraphicFramePr>
+              <a:graphicFrameLocks xmlns:a="http://schemas.openxmlformats.org/drawingml/2006/main" noChangeAspect="1"/>
+            </wp:cNvGraphicFramePr>
+            <a:graphic xmlns:a="http://schemas.openxmlformats.org/drawingml/2006/main">
+              <a:graphicData uri="http://schemas.openxmlformats.org/drawingml/2006/picture">
+                <pic:pic xmlns:pic="http://schemas.openxmlformats.org/drawingml/2006/picture">
+                  <pic:nvPicPr>
+                    <pic:cNvPr id="17" name="Image17"/>
+                    <pic:cNvPicPr>
+                      <a:picLocks noChangeAspect="1" noChangeArrowheads="1"/>
+                    </pic:cNvPicPr>
+                  </pic:nvPicPr>
+                  <pic:blipFill>
+                    <a:blip r:embed="rId18"/>
+                    <a:stretch>
+                      <a:fillRect/>
+                    </a:stretch>
+                  </pic:blipFill>
+                  <pic:spPr bwMode="auto">
+                    <a:xfrm>
+                      <a:off x="0" y="0"/>
+                      <a:ext cx="5905500" cy="5943600"/>
+                    </a:xfrm>
+                    <a:prstGeom prst="rect">
+                      <a:avLst/>
+                    </a:prstGeom>
+                    <a:noFill/>
+                  </pic:spPr>
+                </pic:pic>
+              </a:graphicData>
+            </a:graphic>
+          </wp:inline>
+        </w:drawing>
+      </w:r>
+    </w:p>
+    <w:p>
+      <w:pPr>
+        <w:pStyle w:val="BodyTextpie"/>
+        <w:bidi w:val="0"/>
+        <w:rPr/>
+      </w:pPr>
+      <w:r>
+        <w:rPr/>
+        <w:t>Ilustración 17. Panel de indicadores, visto por Dirección General.</w:t>
       </w:r>
     </w:p>
     <w:tbl>
@@ -8419,14 +9897,14 @@
         </w:tblCellMar>
       </w:tblPr>
       <w:tblGrid>
-        <w:gridCol w:w="2874"/>
-        <w:gridCol w:w="6764"/>
+        <w:gridCol w:w="2953"/>
+        <w:gridCol w:w="6685"/>
       </w:tblGrid>
       <w:tr>
         <w:trPr/>
         <w:tc>
           <w:tcPr>
-            <w:tcW w:w="2874" w:type="dxa"/>
+            <w:tcW w:w="2953" w:type="dxa"/>
             <w:tcBorders/>
             <w:vAlign w:val="center"/>
           </w:tcPr>
@@ -8434,6 +9912,7 @@
             <w:pPr>
               <w:pStyle w:val="TableHeading"/>
               <w:bidi w:val="0"/>
+              <w:spacing w:before="0" w:after="283"/>
               <w:ind w:hanging="0" w:left="0" w:right="0"/>
               <w:jc w:val="left"/>
               <w:rPr/>
@@ -8446,7 +9925,7 @@
         </w:tc>
         <w:tc>
           <w:tcPr>
-            <w:tcW w:w="6764" w:type="dxa"/>
+            <w:tcW w:w="6685" w:type="dxa"/>
             <w:tcBorders/>
             <w:vAlign w:val="center"/>
           </w:tcPr>
@@ -8456,6 +9935,7 @@
               <w:suppressLineNumbers/>
               <w:shd w:fill="2C5530" w:val="clear"/>
               <w:bidi w:val="0"/>
+              <w:spacing w:before="0" w:after="283"/>
               <w:jc w:val="left"/>
               <w:rPr/>
             </w:pPr>
@@ -8470,43 +9950,41 @@
         <w:trPr/>
         <w:tc>
           <w:tcPr>
-            <w:tcW w:w="2874" w:type="dxa"/>
-            <w:tcBorders/>
-            <w:vAlign w:val="center"/>
-          </w:tcPr>
-          <w:p>
-            <w:pPr>
-              <w:pStyle w:val="TableContents"/>
-              <w:widowControl w:val="false"/>
-              <w:suppressLineNumbers/>
-              <w:bidi w:val="0"/>
-              <w:jc w:val="left"/>
-              <w:rPr/>
-            </w:pPr>
-            <w:r>
-              <w:rPr/>
-              <w:t>Pedidos por estado</w:t>
-            </w:r>
-          </w:p>
-        </w:tc>
-        <w:tc>
-          <w:tcPr>
-            <w:tcW w:w="6764" w:type="dxa"/>
-            <w:tcBorders/>
-            <w:vAlign w:val="center"/>
-          </w:tcPr>
-          <w:p>
-            <w:pPr>
-              <w:pStyle w:val="TableContents"/>
-              <w:widowControl w:val="false"/>
-              <w:suppressLineNumbers/>
-              <w:bidi w:val="0"/>
-              <w:jc w:val="left"/>
-              <w:rPr/>
-            </w:pPr>
-            <w:r>
-              <w:rPr/>
-              <w:t>Cuántos pedidos hay en Pendiente, Preparación y Entregado.</w:t>
+            <w:tcW w:w="2953" w:type="dxa"/>
+            <w:tcBorders/>
+            <w:vAlign w:val="center"/>
+          </w:tcPr>
+          <w:p>
+            <w:pPr>
+              <w:pStyle w:val="TableContents"/>
+              <w:bidi w:val="0"/>
+              <w:spacing w:before="0" w:after="283"/>
+              <w:jc w:val="left"/>
+              <w:rPr/>
+            </w:pPr>
+            <w:r>
+              <w:rPr/>
+              <w:t>Indicadores generales</w:t>
+            </w:r>
+          </w:p>
+        </w:tc>
+        <w:tc>
+          <w:tcPr>
+            <w:tcW w:w="6685" w:type="dxa"/>
+            <w:tcBorders/>
+            <w:vAlign w:val="center"/>
+          </w:tcPr>
+          <w:p>
+            <w:pPr>
+              <w:pStyle w:val="TableContents"/>
+              <w:bidi w:val="0"/>
+              <w:spacing w:before="0" w:after="283"/>
+              <w:jc w:val="left"/>
+              <w:rPr/>
+            </w:pPr>
+            <w:r>
+              <w:rPr/>
+              <w:t>Ventas registradas, total de pedidos, ticket promedio, unidades vendidas y monto por cobrar.</w:t>
             </w:r>
           </w:p>
         </w:tc>
@@ -8515,43 +9993,41 @@
         <w:trPr/>
         <w:tc>
           <w:tcPr>
-            <w:tcW w:w="2874" w:type="dxa"/>
-            <w:tcBorders/>
-            <w:vAlign w:val="center"/>
-          </w:tcPr>
-          <w:p>
-            <w:pPr>
-              <w:pStyle w:val="TableContents"/>
-              <w:widowControl w:val="false"/>
-              <w:suppressLineNumbers/>
-              <w:bidi w:val="0"/>
-              <w:jc w:val="left"/>
-              <w:rPr/>
-            </w:pPr>
-            <w:r>
-              <w:rPr/>
-              <w:t>Indicadores generales</w:t>
-            </w:r>
-          </w:p>
-        </w:tc>
-        <w:tc>
-          <w:tcPr>
-            <w:tcW w:w="6764" w:type="dxa"/>
-            <w:tcBorders/>
-            <w:vAlign w:val="center"/>
-          </w:tcPr>
-          <w:p>
-            <w:pPr>
-              <w:pStyle w:val="TableContents"/>
-              <w:widowControl w:val="false"/>
-              <w:suppressLineNumbers/>
-              <w:bidi w:val="0"/>
-              <w:jc w:val="left"/>
-              <w:rPr/>
-            </w:pPr>
-            <w:r>
-              <w:rPr/>
-              <w:t>Total de pedidos, ventas totales, monto por cobrar, ticket promedio y unidades vendidas.</w:t>
+            <w:tcW w:w="2953" w:type="dxa"/>
+            <w:tcBorders/>
+            <w:vAlign w:val="center"/>
+          </w:tcPr>
+          <w:p>
+            <w:pPr>
+              <w:pStyle w:val="TableContents"/>
+              <w:bidi w:val="0"/>
+              <w:spacing w:before="0" w:after="283"/>
+              <w:jc w:val="left"/>
+              <w:rPr/>
+            </w:pPr>
+            <w:r>
+              <w:rPr/>
+              <w:t>Pedidos por estado</w:t>
+            </w:r>
+          </w:p>
+        </w:tc>
+        <w:tc>
+          <w:tcPr>
+            <w:tcW w:w="6685" w:type="dxa"/>
+            <w:tcBorders/>
+            <w:vAlign w:val="center"/>
+          </w:tcPr>
+          <w:p>
+            <w:pPr>
+              <w:pStyle w:val="TableContents"/>
+              <w:bidi w:val="0"/>
+              <w:spacing w:before="0" w:after="283"/>
+              <w:jc w:val="left"/>
+              <w:rPr/>
+            </w:pPr>
+            <w:r>
+              <w:rPr/>
+              <w:t>Cuántos pedidos hay en Pendiente, Preparación y Entregado, con su importe.</w:t>
             </w:r>
           </w:p>
         </w:tc>
@@ -8560,16 +10036,15 @@
         <w:trPr/>
         <w:tc>
           <w:tcPr>
-            <w:tcW w:w="2874" w:type="dxa"/>
-            <w:tcBorders/>
-            <w:vAlign w:val="center"/>
-          </w:tcPr>
-          <w:p>
-            <w:pPr>
-              <w:pStyle w:val="TableContents"/>
-              <w:widowControl w:val="false"/>
-              <w:suppressLineNumbers/>
-              <w:bidi w:val="0"/>
+            <w:tcW w:w="2953" w:type="dxa"/>
+            <w:tcBorders/>
+            <w:vAlign w:val="center"/>
+          </w:tcPr>
+          <w:p>
+            <w:pPr>
+              <w:pStyle w:val="TableContents"/>
+              <w:bidi w:val="0"/>
+              <w:spacing w:before="0" w:after="283"/>
               <w:jc w:val="left"/>
               <w:rPr/>
             </w:pPr>
@@ -8581,16 +10056,15 @@
         </w:tc>
         <w:tc>
           <w:tcPr>
-            <w:tcW w:w="6764" w:type="dxa"/>
-            <w:tcBorders/>
-            <w:vAlign w:val="center"/>
-          </w:tcPr>
-          <w:p>
-            <w:pPr>
-              <w:pStyle w:val="TableContents"/>
-              <w:widowControl w:val="false"/>
-              <w:suppressLineNumbers/>
-              <w:bidi w:val="0"/>
+            <w:tcW w:w="6685" w:type="dxa"/>
+            <w:tcBorders/>
+            <w:vAlign w:val="center"/>
+          </w:tcPr>
+          <w:p>
+            <w:pPr>
+              <w:pStyle w:val="TableContents"/>
+              <w:bidi w:val="0"/>
+              <w:spacing w:before="0" w:after="283"/>
               <w:jc w:val="left"/>
               <w:rPr/>
             </w:pPr>
@@ -8635,16 +10109,15 @@
         <w:trPr/>
         <w:tc>
           <w:tcPr>
-            <w:tcW w:w="2874" w:type="dxa"/>
-            <w:tcBorders/>
-            <w:vAlign w:val="center"/>
-          </w:tcPr>
-          <w:p>
-            <w:pPr>
-              <w:pStyle w:val="TableContents"/>
-              <w:widowControl w:val="false"/>
-              <w:suppressLineNumbers/>
-              <w:bidi w:val="0"/>
+            <w:tcW w:w="2953" w:type="dxa"/>
+            <w:tcBorders/>
+            <w:vAlign w:val="center"/>
+          </w:tcPr>
+          <w:p>
+            <w:pPr>
+              <w:pStyle w:val="TableContents"/>
+              <w:bidi w:val="0"/>
+              <w:spacing w:before="0" w:after="283"/>
               <w:jc w:val="left"/>
               <w:rPr/>
             </w:pPr>
@@ -8656,22 +10129,21 @@
         </w:tc>
         <w:tc>
           <w:tcPr>
-            <w:tcW w:w="6764" w:type="dxa"/>
-            <w:tcBorders/>
-            <w:vAlign w:val="center"/>
-          </w:tcPr>
-          <w:p>
-            <w:pPr>
-              <w:pStyle w:val="TableContents"/>
-              <w:widowControl w:val="false"/>
-              <w:suppressLineNumbers/>
-              <w:bidi w:val="0"/>
-              <w:jc w:val="left"/>
-              <w:rPr/>
-            </w:pPr>
-            <w:r>
-              <w:rPr/>
-              <w:t>Ranking por unidades vendidas.</w:t>
+            <w:tcW w:w="6685" w:type="dxa"/>
+            <w:tcBorders/>
+            <w:vAlign w:val="center"/>
+          </w:tcPr>
+          <w:p>
+            <w:pPr>
+              <w:pStyle w:val="TableContents"/>
+              <w:bidi w:val="0"/>
+              <w:spacing w:before="0" w:after="283"/>
+              <w:jc w:val="left"/>
+              <w:rPr/>
+            </w:pPr>
+            <w:r>
+              <w:rPr/>
+              <w:t>Ranking por unidades vendidas, con su importe.</w:t>
             </w:r>
           </w:p>
         </w:tc>
@@ -8680,16 +10152,15 @@
         <w:trPr/>
         <w:tc>
           <w:tcPr>
-            <w:tcW w:w="2874" w:type="dxa"/>
-            <w:tcBorders/>
-            <w:vAlign w:val="center"/>
-          </w:tcPr>
-          <w:p>
-            <w:pPr>
-              <w:pStyle w:val="TableContents"/>
-              <w:widowControl w:val="false"/>
-              <w:suppressLineNumbers/>
-              <w:bidi w:val="0"/>
+            <w:tcW w:w="2953" w:type="dxa"/>
+            <w:tcBorders/>
+            <w:vAlign w:val="center"/>
+          </w:tcPr>
+          <w:p>
+            <w:pPr>
+              <w:pStyle w:val="TableContents"/>
+              <w:bidi w:val="0"/>
+              <w:spacing w:before="0" w:after="283"/>
               <w:jc w:val="left"/>
               <w:rPr/>
             </w:pPr>
@@ -8701,22 +10172,21 @@
         </w:tc>
         <w:tc>
           <w:tcPr>
-            <w:tcW w:w="6764" w:type="dxa"/>
-            <w:tcBorders/>
-            <w:vAlign w:val="center"/>
-          </w:tcPr>
-          <w:p>
-            <w:pPr>
-              <w:pStyle w:val="TableContents"/>
-              <w:widowControl w:val="false"/>
-              <w:suppressLineNumbers/>
-              <w:bidi w:val="0"/>
-              <w:jc w:val="left"/>
-              <w:rPr/>
-            </w:pPr>
-            <w:r>
-              <w:rPr/>
-              <w:t>Productos con stock bajo o agotados, lotes bloqueados por calidad y lotes que aún no se han evaluado.</w:t>
+            <w:tcW w:w="6685" w:type="dxa"/>
+            <w:tcBorders/>
+            <w:vAlign w:val="center"/>
+          </w:tcPr>
+          <w:p>
+            <w:pPr>
+              <w:pStyle w:val="TableContents"/>
+              <w:bidi w:val="0"/>
+              <w:spacing w:before="0" w:after="283"/>
+              <w:jc w:val="left"/>
+              <w:rPr/>
+            </w:pPr>
+            <w:r>
+              <w:rPr/>
+              <w:t>Lotes bloqueados por calidad, lotes por controlar y productos con stock en el mínimo o agotados.</w:t>
             </w:r>
           </w:p>
         </w:tc>
@@ -8775,6 +10245,65 @@
       <w:r>
         <w:rPr/>
         <w:t xml:space="preserve"> Contiene tres bloques: "Usuarios y roles" (listado de cuentas), "Áreas y accesos" (qué ve cada rol) y "Crear cuenta".</w:t>
+      </w:r>
+    </w:p>
+    <w:p>
+      <w:pPr>
+        <w:pStyle w:val="BodyTextcapt"/>
+        <w:bidi w:val="0"/>
+        <w:rPr/>
+      </w:pPr>
+      <w:r>
+        <w:rPr/>
+        <w:drawing>
+          <wp:inline distT="0" distB="0" distL="0" distR="0">
+            <wp:extent cx="5905500" cy="5534025"/>
+            <wp:effectExtent l="0" t="0" r="0" b="0"/>
+            <wp:docPr id="18" name="Image18"/>
+            <wp:cNvGraphicFramePr>
+              <a:graphicFrameLocks xmlns:a="http://schemas.openxmlformats.org/drawingml/2006/main" noChangeAspect="1"/>
+            </wp:cNvGraphicFramePr>
+            <a:graphic xmlns:a="http://schemas.openxmlformats.org/drawingml/2006/main">
+              <a:graphicData uri="http://schemas.openxmlformats.org/drawingml/2006/picture">
+                <pic:pic xmlns:pic="http://schemas.openxmlformats.org/drawingml/2006/picture">
+                  <pic:nvPicPr>
+                    <pic:cNvPr id="18" name="Image18"/>
+                    <pic:cNvPicPr>
+                      <a:picLocks noChangeAspect="1" noChangeArrowheads="1"/>
+                    </pic:cNvPicPr>
+                  </pic:nvPicPr>
+                  <pic:blipFill>
+                    <a:blip r:embed="rId19"/>
+                    <a:stretch>
+                      <a:fillRect/>
+                    </a:stretch>
+                  </pic:blipFill>
+                  <pic:spPr bwMode="auto">
+                    <a:xfrm>
+                      <a:off x="0" y="0"/>
+                      <a:ext cx="5905500" cy="5534025"/>
+                    </a:xfrm>
+                    <a:prstGeom prst="rect">
+                      <a:avLst/>
+                    </a:prstGeom>
+                    <a:noFill/>
+                  </pic:spPr>
+                </pic:pic>
+              </a:graphicData>
+            </a:graphic>
+          </wp:inline>
+        </w:drawing>
+      </w:r>
+    </w:p>
+    <w:p>
+      <w:pPr>
+        <w:pStyle w:val="BodyTextpie"/>
+        <w:bidi w:val="0"/>
+        <w:rPr/>
+      </w:pPr>
+      <w:r>
+        <w:rPr/>
+        <w:t>Ilustración 18. Sección Usuarios y roles.</w:t>
       </w:r>
     </w:p>
     <w:p>
@@ -9025,6 +10554,7 @@
             <w:pPr>
               <w:pStyle w:val="TableHeading"/>
               <w:bidi w:val="0"/>
+              <w:spacing w:before="0" w:after="283"/>
               <w:ind w:hanging="0" w:left="0" w:right="0"/>
               <w:jc w:val="left"/>
               <w:rPr/>
@@ -9047,6 +10577,7 @@
               <w:suppressLineNumbers/>
               <w:shd w:fill="2C5530" w:val="clear"/>
               <w:bidi w:val="0"/>
+              <w:spacing w:before="0" w:after="283"/>
               <w:jc w:val="left"/>
               <w:rPr/>
             </w:pPr>
@@ -9069,6 +10600,7 @@
             <w:pPr>
               <w:pStyle w:val="TableContents"/>
               <w:bidi w:val="0"/>
+              <w:spacing w:before="0" w:after="283"/>
               <w:jc w:val="left"/>
               <w:rPr>
                 <w:b/>
@@ -9091,9 +10623,8 @@
           <w:p>
             <w:pPr>
               <w:pStyle w:val="TableContents"/>
-              <w:widowControl w:val="false"/>
-              <w:suppressLineNumbers/>
-              <w:bidi w:val="0"/>
+              <w:bidi w:val="0"/>
+              <w:spacing w:before="0" w:after="283"/>
               <w:jc w:val="left"/>
               <w:rPr/>
             </w:pPr>
@@ -9126,6 +10657,7 @@
             <w:pPr>
               <w:pStyle w:val="TableContents"/>
               <w:bidi w:val="0"/>
+              <w:spacing w:before="0" w:after="283"/>
               <w:jc w:val="left"/>
               <w:rPr>
                 <w:b/>
@@ -9148,9 +10680,8 @@
           <w:p>
             <w:pPr>
               <w:pStyle w:val="TableContents"/>
-              <w:widowControl w:val="false"/>
-              <w:suppressLineNumbers/>
-              <w:bidi w:val="0"/>
+              <w:bidi w:val="0"/>
+              <w:spacing w:before="0" w:after="283"/>
               <w:jc w:val="left"/>
               <w:rPr/>
             </w:pPr>
@@ -9196,7 +10727,7 @@
             <w:tcW w:w="9638" w:type="dxa"/>
             <w:tcBorders>
               <w:top w:val="single" w:sz="2" w:space="0" w:color="D9A441"/>
-              <w:left w:val="single" w:sz="2" w:space="0" w:color="D9A441"/>
+              <w:left w:val="single" w:sz="30" w:space="0" w:color="D9A441"/>
               <w:bottom w:val="single" w:sz="2" w:space="0" w:color="D9A441"/>
               <w:right w:val="single" w:sz="2" w:space="0" w:color="D9A441"/>
             </w:tcBorders>
@@ -9207,6 +10738,7 @@
             <w:pPr>
               <w:pStyle w:val="TableContents"/>
               <w:bidi w:val="0"/>
+              <w:spacing w:before="0" w:after="283"/>
               <w:ind w:hanging="0" w:left="0" w:right="0"/>
               <w:jc w:val="left"/>
               <w:rPr>
@@ -9308,6 +10840,65 @@
       <w:r>
         <w:rPr/>
         <w:t xml:space="preserve"> ("Catálogo de cafés"). Disponible para el Administrador, Marketing y Ventas, y el Proveedor.</w:t>
+      </w:r>
+    </w:p>
+    <w:p>
+      <w:pPr>
+        <w:pStyle w:val="BodyTextcapt"/>
+        <w:bidi w:val="0"/>
+        <w:rPr/>
+      </w:pPr>
+      <w:r>
+        <w:rPr/>
+        <w:drawing>
+          <wp:inline distT="0" distB="0" distL="0" distR="0">
+            <wp:extent cx="5905500" cy="5534025"/>
+            <wp:effectExtent l="0" t="0" r="0" b="0"/>
+            <wp:docPr id="19" name="Image19"/>
+            <wp:cNvGraphicFramePr>
+              <a:graphicFrameLocks xmlns:a="http://schemas.openxmlformats.org/drawingml/2006/main" noChangeAspect="1"/>
+            </wp:cNvGraphicFramePr>
+            <a:graphic xmlns:a="http://schemas.openxmlformats.org/drawingml/2006/main">
+              <a:graphicData uri="http://schemas.openxmlformats.org/drawingml/2006/picture">
+                <pic:pic xmlns:pic="http://schemas.openxmlformats.org/drawingml/2006/picture">
+                  <pic:nvPicPr>
+                    <pic:cNvPr id="19" name="Image19"/>
+                    <pic:cNvPicPr>
+                      <a:picLocks noChangeAspect="1" noChangeArrowheads="1"/>
+                    </pic:cNvPicPr>
+                  </pic:nvPicPr>
+                  <pic:blipFill>
+                    <a:blip r:embed="rId20"/>
+                    <a:stretch>
+                      <a:fillRect/>
+                    </a:stretch>
+                  </pic:blipFill>
+                  <pic:spPr bwMode="auto">
+                    <a:xfrm>
+                      <a:off x="0" y="0"/>
+                      <a:ext cx="5905500" cy="5534025"/>
+                    </a:xfrm>
+                    <a:prstGeom prst="rect">
+                      <a:avLst/>
+                    </a:prstGeom>
+                    <a:noFill/>
+                  </pic:spPr>
+                </pic:pic>
+              </a:graphicData>
+            </a:graphic>
+          </wp:inline>
+        </w:drawing>
+      </w:r>
+    </w:p>
+    <w:p>
+      <w:pPr>
+        <w:pStyle w:val="BodyTextpie"/>
+        <w:bidi w:val="0"/>
+        <w:rPr/>
+      </w:pPr>
+      <w:r>
+        <w:rPr/>
+        <w:t>Ilustración 19. Sección Productos: catálogo con su stock y alta de cafés.</w:t>
       </w:r>
     </w:p>
     <w:p>
@@ -9506,6 +11097,7 @@
       <w:r>
         <w:rPr>
           <w:rFonts w:ascii="Courier New;monospace" w:hAnsi="Courier New;monospace"/>
+          <w:color w:val="2C5530"/>
           <w:sz w:val="19"/>
         </w:rPr>
         <w:t>#4a7c3f</w:t>
@@ -9544,7 +11136,7 @@
     </w:p>
     <w:tbl>
       <w:tblPr>
-        <w:tblW w:w="7543" w:type="dxa"/>
+        <w:tblW w:w="9638" w:type="dxa"/>
         <w:jc w:val="left"/>
         <w:tblInd w:w="120" w:type="dxa"/>
         <w:tblLayout w:type="fixed"/>
@@ -9556,16 +11148,16 @@
         </w:tblCellMar>
       </w:tblPr>
       <w:tblGrid>
-        <w:gridCol w:w="7543"/>
+        <w:gridCol w:w="9638"/>
       </w:tblGrid>
       <w:tr>
         <w:trPr/>
         <w:tc>
           <w:tcPr>
-            <w:tcW w:w="7543" w:type="dxa"/>
+            <w:tcW w:w="9638" w:type="dxa"/>
             <w:tcBorders>
               <w:top w:val="single" w:sz="2" w:space="0" w:color="D9A441"/>
-              <w:left w:val="single" w:sz="2" w:space="0" w:color="D9A441"/>
+              <w:left w:val="single" w:sz="30" w:space="0" w:color="D9A441"/>
               <w:bottom w:val="single" w:sz="2" w:space="0" w:color="D9A441"/>
               <w:right w:val="single" w:sz="2" w:space="0" w:color="D9A441"/>
             </w:tcBorders>
@@ -9576,6 +11168,7 @@
             <w:pPr>
               <w:pStyle w:val="TableContents"/>
               <w:bidi w:val="0"/>
+              <w:spacing w:before="0" w:after="283"/>
               <w:ind w:hanging="0" w:left="0" w:right="0"/>
               <w:jc w:val="left"/>
               <w:rPr>
@@ -9749,6 +11342,7 @@
             <w:pPr>
               <w:pStyle w:val="TableHeading"/>
               <w:bidi w:val="0"/>
+              <w:spacing w:before="0" w:after="283"/>
               <w:ind w:hanging="0" w:left="0" w:right="0"/>
               <w:jc w:val="left"/>
               <w:rPr/>
@@ -9771,6 +11365,7 @@
               <w:suppressLineNumbers/>
               <w:shd w:fill="2C5530" w:val="clear"/>
               <w:bidi w:val="0"/>
+              <w:spacing w:before="0" w:after="283"/>
               <w:jc w:val="left"/>
               <w:rPr/>
             </w:pPr>
@@ -9792,9 +11387,8 @@
           <w:p>
             <w:pPr>
               <w:pStyle w:val="TableContents"/>
-              <w:widowControl w:val="false"/>
-              <w:suppressLineNumbers/>
-              <w:bidi w:val="0"/>
+              <w:bidi w:val="0"/>
+              <w:spacing w:before="0" w:after="283"/>
               <w:jc w:val="left"/>
               <w:rPr/>
             </w:pPr>
@@ -9813,9 +11407,8 @@
           <w:p>
             <w:pPr>
               <w:pStyle w:val="TableContents"/>
-              <w:widowControl w:val="false"/>
-              <w:suppressLineNumbers/>
-              <w:bidi w:val="0"/>
+              <w:bidi w:val="0"/>
+              <w:spacing w:before="0" w:after="283"/>
               <w:jc w:val="left"/>
               <w:rPr/>
             </w:pPr>
@@ -9837,9 +11430,8 @@
           <w:p>
             <w:pPr>
               <w:pStyle w:val="TableContents"/>
-              <w:widowControl w:val="false"/>
-              <w:suppressLineNumbers/>
-              <w:bidi w:val="0"/>
+              <w:bidi w:val="0"/>
+              <w:spacing w:before="0" w:after="283"/>
               <w:jc w:val="left"/>
               <w:rPr/>
             </w:pPr>
@@ -9858,9 +11450,8 @@
           <w:p>
             <w:pPr>
               <w:pStyle w:val="TableContents"/>
-              <w:widowControl w:val="false"/>
-              <w:suppressLineNumbers/>
-              <w:bidi w:val="0"/>
+              <w:bidi w:val="0"/>
+              <w:spacing w:before="0" w:after="283"/>
               <w:jc w:val="left"/>
               <w:rPr/>
             </w:pPr>
@@ -9882,9 +11473,8 @@
           <w:p>
             <w:pPr>
               <w:pStyle w:val="TableContents"/>
-              <w:widowControl w:val="false"/>
-              <w:suppressLineNumbers/>
-              <w:bidi w:val="0"/>
+              <w:bidi w:val="0"/>
+              <w:spacing w:before="0" w:after="283"/>
               <w:jc w:val="left"/>
               <w:rPr/>
             </w:pPr>
@@ -9903,9 +11493,8 @@
           <w:p>
             <w:pPr>
               <w:pStyle w:val="TableContents"/>
-              <w:widowControl w:val="false"/>
-              <w:suppressLineNumbers/>
-              <w:bidi w:val="0"/>
+              <w:bidi w:val="0"/>
+              <w:spacing w:before="0" w:after="283"/>
               <w:jc w:val="left"/>
               <w:rPr/>
             </w:pPr>
@@ -9927,9 +11516,8 @@
           <w:p>
             <w:pPr>
               <w:pStyle w:val="TableContents"/>
-              <w:widowControl w:val="false"/>
-              <w:suppressLineNumbers/>
-              <w:bidi w:val="0"/>
+              <w:bidi w:val="0"/>
+              <w:spacing w:before="0" w:after="283"/>
               <w:jc w:val="left"/>
               <w:rPr/>
             </w:pPr>
@@ -9948,9 +11536,8 @@
           <w:p>
             <w:pPr>
               <w:pStyle w:val="TableContents"/>
-              <w:widowControl w:val="false"/>
-              <w:suppressLineNumbers/>
-              <w:bidi w:val="0"/>
+              <w:bidi w:val="0"/>
+              <w:spacing w:before="0" w:after="283"/>
               <w:jc w:val="left"/>
               <w:rPr/>
             </w:pPr>
@@ -9972,9 +11559,8 @@
           <w:p>
             <w:pPr>
               <w:pStyle w:val="TableContents"/>
-              <w:widowControl w:val="false"/>
-              <w:suppressLineNumbers/>
-              <w:bidi w:val="0"/>
+              <w:bidi w:val="0"/>
+              <w:spacing w:before="0" w:after="283"/>
               <w:jc w:val="left"/>
               <w:rPr/>
             </w:pPr>
@@ -9993,9 +11579,8 @@
           <w:p>
             <w:pPr>
               <w:pStyle w:val="TableContents"/>
-              <w:widowControl w:val="false"/>
-              <w:suppressLineNumbers/>
-              <w:bidi w:val="0"/>
+              <w:bidi w:val="0"/>
+              <w:spacing w:before="0" w:after="283"/>
               <w:jc w:val="left"/>
               <w:rPr/>
             </w:pPr>
@@ -10017,9 +11602,8 @@
           <w:p>
             <w:pPr>
               <w:pStyle w:val="TableContents"/>
-              <w:widowControl w:val="false"/>
-              <w:suppressLineNumbers/>
-              <w:bidi w:val="0"/>
+              <w:bidi w:val="0"/>
+              <w:spacing w:before="0" w:after="283"/>
               <w:jc w:val="left"/>
               <w:rPr/>
             </w:pPr>
@@ -10039,6 +11623,7 @@
             <w:pPr>
               <w:pStyle w:val="TableContents"/>
               <w:bidi w:val="0"/>
+              <w:spacing w:before="0" w:after="283"/>
               <w:ind w:hanging="0" w:left="0" w:right="0"/>
               <w:jc w:val="left"/>
               <w:rPr/>
@@ -10050,6 +11635,7 @@
             <w:r>
               <w:rPr>
                 <w:rFonts w:ascii="Courier New;monospace" w:hAnsi="Courier New;monospace"/>
+                <w:color w:val="2C5530"/>
                 <w:sz w:val="19"/>
               </w:rPr>
               <w:t>LOGICOFFEE_ENVIO</w:t>
@@ -10066,12 +11652,916 @@
       <w:pPr>
         <w:pStyle w:val="BodyTextpie"/>
         <w:bidi w:val="0"/>
+        <w:rPr/>
+      </w:pPr>
+      <w:r>
+        <w:rPr/>
+        <w:t>Tabla 16. Recomendaciones para el Administrador.</w:t>
+      </w:r>
+    </w:p>
+    <w:p>
+      <w:pPr>
+        <w:pStyle w:val="Heading2"/>
+        <w:bidi w:val="0"/>
+        <w:jc w:val="left"/>
+        <w:rPr/>
+      </w:pPr>
+      <w:r>
+        <w:rPr/>
+        <w:t>ÍNDICE DE ILUSTRACIONES</w:t>
+      </w:r>
+    </w:p>
+    <w:tbl>
+      <w:tblPr>
+        <w:tblW w:w="9638" w:type="dxa"/>
+        <w:jc w:val="left"/>
+        <w:tblInd w:w="28" w:type="dxa"/>
+        <w:tblLayout w:type="fixed"/>
+        <w:tblCellMar>
+          <w:top w:w="28" w:type="dxa"/>
+          <w:left w:w="28" w:type="dxa"/>
+          <w:bottom w:w="28" w:type="dxa"/>
+          <w:right w:w="28" w:type="dxa"/>
+        </w:tblCellMar>
+      </w:tblPr>
+      <w:tblGrid>
+        <w:gridCol w:w="1421"/>
+        <w:gridCol w:w="8217"/>
+      </w:tblGrid>
+      <w:tr>
+        <w:trPr/>
+        <w:tc>
+          <w:tcPr>
+            <w:tcW w:w="1421" w:type="dxa"/>
+            <w:tcBorders/>
+            <w:vAlign w:val="center"/>
+          </w:tcPr>
+          <w:p>
+            <w:pPr>
+              <w:pStyle w:val="TableHeading"/>
+              <w:bidi w:val="0"/>
+              <w:spacing w:before="0" w:after="283"/>
+              <w:ind w:hanging="0" w:left="0" w:right="0"/>
+              <w:jc w:val="left"/>
+              <w:rPr/>
+            </w:pPr>
+            <w:r>
+              <w:rPr/>
+              <w:t>Nº</w:t>
+            </w:r>
+          </w:p>
+        </w:tc>
+        <w:tc>
+          <w:tcPr>
+            <w:tcW w:w="8217" w:type="dxa"/>
+            <w:tcBorders/>
+            <w:vAlign w:val="center"/>
+          </w:tcPr>
+          <w:p>
+            <w:pPr>
+              <w:pStyle w:val="TableHeading"/>
+              <w:suppressLineNumbers/>
+              <w:shd w:fill="2C5530" w:val="clear"/>
+              <w:bidi w:val="0"/>
+              <w:spacing w:before="0" w:after="283"/>
+              <w:jc w:val="left"/>
+              <w:rPr/>
+            </w:pPr>
+            <w:r>
+              <w:rPr/>
+              <w:t>Título</w:t>
+            </w:r>
+          </w:p>
+        </w:tc>
+      </w:tr>
+      <w:tr>
+        <w:trPr/>
+        <w:tc>
+          <w:tcPr>
+            <w:tcW w:w="1421" w:type="dxa"/>
+            <w:tcBorders/>
+            <w:vAlign w:val="center"/>
+          </w:tcPr>
+          <w:p>
+            <w:pPr>
+              <w:pStyle w:val="TableContents"/>
+              <w:bidi w:val="0"/>
+              <w:spacing w:before="0" w:after="283"/>
+              <w:jc w:val="left"/>
+              <w:rPr/>
+            </w:pPr>
+            <w:r>
+              <w:rPr/>
+              <w:t>Ilustración 1</w:t>
+            </w:r>
+          </w:p>
+        </w:tc>
+        <w:tc>
+          <w:tcPr>
+            <w:tcW w:w="8217" w:type="dxa"/>
+            <w:tcBorders/>
+            <w:vAlign w:val="center"/>
+          </w:tcPr>
+          <w:p>
+            <w:pPr>
+              <w:pStyle w:val="TableContents"/>
+              <w:bidi w:val="0"/>
+              <w:spacing w:before="0" w:after="283"/>
+              <w:jc w:val="left"/>
+              <w:rPr/>
+            </w:pPr>
+            <w:r>
+              <w:rPr/>
+              <w:t>Barra superior con la cuenta cliente (rol Cliente): 4 secciones.</w:t>
+            </w:r>
+          </w:p>
+        </w:tc>
+      </w:tr>
+      <w:tr>
+        <w:trPr/>
+        <w:tc>
+          <w:tcPr>
+            <w:tcW w:w="1421" w:type="dxa"/>
+            <w:tcBorders/>
+            <w:vAlign w:val="center"/>
+          </w:tcPr>
+          <w:p>
+            <w:pPr>
+              <w:pStyle w:val="TableContents"/>
+              <w:bidi w:val="0"/>
+              <w:spacing w:before="0" w:after="283"/>
+              <w:jc w:val="left"/>
+              <w:rPr/>
+            </w:pPr>
+            <w:r>
+              <w:rPr/>
+              <w:t>Ilustración 2</w:t>
+            </w:r>
+          </w:p>
+        </w:tc>
+        <w:tc>
+          <w:tcPr>
+            <w:tcW w:w="8217" w:type="dxa"/>
+            <w:tcBorders/>
+            <w:vAlign w:val="center"/>
+          </w:tcPr>
+          <w:p>
+            <w:pPr>
+              <w:pStyle w:val="TableContents"/>
+              <w:bidi w:val="0"/>
+              <w:spacing w:before="0" w:after="283"/>
+              <w:jc w:val="left"/>
+              <w:rPr/>
+            </w:pPr>
+            <w:r>
+              <w:rPr/>
+              <w:t>Barra superior con la cuenta admin (rol Administrador): 13 secciones.</w:t>
+            </w:r>
+          </w:p>
+        </w:tc>
+      </w:tr>
+      <w:tr>
+        <w:trPr/>
+        <w:tc>
+          <w:tcPr>
+            <w:tcW w:w="1421" w:type="dxa"/>
+            <w:tcBorders/>
+            <w:vAlign w:val="center"/>
+          </w:tcPr>
+          <w:p>
+            <w:pPr>
+              <w:pStyle w:val="TableContents"/>
+              <w:bidi w:val="0"/>
+              <w:spacing w:before="0" w:after="283"/>
+              <w:jc w:val="left"/>
+              <w:rPr/>
+            </w:pPr>
+            <w:r>
+              <w:rPr/>
+              <w:t>Ilustración 3</w:t>
+            </w:r>
+          </w:p>
+        </w:tc>
+        <w:tc>
+          <w:tcPr>
+            <w:tcW w:w="8217" w:type="dxa"/>
+            <w:tcBorders/>
+            <w:vAlign w:val="center"/>
+          </w:tcPr>
+          <w:p>
+            <w:pPr>
+              <w:pStyle w:val="TableContents"/>
+              <w:bidi w:val="0"/>
+              <w:spacing w:before="0" w:after="283"/>
+              <w:jc w:val="left"/>
+              <w:rPr/>
+            </w:pPr>
+            <w:r>
+              <w:rPr/>
+              <w:t>Barra superior con la cuenta gerencia (rol Dirección General): 7 secciones, sin carrito.</w:t>
+            </w:r>
+          </w:p>
+        </w:tc>
+      </w:tr>
+      <w:tr>
+        <w:trPr/>
+        <w:tc>
+          <w:tcPr>
+            <w:tcW w:w="1421" w:type="dxa"/>
+            <w:tcBorders/>
+            <w:vAlign w:val="center"/>
+          </w:tcPr>
+          <w:p>
+            <w:pPr>
+              <w:pStyle w:val="TableContents"/>
+              <w:bidi w:val="0"/>
+              <w:spacing w:before="0" w:after="283"/>
+              <w:jc w:val="left"/>
+              <w:rPr/>
+            </w:pPr>
+            <w:r>
+              <w:rPr/>
+              <w:t>Ilustración 4</w:t>
+            </w:r>
+          </w:p>
+        </w:tc>
+        <w:tc>
+          <w:tcPr>
+            <w:tcW w:w="8217" w:type="dxa"/>
+            <w:tcBorders/>
+            <w:vAlign w:val="center"/>
+          </w:tcPr>
+          <w:p>
+            <w:pPr>
+              <w:pStyle w:val="TableContents"/>
+              <w:bidi w:val="0"/>
+              <w:spacing w:before="0" w:after="283"/>
+              <w:jc w:val="left"/>
+              <w:rPr/>
+            </w:pPr>
+            <w:r>
+              <w:rPr/>
+              <w:t>Estructura general del sistema, sobre la pantalla de Catálogo.</w:t>
+            </w:r>
+          </w:p>
+        </w:tc>
+      </w:tr>
+      <w:tr>
+        <w:trPr/>
+        <w:tc>
+          <w:tcPr>
+            <w:tcW w:w="1421" w:type="dxa"/>
+            <w:tcBorders/>
+            <w:vAlign w:val="center"/>
+          </w:tcPr>
+          <w:p>
+            <w:pPr>
+              <w:pStyle w:val="TableContents"/>
+              <w:bidi w:val="0"/>
+              <w:spacing w:before="0" w:after="283"/>
+              <w:jc w:val="left"/>
+              <w:rPr/>
+            </w:pPr>
+            <w:r>
+              <w:rPr/>
+              <w:t>Ilustración 5</w:t>
+            </w:r>
+          </w:p>
+        </w:tc>
+        <w:tc>
+          <w:tcPr>
+            <w:tcW w:w="8217" w:type="dxa"/>
+            <w:tcBorders/>
+            <w:vAlign w:val="center"/>
+          </w:tcPr>
+          <w:p>
+            <w:pPr>
+              <w:pStyle w:val="TableContents"/>
+              <w:bidi w:val="0"/>
+              <w:spacing w:before="0" w:after="283"/>
+              <w:jc w:val="left"/>
+              <w:rPr/>
+            </w:pPr>
+            <w:r>
+              <w:rPr/>
+              <w:t>Pantalla de ingreso.</w:t>
+            </w:r>
+          </w:p>
+        </w:tc>
+      </w:tr>
+      <w:tr>
+        <w:trPr/>
+        <w:tc>
+          <w:tcPr>
+            <w:tcW w:w="1421" w:type="dxa"/>
+            <w:tcBorders/>
+            <w:vAlign w:val="center"/>
+          </w:tcPr>
+          <w:p>
+            <w:pPr>
+              <w:pStyle w:val="TableContents"/>
+              <w:bidi w:val="0"/>
+              <w:spacing w:before="0" w:after="283"/>
+              <w:jc w:val="left"/>
+              <w:rPr/>
+            </w:pPr>
+            <w:r>
+              <w:rPr/>
+              <w:t>Ilustración 6</w:t>
+            </w:r>
+          </w:p>
+        </w:tc>
+        <w:tc>
+          <w:tcPr>
+            <w:tcW w:w="8217" w:type="dxa"/>
+            <w:tcBorders/>
+            <w:vAlign w:val="center"/>
+          </w:tcPr>
+          <w:p>
+            <w:pPr>
+              <w:pStyle w:val="TableContents"/>
+              <w:bidi w:val="0"/>
+              <w:spacing w:before="0" w:after="283"/>
+              <w:jc w:val="left"/>
+              <w:rPr/>
+            </w:pPr>
+            <w:r>
+              <w:rPr/>
+              <w:t>Los cuatro pasos para registrar un pedido.</w:t>
+            </w:r>
+          </w:p>
+        </w:tc>
+      </w:tr>
+      <w:tr>
+        <w:trPr/>
+        <w:tc>
+          <w:tcPr>
+            <w:tcW w:w="1421" w:type="dxa"/>
+            <w:tcBorders/>
+            <w:vAlign w:val="center"/>
+          </w:tcPr>
+          <w:p>
+            <w:pPr>
+              <w:pStyle w:val="TableContents"/>
+              <w:bidi w:val="0"/>
+              <w:spacing w:before="0" w:after="283"/>
+              <w:jc w:val="left"/>
+              <w:rPr/>
+            </w:pPr>
+            <w:r>
+              <w:rPr/>
+              <w:t>Ilustración 7</w:t>
+            </w:r>
+          </w:p>
+        </w:tc>
+        <w:tc>
+          <w:tcPr>
+            <w:tcW w:w="8217" w:type="dxa"/>
+            <w:tcBorders/>
+            <w:vAlign w:val="center"/>
+          </w:tcPr>
+          <w:p>
+            <w:pPr>
+              <w:pStyle w:val="TableContents"/>
+              <w:bidi w:val="0"/>
+              <w:spacing w:before="0" w:after="283"/>
+              <w:jc w:val="left"/>
+              <w:rPr/>
+            </w:pPr>
+            <w:r>
+              <w:rPr/>
+              <w:t>Pantalla "Nuevo pedido" con dos productos en el carrito.</w:t>
+            </w:r>
+          </w:p>
+        </w:tc>
+      </w:tr>
+      <w:tr>
+        <w:trPr/>
+        <w:tc>
+          <w:tcPr>
+            <w:tcW w:w="1421" w:type="dxa"/>
+            <w:tcBorders/>
+            <w:vAlign w:val="center"/>
+          </w:tcPr>
+          <w:p>
+            <w:pPr>
+              <w:pStyle w:val="TableContents"/>
+              <w:bidi w:val="0"/>
+              <w:spacing w:before="0" w:after="283"/>
+              <w:jc w:val="left"/>
+              <w:rPr/>
+            </w:pPr>
+            <w:r>
+              <w:rPr/>
+              <w:t>Ilustración 8</w:t>
+            </w:r>
+          </w:p>
+        </w:tc>
+        <w:tc>
+          <w:tcPr>
+            <w:tcW w:w="8217" w:type="dxa"/>
+            <w:tcBorders/>
+            <w:vAlign w:val="center"/>
+          </w:tcPr>
+          <w:p>
+            <w:pPr>
+              <w:pStyle w:val="TableContents"/>
+              <w:bidi w:val="0"/>
+              <w:spacing w:before="0" w:after="283"/>
+              <w:jc w:val="left"/>
+              <w:rPr/>
+            </w:pPr>
+            <w:r>
+              <w:rPr/>
+              <w:t>Ventana de confirmación tras registrar el pedido.</w:t>
+            </w:r>
+          </w:p>
+        </w:tc>
+      </w:tr>
+      <w:tr>
+        <w:trPr/>
+        <w:tc>
+          <w:tcPr>
+            <w:tcW w:w="1421" w:type="dxa"/>
+            <w:tcBorders/>
+            <w:vAlign w:val="center"/>
+          </w:tcPr>
+          <w:p>
+            <w:pPr>
+              <w:pStyle w:val="TableContents"/>
+              <w:bidi w:val="0"/>
+              <w:spacing w:before="0" w:after="283"/>
+              <w:jc w:val="left"/>
+              <w:rPr/>
+            </w:pPr>
+            <w:r>
+              <w:rPr/>
+              <w:t>Ilustración 9</w:t>
+            </w:r>
+          </w:p>
+        </w:tc>
+        <w:tc>
+          <w:tcPr>
+            <w:tcW w:w="8217" w:type="dxa"/>
+            <w:tcBorders/>
+            <w:vAlign w:val="center"/>
+          </w:tcPr>
+          <w:p>
+            <w:pPr>
+              <w:pStyle w:val="TableContents"/>
+              <w:bidi w:val="0"/>
+              <w:spacing w:before="0" w:after="283"/>
+              <w:jc w:val="left"/>
+              <w:rPr/>
+            </w:pPr>
+            <w:r>
+              <w:rPr/>
+              <w:t>Tablero de seguimiento, visto por Logística y Almacén.</w:t>
+            </w:r>
+          </w:p>
+        </w:tc>
+      </w:tr>
+      <w:tr>
+        <w:trPr/>
+        <w:tc>
+          <w:tcPr>
+            <w:tcW w:w="1421" w:type="dxa"/>
+            <w:tcBorders/>
+            <w:vAlign w:val="center"/>
+          </w:tcPr>
+          <w:p>
+            <w:pPr>
+              <w:pStyle w:val="TableContents"/>
+              <w:bidi w:val="0"/>
+              <w:spacing w:before="0" w:after="283"/>
+              <w:jc w:val="left"/>
+              <w:rPr/>
+            </w:pPr>
+            <w:r>
+              <w:rPr/>
+              <w:t>Ilustración 10</w:t>
+            </w:r>
+          </w:p>
+        </w:tc>
+        <w:tc>
+          <w:tcPr>
+            <w:tcW w:w="8217" w:type="dxa"/>
+            <w:tcBorders/>
+            <w:vAlign w:val="center"/>
+          </w:tcPr>
+          <w:p>
+            <w:pPr>
+              <w:pStyle w:val="TableContents"/>
+              <w:bidi w:val="0"/>
+              <w:spacing w:before="0" w:after="283"/>
+              <w:jc w:val="left"/>
+              <w:rPr/>
+            </w:pPr>
+            <w:r>
+              <w:rPr/>
+              <w:t>Historial de pedidos.</w:t>
+            </w:r>
+          </w:p>
+        </w:tc>
+      </w:tr>
+      <w:tr>
+        <w:trPr/>
+        <w:tc>
+          <w:tcPr>
+            <w:tcW w:w="1421" w:type="dxa"/>
+            <w:tcBorders/>
+            <w:vAlign w:val="center"/>
+          </w:tcPr>
+          <w:p>
+            <w:pPr>
+              <w:pStyle w:val="TableContents"/>
+              <w:bidi w:val="0"/>
+              <w:spacing w:before="0" w:after="283"/>
+              <w:jc w:val="left"/>
+              <w:rPr/>
+            </w:pPr>
+            <w:r>
+              <w:rPr/>
+              <w:t>Ilustración 11</w:t>
+            </w:r>
+          </w:p>
+        </w:tc>
+        <w:tc>
+          <w:tcPr>
+            <w:tcW w:w="8217" w:type="dxa"/>
+            <w:tcBorders/>
+            <w:vAlign w:val="center"/>
+          </w:tcPr>
+          <w:p>
+            <w:pPr>
+              <w:pStyle w:val="TableContents"/>
+              <w:bidi w:val="0"/>
+              <w:spacing w:before="0" w:after="283"/>
+              <w:jc w:val="left"/>
+              <w:rPr/>
+            </w:pPr>
+            <w:r>
+              <w:rPr/>
+              <w:t>Sección Lotes: inventario y registro de entradas.</w:t>
+            </w:r>
+          </w:p>
+        </w:tc>
+      </w:tr>
+      <w:tr>
+        <w:trPr/>
+        <w:tc>
+          <w:tcPr>
+            <w:tcW w:w="1421" w:type="dxa"/>
+            <w:tcBorders/>
+            <w:vAlign w:val="center"/>
+          </w:tcPr>
+          <w:p>
+            <w:pPr>
+              <w:pStyle w:val="TableContents"/>
+              <w:bidi w:val="0"/>
+              <w:spacing w:before="0" w:after="283"/>
+              <w:jc w:val="left"/>
+              <w:rPr/>
+            </w:pPr>
+            <w:r>
+              <w:rPr/>
+              <w:t>Ilustración 12</w:t>
+            </w:r>
+          </w:p>
+        </w:tc>
+        <w:tc>
+          <w:tcPr>
+            <w:tcW w:w="8217" w:type="dxa"/>
+            <w:tcBorders/>
+            <w:vAlign w:val="center"/>
+          </w:tcPr>
+          <w:p>
+            <w:pPr>
+              <w:pStyle w:val="TableContents"/>
+              <w:bidi w:val="0"/>
+              <w:spacing w:before="0" w:after="283"/>
+              <w:jc w:val="left"/>
+              <w:rPr/>
+            </w:pPr>
+            <w:r>
+              <w:rPr/>
+              <w:t>Panel de almacén.</w:t>
+            </w:r>
+          </w:p>
+        </w:tc>
+      </w:tr>
+      <w:tr>
+        <w:trPr/>
+        <w:tc>
+          <w:tcPr>
+            <w:tcW w:w="1421" w:type="dxa"/>
+            <w:tcBorders/>
+            <w:vAlign w:val="center"/>
+          </w:tcPr>
+          <w:p>
+            <w:pPr>
+              <w:pStyle w:val="TableContents"/>
+              <w:bidi w:val="0"/>
+              <w:spacing w:before="0" w:after="283"/>
+              <w:jc w:val="left"/>
+              <w:rPr/>
+            </w:pPr>
+            <w:r>
+              <w:rPr/>
+              <w:t>Ilustración 13</w:t>
+            </w:r>
+          </w:p>
+        </w:tc>
+        <w:tc>
+          <w:tcPr>
+            <w:tcW w:w="8217" w:type="dxa"/>
+            <w:tcBorders/>
+            <w:vAlign w:val="center"/>
+          </w:tcPr>
+          <w:p>
+            <w:pPr>
+              <w:pStyle w:val="TableContents"/>
+              <w:bidi w:val="0"/>
+              <w:spacing w:before="0" w:after="283"/>
+              <w:jc w:val="left"/>
+              <w:rPr/>
+            </w:pPr>
+            <w:r>
+              <w:rPr/>
+              <w:t>Sección Calidad: lotes por controlar e historial de controles.</w:t>
+            </w:r>
+          </w:p>
+        </w:tc>
+      </w:tr>
+      <w:tr>
+        <w:trPr/>
+        <w:tc>
+          <w:tcPr>
+            <w:tcW w:w="1421" w:type="dxa"/>
+            <w:tcBorders/>
+            <w:vAlign w:val="center"/>
+          </w:tcPr>
+          <w:p>
+            <w:pPr>
+              <w:pStyle w:val="TableContents"/>
+              <w:bidi w:val="0"/>
+              <w:spacing w:before="0" w:after="283"/>
+              <w:jc w:val="left"/>
+              <w:rPr/>
+            </w:pPr>
+            <w:r>
+              <w:rPr/>
+              <w:t>Ilustración 14</w:t>
+            </w:r>
+          </w:p>
+        </w:tc>
+        <w:tc>
+          <w:tcPr>
+            <w:tcW w:w="8217" w:type="dxa"/>
+            <w:tcBorders/>
+            <w:vAlign w:val="center"/>
+          </w:tcPr>
+          <w:p>
+            <w:pPr>
+              <w:pStyle w:val="TableContents"/>
+              <w:bidi w:val="0"/>
+              <w:spacing w:before="0" w:after="283"/>
+              <w:jc w:val="left"/>
+              <w:rPr/>
+            </w:pPr>
+            <w:r>
+              <w:rPr/>
+              <w:t>Plan de producción.</w:t>
+            </w:r>
+          </w:p>
+        </w:tc>
+      </w:tr>
+      <w:tr>
+        <w:trPr/>
+        <w:tc>
+          <w:tcPr>
+            <w:tcW w:w="1421" w:type="dxa"/>
+            <w:tcBorders/>
+            <w:vAlign w:val="center"/>
+          </w:tcPr>
+          <w:p>
+            <w:pPr>
+              <w:pStyle w:val="TableContents"/>
+              <w:bidi w:val="0"/>
+              <w:spacing w:before="0" w:after="283"/>
+              <w:jc w:val="left"/>
+              <w:rPr/>
+            </w:pPr>
+            <w:r>
+              <w:rPr/>
+              <w:t>Ilustración 15</w:t>
+            </w:r>
+          </w:p>
+        </w:tc>
+        <w:tc>
+          <w:tcPr>
+            <w:tcW w:w="8217" w:type="dxa"/>
+            <w:tcBorders/>
+            <w:vAlign w:val="center"/>
+          </w:tcPr>
+          <w:p>
+            <w:pPr>
+              <w:pStyle w:val="TableContents"/>
+              <w:bidi w:val="0"/>
+              <w:spacing w:before="0" w:after="283"/>
+              <w:jc w:val="left"/>
+              <w:rPr/>
+            </w:pPr>
+            <w:r>
+              <w:rPr/>
+              <w:t>Sección Promociones.</w:t>
+            </w:r>
+          </w:p>
+        </w:tc>
+      </w:tr>
+      <w:tr>
+        <w:trPr/>
+        <w:tc>
+          <w:tcPr>
+            <w:tcW w:w="1421" w:type="dxa"/>
+            <w:tcBorders/>
+            <w:vAlign w:val="center"/>
+          </w:tcPr>
+          <w:p>
+            <w:pPr>
+              <w:pStyle w:val="TableContents"/>
+              <w:bidi w:val="0"/>
+              <w:spacing w:before="0" w:after="283"/>
+              <w:jc w:val="left"/>
+              <w:rPr/>
+            </w:pPr>
+            <w:r>
+              <w:rPr/>
+              <w:t>Ilustración 16</w:t>
+            </w:r>
+          </w:p>
+        </w:tc>
+        <w:tc>
+          <w:tcPr>
+            <w:tcW w:w="8217" w:type="dxa"/>
+            <w:tcBorders/>
+            <w:vAlign w:val="center"/>
+          </w:tcPr>
+          <w:p>
+            <w:pPr>
+              <w:pStyle w:val="TableContents"/>
+              <w:bidi w:val="0"/>
+              <w:spacing w:before="0" w:after="283"/>
+              <w:jc w:val="left"/>
+              <w:rPr/>
+            </w:pPr>
+            <w:r>
+              <w:rPr/>
+              <w:t>Panel comercial.</w:t>
+            </w:r>
+          </w:p>
+        </w:tc>
+      </w:tr>
+      <w:tr>
+        <w:trPr/>
+        <w:tc>
+          <w:tcPr>
+            <w:tcW w:w="1421" w:type="dxa"/>
+            <w:tcBorders/>
+            <w:vAlign w:val="center"/>
+          </w:tcPr>
+          <w:p>
+            <w:pPr>
+              <w:pStyle w:val="TableContents"/>
+              <w:bidi w:val="0"/>
+              <w:spacing w:before="0" w:after="283"/>
+              <w:jc w:val="left"/>
+              <w:rPr/>
+            </w:pPr>
+            <w:r>
+              <w:rPr/>
+              <w:t>Ilustración 17</w:t>
+            </w:r>
+          </w:p>
+        </w:tc>
+        <w:tc>
+          <w:tcPr>
+            <w:tcW w:w="8217" w:type="dxa"/>
+            <w:tcBorders/>
+            <w:vAlign w:val="center"/>
+          </w:tcPr>
+          <w:p>
+            <w:pPr>
+              <w:pStyle w:val="TableContents"/>
+              <w:bidi w:val="0"/>
+              <w:spacing w:before="0" w:after="283"/>
+              <w:jc w:val="left"/>
+              <w:rPr/>
+            </w:pPr>
+            <w:r>
+              <w:rPr/>
+              <w:t>Panel de indicadores, visto por Dirección General.</w:t>
+            </w:r>
+          </w:p>
+        </w:tc>
+      </w:tr>
+      <w:tr>
+        <w:trPr/>
+        <w:tc>
+          <w:tcPr>
+            <w:tcW w:w="1421" w:type="dxa"/>
+            <w:tcBorders/>
+            <w:vAlign w:val="center"/>
+          </w:tcPr>
+          <w:p>
+            <w:pPr>
+              <w:pStyle w:val="TableContents"/>
+              <w:bidi w:val="0"/>
+              <w:spacing w:before="0" w:after="283"/>
+              <w:jc w:val="left"/>
+              <w:rPr/>
+            </w:pPr>
+            <w:r>
+              <w:rPr/>
+              <w:t>Ilustración 18</w:t>
+            </w:r>
+          </w:p>
+        </w:tc>
+        <w:tc>
+          <w:tcPr>
+            <w:tcW w:w="8217" w:type="dxa"/>
+            <w:tcBorders/>
+            <w:vAlign w:val="center"/>
+          </w:tcPr>
+          <w:p>
+            <w:pPr>
+              <w:pStyle w:val="TableContents"/>
+              <w:bidi w:val="0"/>
+              <w:spacing w:before="0" w:after="283"/>
+              <w:jc w:val="left"/>
+              <w:rPr/>
+            </w:pPr>
+            <w:r>
+              <w:rPr/>
+              <w:t>Sección Usuarios y roles.</w:t>
+            </w:r>
+          </w:p>
+        </w:tc>
+      </w:tr>
+      <w:tr>
+        <w:trPr/>
+        <w:tc>
+          <w:tcPr>
+            <w:tcW w:w="1421" w:type="dxa"/>
+            <w:tcBorders/>
+            <w:vAlign w:val="center"/>
+          </w:tcPr>
+          <w:p>
+            <w:pPr>
+              <w:pStyle w:val="TableContents"/>
+              <w:bidi w:val="0"/>
+              <w:spacing w:before="0" w:after="283"/>
+              <w:jc w:val="left"/>
+              <w:rPr/>
+            </w:pPr>
+            <w:r>
+              <w:rPr/>
+              <w:t>Ilustración 19</w:t>
+            </w:r>
+          </w:p>
+        </w:tc>
+        <w:tc>
+          <w:tcPr>
+            <w:tcW w:w="8217" w:type="dxa"/>
+            <w:tcBorders/>
+            <w:vAlign w:val="center"/>
+          </w:tcPr>
+          <w:p>
+            <w:pPr>
+              <w:pStyle w:val="TableContents"/>
+              <w:bidi w:val="0"/>
+              <w:spacing w:before="0" w:after="283"/>
+              <w:jc w:val="left"/>
+              <w:rPr/>
+            </w:pPr>
+            <w:r>
+              <w:rPr/>
+              <w:t>Sección Productos: catálogo con su stock y alta de cafés.</w:t>
+            </w:r>
+          </w:p>
+        </w:tc>
+      </w:tr>
+    </w:tbl>
+    <w:p>
+      <w:pPr>
+        <w:pStyle w:val="BodyText"/>
+        <w:bidi w:val="0"/>
         <w:spacing w:before="0" w:after="283"/>
-        <w:rPr/>
-      </w:pPr>
-      <w:r>
-        <w:rPr/>
-        <w:t>Tabla 16. Recomendaciones para el Administrador.</w:t>
+        <w:jc w:val="left"/>
+        <w:rPr/>
+      </w:pPr>
+      <w:r>
+        <w:rPr/>
       </w:r>
     </w:p>
     <w:sectPr>
@@ -10081,6 +12571,7 @@
       <w:pgNumType w:fmt="decimal"/>
       <w:formProt w:val="false"/>
       <w:textDirection w:val="lrTb"/>
+      <w:docGrid w:type="default" w:linePitch="600" w:charSpace="36864"/>
     </w:sectPr>
   </w:body>
 </w:document>
@@ -11300,7 +13791,6 @@
     <w:lvl w:ilvl="0">
       <w:start w:val="1"/>
       <w:numFmt w:val="none"/>
-      <w:pStyle w:val="Heading1"/>
       <w:suff w:val="nothing"/>
       <w:lvlText w:val=""/>
       <w:lvlJc w:val="left"/>
@@ -11481,7 +13971,7 @@
     </w:pPr>
     <w:rPr>
       <w:rFonts w:ascii="Times New Roman;serif" w:hAnsi="Times New Roman;serif" w:eastAsia="Times New Roman;serif" w:cs="Times New Roman;serif"/>
-      <w:color w:val="auto"/>
+      <w:color w:val="17331C"/>
       <w:sz w:val="22"/>
       <w:szCs w:val="22"/>
       <w:lang w:val="en-US" w:eastAsia="zh-CN" w:bidi="hi-IN"/>
@@ -11493,16 +13983,15 @@
     <w:next w:val="BodyText"/>
     <w:qFormat/>
     <w:pPr>
-      <w:spacing w:before="240" w:after="120"/>
-      <w:outlineLvl w:val="0"/>
+      <w:pBdr/>
+      <w:shd w:fill="2C5530" w:val="clear"/>
     </w:pPr>
     <w:rPr>
-      <w:rFonts w:ascii="Liberation Serif" w:hAnsi="Liberation Serif" w:eastAsia="Noto Serif CJK SC" w:cs="Noto Sans Devanagari"/>
       <w:b/>
       <w:bCs/>
-      <w:color w:val="2C5530"/>
-      <w:sz w:val="32"/>
-      <w:szCs w:val="32"/>
+      <w:color w:val="FFFFFF"/>
+      <w:sz w:val="34"/>
+      <w:szCs w:val="34"/>
     </w:rPr>
   </w:style>
   <w:style w:type="paragraph" w:styleId="Heading2">
@@ -11511,6 +14000,9 @@
     <w:next w:val="BodyText"/>
     <w:qFormat/>
     <w:pPr>
+      <w:pBdr>
+        <w:bottom w:val="single" w:sz="12" w:space="2" w:color="7FA95C"/>
+      </w:pBdr>
       <w:spacing w:before="200" w:after="120"/>
       <w:outlineLvl w:val="1"/>
     </w:pPr>
@@ -11559,6 +14051,35 @@
       <w:szCs w:val="23"/>
     </w:rPr>
   </w:style>
+  <w:style w:type="character" w:styleId="EndnoteReference">
+    <w:name w:val="endnote reference"/>
+    <w:rPr>
+      <w:vertAlign w:val="superscript"/>
+    </w:rPr>
+  </w:style>
+  <w:style w:type="character" w:styleId="FootnoteReference">
+    <w:name w:val="footnote reference"/>
+    <w:rPr>
+      <w:vertAlign w:val="superscript"/>
+    </w:rPr>
+  </w:style>
+  <w:style w:type="character" w:styleId="EndnoteCharacters">
+    <w:name w:val="Endnote Characters"/>
+    <w:qFormat/>
+    <w:rPr/>
+  </w:style>
+  <w:style w:type="character" w:styleId="FootnoteCharacters">
+    <w:name w:val="Footnote Characters"/>
+    <w:qFormat/>
+    <w:rPr/>
+  </w:style>
+  <w:style w:type="character" w:styleId="Hyperlink">
+    <w:name w:val="Hyperlink"/>
+    <w:rPr>
+      <w:color w:val="000080"/>
+      <w:u w:val="single"/>
+    </w:rPr>
+  </w:style>
   <w:style w:type="character" w:styleId="Bullets">
     <w:name w:val="Bullets"/>
     <w:qFormat/>
@@ -11571,33 +14092,43 @@
     <w:qFormat/>
     <w:rPr/>
   </w:style>
-  <w:style w:type="paragraph" w:styleId="BodyText">
-    <w:name w:val="Body Text"/>
-    <w:basedOn w:val="Normal"/>
-    <w:pPr>
-      <w:spacing w:lineRule="auto" w:line="276" w:before="0" w:after="283"/>
-    </w:pPr>
-    <w:rPr/>
-  </w:style>
-  <w:style w:type="paragraph" w:styleId="Heading">
-    <w:name w:val="Heading"/>
+  <w:style w:type="paragraph" w:styleId="HorizontalLine">
+    <w:name w:val="Horizontal Line"/>
     <w:basedOn w:val="Normal"/>
     <w:next w:val="BodyText"/>
     <w:qFormat/>
     <w:pPr>
-      <w:keepNext w:val="true"/>
-      <w:spacing w:before="240" w:after="283"/>
+      <w:pBdr>
+        <w:bottom w:val="double" w:sz="2" w:space="0" w:color="808080"/>
+      </w:pBdr>
+      <w:spacing w:before="0" w:after="283"/>
     </w:pPr>
     <w:rPr>
-      <w:rFonts w:ascii="Liberation Sans" w:hAnsi="Liberation Sans" w:eastAsia="Noto Sans CJK SC" w:cs="Noto Sans Devanagari"/>
-      <w:sz w:val="28"/>
-      <w:szCs w:val="28"/>
+      <w:sz w:val="12"/>
     </w:rPr>
   </w:style>
-  <w:style w:type="paragraph" w:styleId="List">
-    <w:name w:val="List"/>
+  <w:style w:type="paragraph" w:styleId="EnvelopeReturn">
+    <w:name w:val="envelope return"/>
+    <w:basedOn w:val="Normal"/>
+    <w:pPr/>
+    <w:rPr>
+      <w:i/>
+    </w:rPr>
+  </w:style>
+  <w:style w:type="paragraph" w:styleId="TableContents">
+    <w:name w:val="Table Contents"/>
     <w:basedOn w:val="BodyText"/>
+    <w:qFormat/>
     <w:pPr/>
+    <w:rPr/>
+  </w:style>
+  <w:style w:type="paragraph" w:styleId="Index">
+    <w:name w:val="Index"/>
+    <w:basedOn w:val="Normal"/>
+    <w:qFormat/>
+    <w:pPr>
+      <w:suppressLineNumbers/>
+    </w:pPr>
     <w:rPr>
       <w:rFonts w:cs="Noto Sans Devanagari"/>
     </w:rPr>
@@ -11618,26 +14149,36 @@
       <w:szCs w:val="24"/>
     </w:rPr>
   </w:style>
-  <w:style w:type="paragraph" w:styleId="Index">
-    <w:name w:val="Index"/>
-    <w:basedOn w:val="Normal"/>
-    <w:qFormat/>
-    <w:pPr>
-      <w:suppressLineNumbers/>
-    </w:pPr>
+  <w:style w:type="paragraph" w:styleId="List">
+    <w:name w:val="List"/>
+    <w:basedOn w:val="BodyText"/>
+    <w:pPr/>
     <w:rPr>
       <w:rFonts w:cs="Noto Sans Devanagari"/>
     </w:rPr>
   </w:style>
-  <w:style w:type="paragraph" w:styleId="TableContents">
-    <w:name w:val="Table Contents"/>
+  <w:style w:type="paragraph" w:styleId="BodyText">
+    <w:name w:val="Body Text"/>
     <w:basedOn w:val="Normal"/>
+    <w:pPr>
+      <w:spacing w:before="0" w:after="283"/>
+    </w:pPr>
+    <w:rPr/>
+  </w:style>
+  <w:style w:type="paragraph" w:styleId="Heading">
+    <w:name w:val="Heading"/>
+    <w:basedOn w:val="Normal"/>
+    <w:next w:val="BodyText"/>
     <w:qFormat/>
     <w:pPr>
-      <w:widowControl w:val="false"/>
-      <w:suppressLineNumbers/>
+      <w:keepNext w:val="true"/>
+      <w:spacing w:before="240" w:after="283"/>
     </w:pPr>
-    <w:rPr/>
+    <w:rPr>
+      <w:rFonts w:ascii="Liberation Sans" w:hAnsi="Liberation Sans"/>
+      <w:sz w:val="28"/>
+      <w:szCs w:val="28"/>
+    </w:rPr>
   </w:style>
   <w:style w:type="paragraph" w:styleId="TableHeading">
     <w:name w:val="Table Heading"/>
@@ -11653,6 +14194,15 @@
       <w:bCs/>
       <w:color w:val="FFFFFF"/>
     </w:rPr>
+  </w:style>
+  <w:style w:type="paragraph" w:styleId="BodyTextcapt">
+    <w:name w:val="Body Text.capt"/>
+    <w:basedOn w:val="BodyText"/>
+    <w:qFormat/>
+    <w:pPr>
+      <w:jc w:val="center"/>
+    </w:pPr>
+    <w:rPr/>
   </w:style>
   <w:style w:type="paragraph" w:styleId="BodyTextpie">
     <w:name w:val="Body Text.pie"/>
